--- a/Struktur Data/Week 6 - Linked Structures/108_Aisyah Currents_Assignment.docx
+++ b/Struktur Data/Week 6 - Linked Structures/108_Aisyah Currents_Assignment.docx
@@ -612,6 +612,7 @@
           <w:rFonts w:ascii="Times New Roman"/>
           <w:noProof/>
           <w:sz w:val="20"/>
+          <w:lang w:val="en-US"/>
         </w:rPr>
         <w:drawing>
           <wp:anchor distT="0" distB="0" distL="114300" distR="114300" simplePos="0" relativeHeight="251662336" behindDoc="0" locked="0" layoutInCell="1" allowOverlap="1">
@@ -680,6 +681,7 @@
           <w:rFonts w:ascii="Times New Roman"/>
           <w:noProof/>
           <w:sz w:val="17"/>
+          <w:lang w:val="en-US"/>
         </w:rPr>
         <w:lastRenderedPageBreak/>
         <w:drawing>
@@ -771,9 +773,23 @@
           <w:lang w:val="en-US"/>
         </w:rPr>
       </w:pPr>
-    </w:p>
-    <w:p>
-      <w:pPr>
+      <w:r>
+        <w:rPr>
+          <w:rFonts w:ascii="Times New Roman" w:eastAsia="Times New Roman" w:hAnsi="Times New Roman" w:cs="Times New Roman"/>
+          <w:sz w:val="24"/>
+          <w:szCs w:val="24"/>
+          <w:lang w:val="en-US"/>
+        </w:rPr>
+        <w:t>The Answers:</w:t>
+      </w:r>
+    </w:p>
+    <w:p>
+      <w:pPr>
+        <w:pStyle w:val="ListParagraph"/>
+        <w:numPr>
+          <w:ilvl w:val="0"/>
+          <w:numId w:val="13"/>
+        </w:numPr>
         <w:spacing w:before="100" w:beforeAutospacing="1" w:after="100" w:afterAutospacing="1"/>
         <w:jc w:val="both"/>
         <w:rPr>
@@ -790,13 +806,7193 @@
           <w:szCs w:val="24"/>
           <w:lang w:val="en-US"/>
         </w:rPr>
-        <w:t>ffff</w:t>
+        <w:t>(a) The Source Code</w:t>
+      </w:r>
+    </w:p>
+    <w:p>
+      <w:pPr>
+        <w:numPr>
+          <w:ilvl w:val="0"/>
+          <w:numId w:val="14"/>
+        </w:numPr>
+        <w:pBdr>
+          <w:left w:val="single" w:sz="18" w:space="0" w:color="6CE26C"/>
+        </w:pBdr>
+        <w:spacing w:before="100" w:beforeAutospacing="1" w:after="100" w:afterAutospacing="1" w:line="270" w:lineRule="atLeast"/>
+        <w:rPr>
+          <w:rFonts w:ascii="Consolas" w:eastAsia="Times New Roman" w:hAnsi="Consolas" w:cs="Times New Roman"/>
+          <w:color w:val="5C5C5C"/>
+          <w:sz w:val="21"/>
+          <w:szCs w:val="21"/>
+          <w:lang w:val="en-US"/>
+        </w:rPr>
+      </w:pPr>
+      <w:r>
+        <w:rPr>
+          <w:rFonts w:ascii="Times New Roman" w:eastAsia="Times New Roman" w:hAnsi="Times New Roman" w:cs="Times New Roman"/>
+          <w:sz w:val="24"/>
+          <w:szCs w:val="24"/>
+          <w:lang w:val="en-US"/>
+        </w:rPr>
+        <w:t xml:space="preserve">      </w:t>
+      </w:r>
+      <w:r>
+        <w:rPr>
+          <w:rFonts w:ascii="Consolas" w:eastAsia="Times New Roman" w:hAnsi="Consolas" w:cs="Times New Roman"/>
+          <w:color w:val="A626A4"/>
+          <w:sz w:val="21"/>
+          <w:szCs w:val="21"/>
+          <w:lang w:val="en-US"/>
+        </w:rPr>
+        <w:t>class</w:t>
+      </w:r>
+      <w:r>
+        <w:rPr>
+          <w:rFonts w:ascii="Consolas" w:eastAsia="Times New Roman" w:hAnsi="Consolas" w:cs="Times New Roman"/>
+          <w:color w:val="5C5C5C"/>
+          <w:sz w:val="21"/>
+          <w:szCs w:val="21"/>
+          <w:lang w:val="en-US"/>
+        </w:rPr>
+        <w:t> Node:</w:t>
+      </w:r>
+    </w:p>
+    <w:p>
+      <w:pPr>
+        <w:numPr>
+          <w:ilvl w:val="0"/>
+          <w:numId w:val="14"/>
+        </w:numPr>
+        <w:pBdr>
+          <w:left w:val="single" w:sz="18" w:space="0" w:color="6CE26C"/>
+        </w:pBdr>
+        <w:shd w:val="clear" w:color="auto" w:fill="F8F8F8"/>
+        <w:spacing w:before="100" w:beforeAutospacing="1" w:after="100" w:afterAutospacing="1" w:line="270" w:lineRule="atLeast"/>
+        <w:rPr>
+          <w:rFonts w:ascii="Consolas" w:eastAsia="Times New Roman" w:hAnsi="Consolas" w:cs="Times New Roman"/>
+          <w:color w:val="5C5C5C"/>
+          <w:sz w:val="21"/>
+          <w:szCs w:val="21"/>
+          <w:lang w:val="en-US"/>
+        </w:rPr>
+      </w:pPr>
+      <w:r>
+        <w:rPr>
+          <w:rFonts w:ascii="Consolas" w:eastAsia="Times New Roman" w:hAnsi="Consolas" w:cs="Times New Roman"/>
+          <w:color w:val="5C5C5C"/>
+          <w:sz w:val="21"/>
+          <w:szCs w:val="21"/>
+          <w:lang w:val="en-US"/>
+        </w:rPr>
+        <w:t>    </w:t>
+      </w:r>
+      <w:r>
+        <w:rPr>
+          <w:rFonts w:ascii="Consolas" w:eastAsia="Times New Roman" w:hAnsi="Consolas" w:cs="Times New Roman"/>
+          <w:color w:val="A626A4"/>
+          <w:sz w:val="21"/>
+          <w:szCs w:val="21"/>
+          <w:lang w:val="en-US"/>
+        </w:rPr>
+        <w:t>def</w:t>
+      </w:r>
+      <w:r>
+        <w:rPr>
+          <w:rFonts w:ascii="Consolas" w:eastAsia="Times New Roman" w:hAnsi="Consolas" w:cs="Times New Roman"/>
+          <w:color w:val="5C5C5C"/>
+          <w:sz w:val="21"/>
+          <w:szCs w:val="21"/>
+          <w:lang w:val="en-US"/>
+        </w:rPr>
+        <w:t> __init__(self, digit):</w:t>
+      </w:r>
+    </w:p>
+    <w:p>
+      <w:pPr>
+        <w:numPr>
+          <w:ilvl w:val="0"/>
+          <w:numId w:val="14"/>
+        </w:numPr>
+        <w:pBdr>
+          <w:left w:val="single" w:sz="18" w:space="0" w:color="6CE26C"/>
+        </w:pBdr>
+        <w:spacing w:before="100" w:beforeAutospacing="1" w:after="100" w:afterAutospacing="1" w:line="270" w:lineRule="atLeast"/>
+        <w:rPr>
+          <w:rFonts w:ascii="Consolas" w:eastAsia="Times New Roman" w:hAnsi="Consolas" w:cs="Times New Roman"/>
+          <w:color w:val="5C5C5C"/>
+          <w:sz w:val="21"/>
+          <w:szCs w:val="21"/>
+          <w:lang w:val="en-US"/>
+        </w:rPr>
+      </w:pPr>
+      <w:r>
+        <w:rPr>
+          <w:rFonts w:ascii="Consolas" w:eastAsia="Times New Roman" w:hAnsi="Consolas" w:cs="Times New Roman"/>
+          <w:color w:val="5C5C5C"/>
+          <w:sz w:val="21"/>
+          <w:szCs w:val="21"/>
+          <w:lang w:val="en-US"/>
+        </w:rPr>
+        <w:t>        self.digit = digit</w:t>
+      </w:r>
+    </w:p>
+    <w:p>
+      <w:pPr>
+        <w:numPr>
+          <w:ilvl w:val="0"/>
+          <w:numId w:val="14"/>
+        </w:numPr>
+        <w:pBdr>
+          <w:left w:val="single" w:sz="18" w:space="0" w:color="6CE26C"/>
+        </w:pBdr>
+        <w:shd w:val="clear" w:color="auto" w:fill="F8F8F8"/>
+        <w:spacing w:before="100" w:beforeAutospacing="1" w:after="100" w:afterAutospacing="1" w:line="270" w:lineRule="atLeast"/>
+        <w:rPr>
+          <w:rFonts w:ascii="Consolas" w:eastAsia="Times New Roman" w:hAnsi="Consolas" w:cs="Times New Roman"/>
+          <w:color w:val="5C5C5C"/>
+          <w:sz w:val="21"/>
+          <w:szCs w:val="21"/>
+          <w:lang w:val="en-US"/>
+        </w:rPr>
+      </w:pPr>
+      <w:r>
+        <w:rPr>
+          <w:rFonts w:ascii="Consolas" w:eastAsia="Times New Roman" w:hAnsi="Consolas" w:cs="Times New Roman"/>
+          <w:color w:val="5C5C5C"/>
+          <w:sz w:val="21"/>
+          <w:szCs w:val="21"/>
+          <w:lang w:val="en-US"/>
+        </w:rPr>
+        <w:t>        self.</w:t>
+      </w:r>
+      <w:r>
+        <w:rPr>
+          <w:rFonts w:ascii="Consolas" w:eastAsia="Times New Roman" w:hAnsi="Consolas" w:cs="Times New Roman"/>
+          <w:color w:val="C18401"/>
+          <w:sz w:val="21"/>
+          <w:szCs w:val="21"/>
+          <w:lang w:val="en-US"/>
+        </w:rPr>
+        <w:t>next</w:t>
+      </w:r>
+      <w:r>
+        <w:rPr>
+          <w:rFonts w:ascii="Consolas" w:eastAsia="Times New Roman" w:hAnsi="Consolas" w:cs="Times New Roman"/>
+          <w:color w:val="5C5C5C"/>
+          <w:sz w:val="21"/>
+          <w:szCs w:val="21"/>
+          <w:lang w:val="en-US"/>
+        </w:rPr>
+        <w:t> = </w:t>
+      </w:r>
+      <w:r>
+        <w:rPr>
+          <w:rFonts w:ascii="Consolas" w:eastAsia="Times New Roman" w:hAnsi="Consolas" w:cs="Times New Roman"/>
+          <w:color w:val="0184BB"/>
+          <w:sz w:val="21"/>
+          <w:szCs w:val="21"/>
+          <w:lang w:val="en-US"/>
+        </w:rPr>
+        <w:t>None</w:t>
+      </w:r>
+    </w:p>
+    <w:p>
+      <w:pPr>
+        <w:numPr>
+          <w:ilvl w:val="0"/>
+          <w:numId w:val="14"/>
+        </w:numPr>
+        <w:pBdr>
+          <w:left w:val="single" w:sz="18" w:space="0" w:color="6CE26C"/>
+        </w:pBdr>
+        <w:spacing w:before="100" w:beforeAutospacing="1" w:after="100" w:afterAutospacing="1" w:line="270" w:lineRule="atLeast"/>
+        <w:rPr>
+          <w:rFonts w:ascii="Consolas" w:eastAsia="Times New Roman" w:hAnsi="Consolas" w:cs="Times New Roman"/>
+          <w:color w:val="5C5C5C"/>
+          <w:sz w:val="21"/>
+          <w:szCs w:val="21"/>
+          <w:lang w:val="en-US"/>
+        </w:rPr>
+      </w:pPr>
+    </w:p>
+    <w:p>
+      <w:pPr>
+        <w:numPr>
+          <w:ilvl w:val="0"/>
+          <w:numId w:val="14"/>
+        </w:numPr>
+        <w:pBdr>
+          <w:left w:val="single" w:sz="18" w:space="0" w:color="6CE26C"/>
+        </w:pBdr>
+        <w:shd w:val="clear" w:color="auto" w:fill="F8F8F8"/>
+        <w:spacing w:before="100" w:beforeAutospacing="1" w:after="100" w:afterAutospacing="1" w:line="270" w:lineRule="atLeast"/>
+        <w:rPr>
+          <w:rFonts w:ascii="Consolas" w:eastAsia="Times New Roman" w:hAnsi="Consolas" w:cs="Times New Roman"/>
+          <w:color w:val="5C5C5C"/>
+          <w:sz w:val="21"/>
+          <w:szCs w:val="21"/>
+          <w:lang w:val="en-US"/>
+        </w:rPr>
+      </w:pPr>
+      <w:r>
+        <w:rPr>
+          <w:rFonts w:ascii="Consolas" w:eastAsia="Times New Roman" w:hAnsi="Consolas" w:cs="Times New Roman"/>
+          <w:color w:val="A626A4"/>
+          <w:sz w:val="21"/>
+          <w:szCs w:val="21"/>
+          <w:lang w:val="en-US"/>
+        </w:rPr>
+        <w:t>class</w:t>
+      </w:r>
+      <w:r>
+        <w:rPr>
+          <w:rFonts w:ascii="Consolas" w:eastAsia="Times New Roman" w:hAnsi="Consolas" w:cs="Times New Roman"/>
+          <w:color w:val="5C5C5C"/>
+          <w:sz w:val="21"/>
+          <w:szCs w:val="21"/>
+          <w:lang w:val="en-US"/>
+        </w:rPr>
+        <w:t> BigIntegerLL:</w:t>
+      </w:r>
+    </w:p>
+    <w:p>
+      <w:pPr>
+        <w:numPr>
+          <w:ilvl w:val="0"/>
+          <w:numId w:val="14"/>
+        </w:numPr>
+        <w:pBdr>
+          <w:left w:val="single" w:sz="18" w:space="0" w:color="6CE26C"/>
+        </w:pBdr>
+        <w:spacing w:before="100" w:beforeAutospacing="1" w:after="100" w:afterAutospacing="1" w:line="270" w:lineRule="atLeast"/>
+        <w:rPr>
+          <w:rFonts w:ascii="Consolas" w:eastAsia="Times New Roman" w:hAnsi="Consolas" w:cs="Times New Roman"/>
+          <w:color w:val="5C5C5C"/>
+          <w:sz w:val="21"/>
+          <w:szCs w:val="21"/>
+          <w:lang w:val="en-US"/>
+        </w:rPr>
+      </w:pPr>
+      <w:r>
+        <w:rPr>
+          <w:rFonts w:ascii="Consolas" w:eastAsia="Times New Roman" w:hAnsi="Consolas" w:cs="Times New Roman"/>
+          <w:color w:val="5C5C5C"/>
+          <w:sz w:val="21"/>
+          <w:szCs w:val="21"/>
+          <w:lang w:val="en-US"/>
+        </w:rPr>
+        <w:t>    </w:t>
+      </w:r>
+      <w:r>
+        <w:rPr>
+          <w:rFonts w:ascii="Consolas" w:eastAsia="Times New Roman" w:hAnsi="Consolas" w:cs="Times New Roman"/>
+          <w:color w:val="A626A4"/>
+          <w:sz w:val="21"/>
+          <w:szCs w:val="21"/>
+          <w:lang w:val="en-US"/>
+        </w:rPr>
+        <w:t>def</w:t>
+      </w:r>
+      <w:r>
+        <w:rPr>
+          <w:rFonts w:ascii="Consolas" w:eastAsia="Times New Roman" w:hAnsi="Consolas" w:cs="Times New Roman"/>
+          <w:color w:val="5C5C5C"/>
+          <w:sz w:val="21"/>
+          <w:szCs w:val="21"/>
+          <w:lang w:val="en-US"/>
+        </w:rPr>
+        <w:t> __init__(self, number):</w:t>
+      </w:r>
+    </w:p>
+    <w:p>
+      <w:pPr>
+        <w:numPr>
+          <w:ilvl w:val="0"/>
+          <w:numId w:val="14"/>
+        </w:numPr>
+        <w:pBdr>
+          <w:left w:val="single" w:sz="18" w:space="0" w:color="6CE26C"/>
+        </w:pBdr>
+        <w:shd w:val="clear" w:color="auto" w:fill="F8F8F8"/>
+        <w:spacing w:before="100" w:beforeAutospacing="1" w:after="100" w:afterAutospacing="1" w:line="270" w:lineRule="atLeast"/>
+        <w:rPr>
+          <w:rFonts w:ascii="Consolas" w:eastAsia="Times New Roman" w:hAnsi="Consolas" w:cs="Times New Roman"/>
+          <w:color w:val="5C5C5C"/>
+          <w:sz w:val="21"/>
+          <w:szCs w:val="21"/>
+          <w:lang w:val="en-US"/>
+        </w:rPr>
+      </w:pPr>
+      <w:r>
+        <w:rPr>
+          <w:rFonts w:ascii="Consolas" w:eastAsia="Times New Roman" w:hAnsi="Consolas" w:cs="Times New Roman"/>
+          <w:color w:val="5C5C5C"/>
+          <w:sz w:val="21"/>
+          <w:szCs w:val="21"/>
+          <w:lang w:val="en-US"/>
+        </w:rPr>
+        <w:t>        self.head = </w:t>
+      </w:r>
+      <w:r>
+        <w:rPr>
+          <w:rFonts w:ascii="Consolas" w:eastAsia="Times New Roman" w:hAnsi="Consolas" w:cs="Times New Roman"/>
+          <w:color w:val="0184BB"/>
+          <w:sz w:val="21"/>
+          <w:szCs w:val="21"/>
+          <w:lang w:val="en-US"/>
+        </w:rPr>
+        <w:t>None</w:t>
+      </w:r>
+    </w:p>
+    <w:p>
+      <w:pPr>
+        <w:numPr>
+          <w:ilvl w:val="0"/>
+          <w:numId w:val="14"/>
+        </w:numPr>
+        <w:pBdr>
+          <w:left w:val="single" w:sz="18" w:space="0" w:color="6CE26C"/>
+        </w:pBdr>
+        <w:spacing w:before="100" w:beforeAutospacing="1" w:after="100" w:afterAutospacing="1" w:line="270" w:lineRule="atLeast"/>
+        <w:rPr>
+          <w:rFonts w:ascii="Consolas" w:eastAsia="Times New Roman" w:hAnsi="Consolas" w:cs="Times New Roman"/>
+          <w:color w:val="5C5C5C"/>
+          <w:sz w:val="21"/>
+          <w:szCs w:val="21"/>
+          <w:lang w:val="en-US"/>
+        </w:rPr>
+      </w:pPr>
+      <w:r>
+        <w:rPr>
+          <w:rFonts w:ascii="Consolas" w:eastAsia="Times New Roman" w:hAnsi="Consolas" w:cs="Times New Roman"/>
+          <w:color w:val="5C5C5C"/>
+          <w:sz w:val="21"/>
+          <w:szCs w:val="21"/>
+          <w:lang w:val="en-US"/>
+        </w:rPr>
+        <w:t>        </w:t>
+      </w:r>
+      <w:r>
+        <w:rPr>
+          <w:rFonts w:ascii="Consolas" w:eastAsia="Times New Roman" w:hAnsi="Consolas" w:cs="Times New Roman"/>
+          <w:color w:val="A626A4"/>
+          <w:sz w:val="21"/>
+          <w:szCs w:val="21"/>
+          <w:lang w:val="en-US"/>
+        </w:rPr>
+        <w:t>for</w:t>
+      </w:r>
+      <w:r>
+        <w:rPr>
+          <w:rFonts w:ascii="Consolas" w:eastAsia="Times New Roman" w:hAnsi="Consolas" w:cs="Times New Roman"/>
+          <w:color w:val="5C5C5C"/>
+          <w:sz w:val="21"/>
+          <w:szCs w:val="21"/>
+          <w:lang w:val="en-US"/>
+        </w:rPr>
+        <w:t> digit </w:t>
+      </w:r>
+      <w:r>
+        <w:rPr>
+          <w:rFonts w:ascii="Consolas" w:eastAsia="Times New Roman" w:hAnsi="Consolas" w:cs="Times New Roman"/>
+          <w:color w:val="A626A4"/>
+          <w:sz w:val="21"/>
+          <w:szCs w:val="21"/>
+          <w:lang w:val="en-US"/>
+        </w:rPr>
+        <w:t>in</w:t>
+      </w:r>
+      <w:r>
+        <w:rPr>
+          <w:rFonts w:ascii="Consolas" w:eastAsia="Times New Roman" w:hAnsi="Consolas" w:cs="Times New Roman"/>
+          <w:color w:val="5C5C5C"/>
+          <w:sz w:val="21"/>
+          <w:szCs w:val="21"/>
+          <w:lang w:val="en-US"/>
+        </w:rPr>
+        <w:t> </w:t>
+      </w:r>
+      <w:r>
+        <w:rPr>
+          <w:rFonts w:ascii="Consolas" w:eastAsia="Times New Roman" w:hAnsi="Consolas" w:cs="Times New Roman"/>
+          <w:color w:val="C18401"/>
+          <w:sz w:val="21"/>
+          <w:szCs w:val="21"/>
+          <w:lang w:val="en-US"/>
+        </w:rPr>
+        <w:t>str</w:t>
+      </w:r>
+      <w:r>
+        <w:rPr>
+          <w:rFonts w:ascii="Consolas" w:eastAsia="Times New Roman" w:hAnsi="Consolas" w:cs="Times New Roman"/>
+          <w:color w:val="5C5C5C"/>
+          <w:sz w:val="21"/>
+          <w:szCs w:val="21"/>
+          <w:lang w:val="en-US"/>
+        </w:rPr>
+        <w:t>(number)[::-</w:t>
+      </w:r>
+      <w:r>
+        <w:rPr>
+          <w:rFonts w:ascii="Consolas" w:eastAsia="Times New Roman" w:hAnsi="Consolas" w:cs="Times New Roman"/>
+          <w:color w:val="986801"/>
+          <w:sz w:val="21"/>
+          <w:szCs w:val="21"/>
+          <w:lang w:val="en-US"/>
+        </w:rPr>
+        <w:t>1</w:t>
+      </w:r>
+      <w:r>
+        <w:rPr>
+          <w:rFonts w:ascii="Consolas" w:eastAsia="Times New Roman" w:hAnsi="Consolas" w:cs="Times New Roman"/>
+          <w:color w:val="5C5C5C"/>
+          <w:sz w:val="21"/>
+          <w:szCs w:val="21"/>
+          <w:lang w:val="en-US"/>
+        </w:rPr>
+        <w:t>]:  </w:t>
+      </w:r>
+      <w:r>
+        <w:rPr>
+          <w:rFonts w:ascii="Consolas" w:eastAsia="Times New Roman" w:hAnsi="Consolas" w:cs="Times New Roman"/>
+          <w:i/>
+          <w:iCs/>
+          <w:color w:val="A0A1A7"/>
+          <w:sz w:val="21"/>
+          <w:szCs w:val="21"/>
+          <w:lang w:val="en-US"/>
+        </w:rPr>
+        <w:t># reverse order</w:t>
+      </w:r>
+    </w:p>
+    <w:p>
+      <w:pPr>
+        <w:numPr>
+          <w:ilvl w:val="0"/>
+          <w:numId w:val="14"/>
+        </w:numPr>
+        <w:pBdr>
+          <w:left w:val="single" w:sz="18" w:space="0" w:color="6CE26C"/>
+        </w:pBdr>
+        <w:shd w:val="clear" w:color="auto" w:fill="F8F8F8"/>
+        <w:spacing w:before="100" w:beforeAutospacing="1" w:after="100" w:afterAutospacing="1" w:line="270" w:lineRule="atLeast"/>
+        <w:rPr>
+          <w:rFonts w:ascii="Consolas" w:eastAsia="Times New Roman" w:hAnsi="Consolas" w:cs="Times New Roman"/>
+          <w:color w:val="5C5C5C"/>
+          <w:sz w:val="21"/>
+          <w:szCs w:val="21"/>
+          <w:lang w:val="en-US"/>
+        </w:rPr>
+      </w:pPr>
+      <w:r>
+        <w:rPr>
+          <w:rFonts w:ascii="Consolas" w:eastAsia="Times New Roman" w:hAnsi="Consolas" w:cs="Times New Roman"/>
+          <w:color w:val="5C5C5C"/>
+          <w:sz w:val="21"/>
+          <w:szCs w:val="21"/>
+          <w:lang w:val="en-US"/>
+        </w:rPr>
+        <w:t>            self.insert(</w:t>
+      </w:r>
+      <w:r>
+        <w:rPr>
+          <w:rFonts w:ascii="Consolas" w:eastAsia="Times New Roman" w:hAnsi="Consolas" w:cs="Times New Roman"/>
+          <w:color w:val="C18401"/>
+          <w:sz w:val="21"/>
+          <w:szCs w:val="21"/>
+          <w:lang w:val="en-US"/>
+        </w:rPr>
+        <w:t>int</w:t>
+      </w:r>
+      <w:r>
+        <w:rPr>
+          <w:rFonts w:ascii="Consolas" w:eastAsia="Times New Roman" w:hAnsi="Consolas" w:cs="Times New Roman"/>
+          <w:color w:val="5C5C5C"/>
+          <w:sz w:val="21"/>
+          <w:szCs w:val="21"/>
+          <w:lang w:val="en-US"/>
+        </w:rPr>
+        <w:t>(digit))</w:t>
+      </w:r>
+    </w:p>
+    <w:p>
+      <w:pPr>
+        <w:numPr>
+          <w:ilvl w:val="0"/>
+          <w:numId w:val="14"/>
+        </w:numPr>
+        <w:pBdr>
+          <w:left w:val="single" w:sz="18" w:space="0" w:color="6CE26C"/>
+        </w:pBdr>
+        <w:spacing w:before="100" w:beforeAutospacing="1" w:after="100" w:afterAutospacing="1" w:line="270" w:lineRule="atLeast"/>
+        <w:rPr>
+          <w:rFonts w:ascii="Consolas" w:eastAsia="Times New Roman" w:hAnsi="Consolas" w:cs="Times New Roman"/>
+          <w:color w:val="5C5C5C"/>
+          <w:sz w:val="21"/>
+          <w:szCs w:val="21"/>
+          <w:lang w:val="en-US"/>
+        </w:rPr>
+      </w:pPr>
+    </w:p>
+    <w:p>
+      <w:pPr>
+        <w:numPr>
+          <w:ilvl w:val="0"/>
+          <w:numId w:val="14"/>
+        </w:numPr>
+        <w:pBdr>
+          <w:left w:val="single" w:sz="18" w:space="0" w:color="6CE26C"/>
+        </w:pBdr>
+        <w:shd w:val="clear" w:color="auto" w:fill="F8F8F8"/>
+        <w:spacing w:before="100" w:beforeAutospacing="1" w:after="100" w:afterAutospacing="1" w:line="270" w:lineRule="atLeast"/>
+        <w:rPr>
+          <w:rFonts w:ascii="Consolas" w:eastAsia="Times New Roman" w:hAnsi="Consolas" w:cs="Times New Roman"/>
+          <w:color w:val="5C5C5C"/>
+          <w:sz w:val="21"/>
+          <w:szCs w:val="21"/>
+          <w:lang w:val="en-US"/>
+        </w:rPr>
+      </w:pPr>
+      <w:r>
+        <w:rPr>
+          <w:rFonts w:ascii="Consolas" w:eastAsia="Times New Roman" w:hAnsi="Consolas" w:cs="Times New Roman"/>
+          <w:color w:val="5C5C5C"/>
+          <w:sz w:val="21"/>
+          <w:szCs w:val="21"/>
+          <w:lang w:val="en-US"/>
+        </w:rPr>
+        <w:t>    </w:t>
+      </w:r>
+      <w:r>
+        <w:rPr>
+          <w:rFonts w:ascii="Consolas" w:eastAsia="Times New Roman" w:hAnsi="Consolas" w:cs="Times New Roman"/>
+          <w:color w:val="A626A4"/>
+          <w:sz w:val="21"/>
+          <w:szCs w:val="21"/>
+          <w:lang w:val="en-US"/>
+        </w:rPr>
+        <w:t>def</w:t>
+      </w:r>
+      <w:r>
+        <w:rPr>
+          <w:rFonts w:ascii="Consolas" w:eastAsia="Times New Roman" w:hAnsi="Consolas" w:cs="Times New Roman"/>
+          <w:color w:val="5C5C5C"/>
+          <w:sz w:val="21"/>
+          <w:szCs w:val="21"/>
+          <w:lang w:val="en-US"/>
+        </w:rPr>
+        <w:t> insert(self, digit):</w:t>
+      </w:r>
+    </w:p>
+    <w:p>
+      <w:pPr>
+        <w:numPr>
+          <w:ilvl w:val="0"/>
+          <w:numId w:val="14"/>
+        </w:numPr>
+        <w:pBdr>
+          <w:left w:val="single" w:sz="18" w:space="0" w:color="6CE26C"/>
+        </w:pBdr>
+        <w:spacing w:before="100" w:beforeAutospacing="1" w:after="100" w:afterAutospacing="1" w:line="270" w:lineRule="atLeast"/>
+        <w:rPr>
+          <w:rFonts w:ascii="Consolas" w:eastAsia="Times New Roman" w:hAnsi="Consolas" w:cs="Times New Roman"/>
+          <w:color w:val="5C5C5C"/>
+          <w:sz w:val="21"/>
+          <w:szCs w:val="21"/>
+          <w:lang w:val="en-US"/>
+        </w:rPr>
+      </w:pPr>
+      <w:r>
+        <w:rPr>
+          <w:rFonts w:ascii="Consolas" w:eastAsia="Times New Roman" w:hAnsi="Consolas" w:cs="Times New Roman"/>
+          <w:color w:val="5C5C5C"/>
+          <w:sz w:val="21"/>
+          <w:szCs w:val="21"/>
+          <w:lang w:val="en-US"/>
+        </w:rPr>
+        <w:t>        new_node = Node(digit)</w:t>
+      </w:r>
+    </w:p>
+    <w:p>
+      <w:pPr>
+        <w:numPr>
+          <w:ilvl w:val="0"/>
+          <w:numId w:val="14"/>
+        </w:numPr>
+        <w:pBdr>
+          <w:left w:val="single" w:sz="18" w:space="0" w:color="6CE26C"/>
+        </w:pBdr>
+        <w:shd w:val="clear" w:color="auto" w:fill="F8F8F8"/>
+        <w:spacing w:before="100" w:beforeAutospacing="1" w:after="100" w:afterAutospacing="1" w:line="270" w:lineRule="atLeast"/>
+        <w:rPr>
+          <w:rFonts w:ascii="Consolas" w:eastAsia="Times New Roman" w:hAnsi="Consolas" w:cs="Times New Roman"/>
+          <w:color w:val="5C5C5C"/>
+          <w:sz w:val="21"/>
+          <w:szCs w:val="21"/>
+          <w:lang w:val="en-US"/>
+        </w:rPr>
+      </w:pPr>
+      <w:r>
+        <w:rPr>
+          <w:rFonts w:ascii="Consolas" w:eastAsia="Times New Roman" w:hAnsi="Consolas" w:cs="Times New Roman"/>
+          <w:color w:val="5C5C5C"/>
+          <w:sz w:val="21"/>
+          <w:szCs w:val="21"/>
+          <w:lang w:val="en-US"/>
+        </w:rPr>
+        <w:t>        new_node.</w:t>
+      </w:r>
+      <w:r>
+        <w:rPr>
+          <w:rFonts w:ascii="Consolas" w:eastAsia="Times New Roman" w:hAnsi="Consolas" w:cs="Times New Roman"/>
+          <w:color w:val="C18401"/>
+          <w:sz w:val="21"/>
+          <w:szCs w:val="21"/>
+          <w:lang w:val="en-US"/>
+        </w:rPr>
+        <w:t>next</w:t>
+      </w:r>
+      <w:r>
+        <w:rPr>
+          <w:rFonts w:ascii="Consolas" w:eastAsia="Times New Roman" w:hAnsi="Consolas" w:cs="Times New Roman"/>
+          <w:color w:val="5C5C5C"/>
+          <w:sz w:val="21"/>
+          <w:szCs w:val="21"/>
+          <w:lang w:val="en-US"/>
+        </w:rPr>
+        <w:t> = self.head</w:t>
+      </w:r>
+    </w:p>
+    <w:p>
+      <w:pPr>
+        <w:numPr>
+          <w:ilvl w:val="0"/>
+          <w:numId w:val="14"/>
+        </w:numPr>
+        <w:pBdr>
+          <w:left w:val="single" w:sz="18" w:space="0" w:color="6CE26C"/>
+        </w:pBdr>
+        <w:spacing w:before="100" w:beforeAutospacing="1" w:after="100" w:afterAutospacing="1" w:line="270" w:lineRule="atLeast"/>
+        <w:rPr>
+          <w:rFonts w:ascii="Consolas" w:eastAsia="Times New Roman" w:hAnsi="Consolas" w:cs="Times New Roman"/>
+          <w:color w:val="5C5C5C"/>
+          <w:sz w:val="21"/>
+          <w:szCs w:val="21"/>
+          <w:lang w:val="en-US"/>
+        </w:rPr>
+      </w:pPr>
+      <w:r>
+        <w:rPr>
+          <w:rFonts w:ascii="Consolas" w:eastAsia="Times New Roman" w:hAnsi="Consolas" w:cs="Times New Roman"/>
+          <w:color w:val="5C5C5C"/>
+          <w:sz w:val="21"/>
+          <w:szCs w:val="21"/>
+          <w:lang w:val="en-US"/>
+        </w:rPr>
+        <w:t>        self.head = new_node</w:t>
+      </w:r>
+    </w:p>
+    <w:p>
+      <w:pPr>
+        <w:numPr>
+          <w:ilvl w:val="0"/>
+          <w:numId w:val="14"/>
+        </w:numPr>
+        <w:pBdr>
+          <w:left w:val="single" w:sz="18" w:space="0" w:color="6CE26C"/>
+        </w:pBdr>
+        <w:shd w:val="clear" w:color="auto" w:fill="F8F8F8"/>
+        <w:spacing w:before="100" w:beforeAutospacing="1" w:after="100" w:afterAutospacing="1" w:line="270" w:lineRule="atLeast"/>
+        <w:rPr>
+          <w:rFonts w:ascii="Consolas" w:eastAsia="Times New Roman" w:hAnsi="Consolas" w:cs="Times New Roman"/>
+          <w:color w:val="5C5C5C"/>
+          <w:sz w:val="21"/>
+          <w:szCs w:val="21"/>
+          <w:lang w:val="en-US"/>
+        </w:rPr>
+      </w:pPr>
+      <w:r>
+        <w:rPr>
+          <w:rFonts w:ascii="Consolas" w:eastAsia="Times New Roman" w:hAnsi="Consolas" w:cs="Times New Roman"/>
+          <w:color w:val="5C5C5C"/>
+          <w:sz w:val="21"/>
+          <w:szCs w:val="21"/>
+          <w:lang w:val="en-US"/>
+        </w:rPr>
+        <w:t>        </w:t>
+      </w:r>
+    </w:p>
+    <w:p>
+      <w:pPr>
+        <w:numPr>
+          <w:ilvl w:val="0"/>
+          <w:numId w:val="14"/>
+        </w:numPr>
+        <w:pBdr>
+          <w:left w:val="single" w:sz="18" w:space="0" w:color="6CE26C"/>
+        </w:pBdr>
+        <w:spacing w:before="100" w:beforeAutospacing="1" w:after="100" w:afterAutospacing="1" w:line="270" w:lineRule="atLeast"/>
+        <w:rPr>
+          <w:rFonts w:ascii="Consolas" w:eastAsia="Times New Roman" w:hAnsi="Consolas" w:cs="Times New Roman"/>
+          <w:color w:val="5C5C5C"/>
+          <w:sz w:val="21"/>
+          <w:szCs w:val="21"/>
+          <w:lang w:val="en-US"/>
+        </w:rPr>
+      </w:pPr>
+      <w:r>
+        <w:rPr>
+          <w:rFonts w:ascii="Consolas" w:eastAsia="Times New Roman" w:hAnsi="Consolas" w:cs="Times New Roman"/>
+          <w:color w:val="5C5C5C"/>
+          <w:sz w:val="21"/>
+          <w:szCs w:val="21"/>
+          <w:lang w:val="en-US"/>
+        </w:rPr>
+        <w:t>    </w:t>
+      </w:r>
+      <w:r>
+        <w:rPr>
+          <w:rFonts w:ascii="Consolas" w:eastAsia="Times New Roman" w:hAnsi="Consolas" w:cs="Times New Roman"/>
+          <w:color w:val="A626A4"/>
+          <w:sz w:val="21"/>
+          <w:szCs w:val="21"/>
+          <w:lang w:val="en-US"/>
+        </w:rPr>
+        <w:t>def</w:t>
+      </w:r>
+      <w:r>
+        <w:rPr>
+          <w:rFonts w:ascii="Consolas" w:eastAsia="Times New Roman" w:hAnsi="Consolas" w:cs="Times New Roman"/>
+          <w:color w:val="5C5C5C"/>
+          <w:sz w:val="21"/>
+          <w:szCs w:val="21"/>
+          <w:lang w:val="en-US"/>
+        </w:rPr>
+        <w:t> print_list(self):</w:t>
+      </w:r>
+    </w:p>
+    <w:p>
+      <w:pPr>
+        <w:numPr>
+          <w:ilvl w:val="0"/>
+          <w:numId w:val="14"/>
+        </w:numPr>
+        <w:pBdr>
+          <w:left w:val="single" w:sz="18" w:space="0" w:color="6CE26C"/>
+        </w:pBdr>
+        <w:shd w:val="clear" w:color="auto" w:fill="F8F8F8"/>
+        <w:spacing w:before="100" w:beforeAutospacing="1" w:after="100" w:afterAutospacing="1" w:line="270" w:lineRule="atLeast"/>
+        <w:rPr>
+          <w:rFonts w:ascii="Consolas" w:eastAsia="Times New Roman" w:hAnsi="Consolas" w:cs="Times New Roman"/>
+          <w:color w:val="5C5C5C"/>
+          <w:sz w:val="21"/>
+          <w:szCs w:val="21"/>
+          <w:lang w:val="en-US"/>
+        </w:rPr>
+      </w:pPr>
+      <w:r>
+        <w:rPr>
+          <w:rFonts w:ascii="Consolas" w:eastAsia="Times New Roman" w:hAnsi="Consolas" w:cs="Times New Roman"/>
+          <w:color w:val="5C5C5C"/>
+          <w:sz w:val="21"/>
+          <w:szCs w:val="21"/>
+          <w:lang w:val="en-US"/>
+        </w:rPr>
+        <w:t>        current = self.head</w:t>
+      </w:r>
+    </w:p>
+    <w:p>
+      <w:pPr>
+        <w:numPr>
+          <w:ilvl w:val="0"/>
+          <w:numId w:val="14"/>
+        </w:numPr>
+        <w:pBdr>
+          <w:left w:val="single" w:sz="18" w:space="0" w:color="6CE26C"/>
+        </w:pBdr>
+        <w:spacing w:before="100" w:beforeAutospacing="1" w:after="100" w:afterAutospacing="1" w:line="270" w:lineRule="atLeast"/>
+        <w:rPr>
+          <w:rFonts w:ascii="Consolas" w:eastAsia="Times New Roman" w:hAnsi="Consolas" w:cs="Times New Roman"/>
+          <w:color w:val="5C5C5C"/>
+          <w:sz w:val="21"/>
+          <w:szCs w:val="21"/>
+          <w:lang w:val="en-US"/>
+        </w:rPr>
+      </w:pPr>
+      <w:r>
+        <w:rPr>
+          <w:rFonts w:ascii="Consolas" w:eastAsia="Times New Roman" w:hAnsi="Consolas" w:cs="Times New Roman"/>
+          <w:color w:val="5C5C5C"/>
+          <w:sz w:val="21"/>
+          <w:szCs w:val="21"/>
+          <w:lang w:val="en-US"/>
+        </w:rPr>
+        <w:t>        result = []</w:t>
+      </w:r>
+    </w:p>
+    <w:p>
+      <w:pPr>
+        <w:numPr>
+          <w:ilvl w:val="0"/>
+          <w:numId w:val="14"/>
+        </w:numPr>
+        <w:pBdr>
+          <w:left w:val="single" w:sz="18" w:space="0" w:color="6CE26C"/>
+        </w:pBdr>
+        <w:shd w:val="clear" w:color="auto" w:fill="F8F8F8"/>
+        <w:spacing w:before="100" w:beforeAutospacing="1" w:after="100" w:afterAutospacing="1" w:line="270" w:lineRule="atLeast"/>
+        <w:rPr>
+          <w:rFonts w:ascii="Consolas" w:eastAsia="Times New Roman" w:hAnsi="Consolas" w:cs="Times New Roman"/>
+          <w:color w:val="5C5C5C"/>
+          <w:sz w:val="21"/>
+          <w:szCs w:val="21"/>
+          <w:lang w:val="en-US"/>
+        </w:rPr>
+      </w:pPr>
+      <w:r>
+        <w:rPr>
+          <w:rFonts w:ascii="Consolas" w:eastAsia="Times New Roman" w:hAnsi="Consolas" w:cs="Times New Roman"/>
+          <w:color w:val="5C5C5C"/>
+          <w:sz w:val="21"/>
+          <w:szCs w:val="21"/>
+          <w:lang w:val="en-US"/>
+        </w:rPr>
+        <w:t>        </w:t>
+      </w:r>
+      <w:r>
+        <w:rPr>
+          <w:rFonts w:ascii="Consolas" w:eastAsia="Times New Roman" w:hAnsi="Consolas" w:cs="Times New Roman"/>
+          <w:color w:val="A626A4"/>
+          <w:sz w:val="21"/>
+          <w:szCs w:val="21"/>
+          <w:lang w:val="en-US"/>
+        </w:rPr>
+        <w:t>while</w:t>
+      </w:r>
+      <w:r>
+        <w:rPr>
+          <w:rFonts w:ascii="Consolas" w:eastAsia="Times New Roman" w:hAnsi="Consolas" w:cs="Times New Roman"/>
+          <w:color w:val="5C5C5C"/>
+          <w:sz w:val="21"/>
+          <w:szCs w:val="21"/>
+          <w:lang w:val="en-US"/>
+        </w:rPr>
+        <w:t> current:</w:t>
+      </w:r>
+    </w:p>
+    <w:p>
+      <w:pPr>
+        <w:numPr>
+          <w:ilvl w:val="0"/>
+          <w:numId w:val="14"/>
+        </w:numPr>
+        <w:pBdr>
+          <w:left w:val="single" w:sz="18" w:space="0" w:color="6CE26C"/>
+        </w:pBdr>
+        <w:spacing w:before="100" w:beforeAutospacing="1" w:after="100" w:afterAutospacing="1" w:line="270" w:lineRule="atLeast"/>
+        <w:rPr>
+          <w:rFonts w:ascii="Consolas" w:eastAsia="Times New Roman" w:hAnsi="Consolas" w:cs="Times New Roman"/>
+          <w:color w:val="5C5C5C"/>
+          <w:sz w:val="21"/>
+          <w:szCs w:val="21"/>
+          <w:lang w:val="en-US"/>
+        </w:rPr>
+      </w:pPr>
+      <w:r>
+        <w:rPr>
+          <w:rFonts w:ascii="Consolas" w:eastAsia="Times New Roman" w:hAnsi="Consolas" w:cs="Times New Roman"/>
+          <w:color w:val="5C5C5C"/>
+          <w:sz w:val="21"/>
+          <w:szCs w:val="21"/>
+          <w:lang w:val="en-US"/>
+        </w:rPr>
+        <w:t>            result.append(</w:t>
+      </w:r>
+      <w:r>
+        <w:rPr>
+          <w:rFonts w:ascii="Consolas" w:eastAsia="Times New Roman" w:hAnsi="Consolas" w:cs="Times New Roman"/>
+          <w:color w:val="C18401"/>
+          <w:sz w:val="21"/>
+          <w:szCs w:val="21"/>
+          <w:lang w:val="en-US"/>
+        </w:rPr>
+        <w:t>str</w:t>
+      </w:r>
+      <w:r>
+        <w:rPr>
+          <w:rFonts w:ascii="Consolas" w:eastAsia="Times New Roman" w:hAnsi="Consolas" w:cs="Times New Roman"/>
+          <w:color w:val="5C5C5C"/>
+          <w:sz w:val="21"/>
+          <w:szCs w:val="21"/>
+          <w:lang w:val="en-US"/>
+        </w:rPr>
+        <w:t>(current.digit))</w:t>
+      </w:r>
+    </w:p>
+    <w:p>
+      <w:pPr>
+        <w:numPr>
+          <w:ilvl w:val="0"/>
+          <w:numId w:val="14"/>
+        </w:numPr>
+        <w:pBdr>
+          <w:left w:val="single" w:sz="18" w:space="0" w:color="6CE26C"/>
+        </w:pBdr>
+        <w:shd w:val="clear" w:color="auto" w:fill="F8F8F8"/>
+        <w:spacing w:before="100" w:beforeAutospacing="1" w:after="100" w:afterAutospacing="1" w:line="270" w:lineRule="atLeast"/>
+        <w:rPr>
+          <w:rFonts w:ascii="Consolas" w:eastAsia="Times New Roman" w:hAnsi="Consolas" w:cs="Times New Roman"/>
+          <w:color w:val="5C5C5C"/>
+          <w:sz w:val="21"/>
+          <w:szCs w:val="21"/>
+          <w:lang w:val="en-US"/>
+        </w:rPr>
+      </w:pPr>
+      <w:r>
+        <w:rPr>
+          <w:rFonts w:ascii="Consolas" w:eastAsia="Times New Roman" w:hAnsi="Consolas" w:cs="Times New Roman"/>
+          <w:color w:val="5C5C5C"/>
+          <w:sz w:val="21"/>
+          <w:szCs w:val="21"/>
+          <w:lang w:val="en-US"/>
+        </w:rPr>
+        <w:t>            current = current.</w:t>
+      </w:r>
+      <w:r>
+        <w:rPr>
+          <w:rFonts w:ascii="Consolas" w:eastAsia="Times New Roman" w:hAnsi="Consolas" w:cs="Times New Roman"/>
+          <w:color w:val="C18401"/>
+          <w:sz w:val="21"/>
+          <w:szCs w:val="21"/>
+          <w:lang w:val="en-US"/>
+        </w:rPr>
+        <w:t>next</w:t>
+      </w:r>
+    </w:p>
+    <w:p>
+      <w:pPr>
+        <w:numPr>
+          <w:ilvl w:val="0"/>
+          <w:numId w:val="14"/>
+        </w:numPr>
+        <w:pBdr>
+          <w:left w:val="single" w:sz="18" w:space="0" w:color="6CE26C"/>
+        </w:pBdr>
+        <w:spacing w:before="100" w:beforeAutospacing="1" w:after="100" w:afterAutospacing="1" w:line="270" w:lineRule="atLeast"/>
+        <w:rPr>
+          <w:rFonts w:ascii="Consolas" w:eastAsia="Times New Roman" w:hAnsi="Consolas" w:cs="Times New Roman"/>
+          <w:color w:val="5C5C5C"/>
+          <w:sz w:val="21"/>
+          <w:szCs w:val="21"/>
+          <w:lang w:val="en-US"/>
+        </w:rPr>
+      </w:pPr>
+      <w:r>
+        <w:rPr>
+          <w:rFonts w:ascii="Consolas" w:eastAsia="Times New Roman" w:hAnsi="Consolas" w:cs="Times New Roman"/>
+          <w:color w:val="5C5C5C"/>
+          <w:sz w:val="21"/>
+          <w:szCs w:val="21"/>
+          <w:lang w:val="en-US"/>
+        </w:rPr>
+        <w:t>        </w:t>
+      </w:r>
+      <w:r>
+        <w:rPr>
+          <w:rFonts w:ascii="Consolas" w:eastAsia="Times New Roman" w:hAnsi="Consolas" w:cs="Times New Roman"/>
+          <w:color w:val="A626A4"/>
+          <w:sz w:val="21"/>
+          <w:szCs w:val="21"/>
+          <w:lang w:val="en-US"/>
+        </w:rPr>
+        <w:t>return</w:t>
+      </w:r>
+      <w:r>
+        <w:rPr>
+          <w:rFonts w:ascii="Consolas" w:eastAsia="Times New Roman" w:hAnsi="Consolas" w:cs="Times New Roman"/>
+          <w:color w:val="5C5C5C"/>
+          <w:sz w:val="21"/>
+          <w:szCs w:val="21"/>
+          <w:lang w:val="en-US"/>
+        </w:rPr>
+        <w:t> </w:t>
+      </w:r>
+      <w:r>
+        <w:rPr>
+          <w:rFonts w:ascii="Consolas" w:eastAsia="Times New Roman" w:hAnsi="Consolas" w:cs="Times New Roman"/>
+          <w:color w:val="50A14F"/>
+          <w:sz w:val="21"/>
+          <w:szCs w:val="21"/>
+          <w:lang w:val="en-US"/>
+        </w:rPr>
+        <w:t>" → "</w:t>
+      </w:r>
+      <w:r>
+        <w:rPr>
+          <w:rFonts w:ascii="Consolas" w:eastAsia="Times New Roman" w:hAnsi="Consolas" w:cs="Times New Roman"/>
+          <w:color w:val="5C5C5C"/>
+          <w:sz w:val="21"/>
+          <w:szCs w:val="21"/>
+          <w:lang w:val="en-US"/>
+        </w:rPr>
+        <w:t>.join(result)</w:t>
+      </w:r>
+    </w:p>
+    <w:p>
+      <w:pPr>
+        <w:numPr>
+          <w:ilvl w:val="0"/>
+          <w:numId w:val="14"/>
+        </w:numPr>
+        <w:pBdr>
+          <w:left w:val="single" w:sz="18" w:space="0" w:color="6CE26C"/>
+        </w:pBdr>
+        <w:shd w:val="clear" w:color="auto" w:fill="F8F8F8"/>
+        <w:spacing w:before="100" w:beforeAutospacing="1" w:after="100" w:afterAutospacing="1" w:line="270" w:lineRule="atLeast"/>
+        <w:rPr>
+          <w:rFonts w:ascii="Consolas" w:eastAsia="Times New Roman" w:hAnsi="Consolas" w:cs="Times New Roman"/>
+          <w:color w:val="5C5C5C"/>
+          <w:sz w:val="21"/>
+          <w:szCs w:val="21"/>
+          <w:lang w:val="en-US"/>
+        </w:rPr>
+      </w:pPr>
+    </w:p>
+    <w:p>
+      <w:pPr>
+        <w:numPr>
+          <w:ilvl w:val="0"/>
+          <w:numId w:val="14"/>
+        </w:numPr>
+        <w:pBdr>
+          <w:left w:val="single" w:sz="18" w:space="0" w:color="6CE26C"/>
+        </w:pBdr>
+        <w:spacing w:before="100" w:beforeAutospacing="1" w:after="100" w:afterAutospacing="1" w:line="270" w:lineRule="atLeast"/>
+        <w:rPr>
+          <w:rFonts w:ascii="Consolas" w:eastAsia="Times New Roman" w:hAnsi="Consolas" w:cs="Times New Roman"/>
+          <w:color w:val="5C5C5C"/>
+          <w:sz w:val="21"/>
+          <w:szCs w:val="21"/>
+          <w:lang w:val="en-US"/>
+        </w:rPr>
+      </w:pPr>
+      <w:r>
+        <w:rPr>
+          <w:rFonts w:ascii="Consolas" w:eastAsia="Times New Roman" w:hAnsi="Consolas" w:cs="Times New Roman"/>
+          <w:color w:val="5C5C5C"/>
+          <w:sz w:val="21"/>
+          <w:szCs w:val="21"/>
+          <w:lang w:val="en-US"/>
+        </w:rPr>
+        <w:t>    </w:t>
+      </w:r>
+      <w:r>
+        <w:rPr>
+          <w:rFonts w:ascii="Consolas" w:eastAsia="Times New Roman" w:hAnsi="Consolas" w:cs="Times New Roman"/>
+          <w:color w:val="A626A4"/>
+          <w:sz w:val="21"/>
+          <w:szCs w:val="21"/>
+          <w:lang w:val="en-US"/>
+        </w:rPr>
+        <w:t>def</w:t>
+      </w:r>
+      <w:r>
+        <w:rPr>
+          <w:rFonts w:ascii="Consolas" w:eastAsia="Times New Roman" w:hAnsi="Consolas" w:cs="Times New Roman"/>
+          <w:color w:val="5C5C5C"/>
+          <w:sz w:val="21"/>
+          <w:szCs w:val="21"/>
+          <w:lang w:val="en-US"/>
+        </w:rPr>
+        <w:t> display(self):</w:t>
+      </w:r>
+    </w:p>
+    <w:p>
+      <w:pPr>
+        <w:numPr>
+          <w:ilvl w:val="0"/>
+          <w:numId w:val="14"/>
+        </w:numPr>
+        <w:pBdr>
+          <w:left w:val="single" w:sz="18" w:space="0" w:color="6CE26C"/>
+        </w:pBdr>
+        <w:shd w:val="clear" w:color="auto" w:fill="F8F8F8"/>
+        <w:spacing w:before="100" w:beforeAutospacing="1" w:after="100" w:afterAutospacing="1" w:line="270" w:lineRule="atLeast"/>
+        <w:rPr>
+          <w:rFonts w:ascii="Consolas" w:eastAsia="Times New Roman" w:hAnsi="Consolas" w:cs="Times New Roman"/>
+          <w:color w:val="5C5C5C"/>
+          <w:sz w:val="21"/>
+          <w:szCs w:val="21"/>
+          <w:lang w:val="en-US"/>
+        </w:rPr>
+      </w:pPr>
+      <w:r>
+        <w:rPr>
+          <w:rFonts w:ascii="Consolas" w:eastAsia="Times New Roman" w:hAnsi="Consolas" w:cs="Times New Roman"/>
+          <w:color w:val="5C5C5C"/>
+          <w:sz w:val="21"/>
+          <w:szCs w:val="21"/>
+          <w:lang w:val="en-US"/>
+        </w:rPr>
+        <w:t>        current = self.head</w:t>
+      </w:r>
+    </w:p>
+    <w:p>
+      <w:pPr>
+        <w:numPr>
+          <w:ilvl w:val="0"/>
+          <w:numId w:val="14"/>
+        </w:numPr>
+        <w:pBdr>
+          <w:left w:val="single" w:sz="18" w:space="0" w:color="6CE26C"/>
+        </w:pBdr>
+        <w:spacing w:before="100" w:beforeAutospacing="1" w:after="100" w:afterAutospacing="1" w:line="270" w:lineRule="atLeast"/>
+        <w:rPr>
+          <w:rFonts w:ascii="Consolas" w:eastAsia="Times New Roman" w:hAnsi="Consolas" w:cs="Times New Roman"/>
+          <w:color w:val="5C5C5C"/>
+          <w:sz w:val="21"/>
+          <w:szCs w:val="21"/>
+          <w:lang w:val="en-US"/>
+        </w:rPr>
+      </w:pPr>
+      <w:r>
+        <w:rPr>
+          <w:rFonts w:ascii="Consolas" w:eastAsia="Times New Roman" w:hAnsi="Consolas" w:cs="Times New Roman"/>
+          <w:color w:val="5C5C5C"/>
+          <w:sz w:val="21"/>
+          <w:szCs w:val="21"/>
+          <w:lang w:val="en-US"/>
+        </w:rPr>
+        <w:t>        result = </w:t>
+      </w:r>
+      <w:r>
+        <w:rPr>
+          <w:rFonts w:ascii="Consolas" w:eastAsia="Times New Roman" w:hAnsi="Consolas" w:cs="Times New Roman"/>
+          <w:color w:val="50A14F"/>
+          <w:sz w:val="21"/>
+          <w:szCs w:val="21"/>
+          <w:lang w:val="en-US"/>
+        </w:rPr>
+        <w:t>""</w:t>
+      </w:r>
+    </w:p>
+    <w:p>
+      <w:pPr>
+        <w:numPr>
+          <w:ilvl w:val="0"/>
+          <w:numId w:val="14"/>
+        </w:numPr>
+        <w:pBdr>
+          <w:left w:val="single" w:sz="18" w:space="0" w:color="6CE26C"/>
+        </w:pBdr>
+        <w:shd w:val="clear" w:color="auto" w:fill="F8F8F8"/>
+        <w:spacing w:before="100" w:beforeAutospacing="1" w:after="100" w:afterAutospacing="1" w:line="270" w:lineRule="atLeast"/>
+        <w:rPr>
+          <w:rFonts w:ascii="Consolas" w:eastAsia="Times New Roman" w:hAnsi="Consolas" w:cs="Times New Roman"/>
+          <w:color w:val="5C5C5C"/>
+          <w:sz w:val="21"/>
+          <w:szCs w:val="21"/>
+          <w:lang w:val="en-US"/>
+        </w:rPr>
+      </w:pPr>
+      <w:r>
+        <w:rPr>
+          <w:rFonts w:ascii="Consolas" w:eastAsia="Times New Roman" w:hAnsi="Consolas" w:cs="Times New Roman"/>
+          <w:color w:val="5C5C5C"/>
+          <w:sz w:val="21"/>
+          <w:szCs w:val="21"/>
+          <w:lang w:val="en-US"/>
+        </w:rPr>
+        <w:t>        </w:t>
+      </w:r>
+      <w:r>
+        <w:rPr>
+          <w:rFonts w:ascii="Consolas" w:eastAsia="Times New Roman" w:hAnsi="Consolas" w:cs="Times New Roman"/>
+          <w:color w:val="A626A4"/>
+          <w:sz w:val="21"/>
+          <w:szCs w:val="21"/>
+          <w:lang w:val="en-US"/>
+        </w:rPr>
+        <w:t>while</w:t>
+      </w:r>
+      <w:r>
+        <w:rPr>
+          <w:rFonts w:ascii="Consolas" w:eastAsia="Times New Roman" w:hAnsi="Consolas" w:cs="Times New Roman"/>
+          <w:color w:val="5C5C5C"/>
+          <w:sz w:val="21"/>
+          <w:szCs w:val="21"/>
+          <w:lang w:val="en-US"/>
+        </w:rPr>
+        <w:t> current:</w:t>
+      </w:r>
+    </w:p>
+    <w:p>
+      <w:pPr>
+        <w:numPr>
+          <w:ilvl w:val="0"/>
+          <w:numId w:val="14"/>
+        </w:numPr>
+        <w:pBdr>
+          <w:left w:val="single" w:sz="18" w:space="0" w:color="6CE26C"/>
+        </w:pBdr>
+        <w:spacing w:before="100" w:beforeAutospacing="1" w:after="100" w:afterAutospacing="1" w:line="270" w:lineRule="atLeast"/>
+        <w:rPr>
+          <w:rFonts w:ascii="Consolas" w:eastAsia="Times New Roman" w:hAnsi="Consolas" w:cs="Times New Roman"/>
+          <w:color w:val="5C5C5C"/>
+          <w:sz w:val="21"/>
+          <w:szCs w:val="21"/>
+          <w:lang w:val="en-US"/>
+        </w:rPr>
+      </w:pPr>
+      <w:r>
+        <w:rPr>
+          <w:rFonts w:ascii="Consolas" w:eastAsia="Times New Roman" w:hAnsi="Consolas" w:cs="Times New Roman"/>
+          <w:color w:val="5C5C5C"/>
+          <w:sz w:val="21"/>
+          <w:szCs w:val="21"/>
+          <w:lang w:val="en-US"/>
+        </w:rPr>
+        <w:t>            result = </w:t>
+      </w:r>
+      <w:r>
+        <w:rPr>
+          <w:rFonts w:ascii="Consolas" w:eastAsia="Times New Roman" w:hAnsi="Consolas" w:cs="Times New Roman"/>
+          <w:color w:val="C18401"/>
+          <w:sz w:val="21"/>
+          <w:szCs w:val="21"/>
+          <w:lang w:val="en-US"/>
+        </w:rPr>
+        <w:t>str</w:t>
+      </w:r>
+      <w:r>
+        <w:rPr>
+          <w:rFonts w:ascii="Consolas" w:eastAsia="Times New Roman" w:hAnsi="Consolas" w:cs="Times New Roman"/>
+          <w:color w:val="5C5C5C"/>
+          <w:sz w:val="21"/>
+          <w:szCs w:val="21"/>
+          <w:lang w:val="en-US"/>
+        </w:rPr>
+        <w:t>(current.digit) + result</w:t>
+      </w:r>
+    </w:p>
+    <w:p>
+      <w:pPr>
+        <w:numPr>
+          <w:ilvl w:val="0"/>
+          <w:numId w:val="14"/>
+        </w:numPr>
+        <w:pBdr>
+          <w:left w:val="single" w:sz="18" w:space="0" w:color="6CE26C"/>
+        </w:pBdr>
+        <w:shd w:val="clear" w:color="auto" w:fill="F8F8F8"/>
+        <w:spacing w:before="100" w:beforeAutospacing="1" w:after="100" w:afterAutospacing="1" w:line="270" w:lineRule="atLeast"/>
+        <w:rPr>
+          <w:rFonts w:ascii="Consolas" w:eastAsia="Times New Roman" w:hAnsi="Consolas" w:cs="Times New Roman"/>
+          <w:color w:val="5C5C5C"/>
+          <w:sz w:val="21"/>
+          <w:szCs w:val="21"/>
+          <w:lang w:val="en-US"/>
+        </w:rPr>
+      </w:pPr>
+      <w:r>
+        <w:rPr>
+          <w:rFonts w:ascii="Consolas" w:eastAsia="Times New Roman" w:hAnsi="Consolas" w:cs="Times New Roman"/>
+          <w:color w:val="5C5C5C"/>
+          <w:sz w:val="21"/>
+          <w:szCs w:val="21"/>
+          <w:lang w:val="en-US"/>
+        </w:rPr>
+        <w:t>            current = current.</w:t>
+      </w:r>
+      <w:r>
+        <w:rPr>
+          <w:rFonts w:ascii="Consolas" w:eastAsia="Times New Roman" w:hAnsi="Consolas" w:cs="Times New Roman"/>
+          <w:color w:val="C18401"/>
+          <w:sz w:val="21"/>
+          <w:szCs w:val="21"/>
+          <w:lang w:val="en-US"/>
+        </w:rPr>
+        <w:t>next</w:t>
+      </w:r>
+    </w:p>
+    <w:p>
+      <w:pPr>
+        <w:numPr>
+          <w:ilvl w:val="0"/>
+          <w:numId w:val="14"/>
+        </w:numPr>
+        <w:pBdr>
+          <w:left w:val="single" w:sz="18" w:space="0" w:color="6CE26C"/>
+        </w:pBdr>
+        <w:spacing w:before="100" w:beforeAutospacing="1" w:after="100" w:afterAutospacing="1" w:line="270" w:lineRule="atLeast"/>
+        <w:rPr>
+          <w:rFonts w:ascii="Consolas" w:eastAsia="Times New Roman" w:hAnsi="Consolas" w:cs="Times New Roman"/>
+          <w:color w:val="5C5C5C"/>
+          <w:sz w:val="21"/>
+          <w:szCs w:val="21"/>
+          <w:lang w:val="en-US"/>
+        </w:rPr>
+      </w:pPr>
+      <w:r>
+        <w:rPr>
+          <w:rFonts w:ascii="Consolas" w:eastAsia="Times New Roman" w:hAnsi="Consolas" w:cs="Times New Roman"/>
+          <w:color w:val="5C5C5C"/>
+          <w:sz w:val="21"/>
+          <w:szCs w:val="21"/>
+          <w:lang w:val="en-US"/>
+        </w:rPr>
+        <w:t>        </w:t>
+      </w:r>
+      <w:r>
+        <w:rPr>
+          <w:rFonts w:ascii="Consolas" w:eastAsia="Times New Roman" w:hAnsi="Consolas" w:cs="Times New Roman"/>
+          <w:color w:val="A626A4"/>
+          <w:sz w:val="21"/>
+          <w:szCs w:val="21"/>
+          <w:lang w:val="en-US"/>
+        </w:rPr>
+        <w:t>return</w:t>
+      </w:r>
+      <w:r>
+        <w:rPr>
+          <w:rFonts w:ascii="Consolas" w:eastAsia="Times New Roman" w:hAnsi="Consolas" w:cs="Times New Roman"/>
+          <w:color w:val="5C5C5C"/>
+          <w:sz w:val="21"/>
+          <w:szCs w:val="21"/>
+          <w:lang w:val="en-US"/>
+        </w:rPr>
+        <w:t> result</w:t>
+      </w:r>
+    </w:p>
+    <w:p>
+      <w:pPr>
+        <w:numPr>
+          <w:ilvl w:val="0"/>
+          <w:numId w:val="14"/>
+        </w:numPr>
+        <w:pBdr>
+          <w:left w:val="single" w:sz="18" w:space="0" w:color="6CE26C"/>
+        </w:pBdr>
+        <w:shd w:val="clear" w:color="auto" w:fill="F8F8F8"/>
+        <w:spacing w:before="100" w:beforeAutospacing="1" w:after="100" w:afterAutospacing="1" w:line="270" w:lineRule="atLeast"/>
+        <w:rPr>
+          <w:rFonts w:ascii="Consolas" w:eastAsia="Times New Roman" w:hAnsi="Consolas" w:cs="Times New Roman"/>
+          <w:color w:val="5C5C5C"/>
+          <w:sz w:val="21"/>
+          <w:szCs w:val="21"/>
+          <w:lang w:val="en-US"/>
+        </w:rPr>
+      </w:pPr>
+      <w:r>
+        <w:rPr>
+          <w:rFonts w:ascii="Consolas" w:eastAsia="Times New Roman" w:hAnsi="Consolas" w:cs="Times New Roman"/>
+          <w:color w:val="5C5C5C"/>
+          <w:sz w:val="21"/>
+          <w:szCs w:val="21"/>
+          <w:lang w:val="en-US"/>
+        </w:rPr>
+        <w:t>    </w:t>
+      </w:r>
+    </w:p>
+    <w:p>
+      <w:pPr>
+        <w:numPr>
+          <w:ilvl w:val="0"/>
+          <w:numId w:val="14"/>
+        </w:numPr>
+        <w:pBdr>
+          <w:left w:val="single" w:sz="18" w:space="0" w:color="6CE26C"/>
+        </w:pBdr>
+        <w:spacing w:before="100" w:beforeAutospacing="1" w:after="100" w:afterAutospacing="1" w:line="270" w:lineRule="atLeast"/>
+        <w:rPr>
+          <w:rFonts w:ascii="Consolas" w:eastAsia="Times New Roman" w:hAnsi="Consolas" w:cs="Times New Roman"/>
+          <w:color w:val="5C5C5C"/>
+          <w:sz w:val="21"/>
+          <w:szCs w:val="21"/>
+          <w:lang w:val="en-US"/>
+        </w:rPr>
+      </w:pPr>
+      <w:r>
+        <w:rPr>
+          <w:rFonts w:ascii="Consolas" w:eastAsia="Times New Roman" w:hAnsi="Consolas" w:cs="Times New Roman"/>
+          <w:i/>
+          <w:iCs/>
+          <w:color w:val="A0A1A7"/>
+          <w:sz w:val="21"/>
+          <w:szCs w:val="21"/>
+          <w:lang w:val="en-US"/>
+        </w:rPr>
+        <w:t># Run program</w:t>
+      </w:r>
+    </w:p>
+    <w:p>
+      <w:pPr>
+        <w:numPr>
+          <w:ilvl w:val="0"/>
+          <w:numId w:val="14"/>
+        </w:numPr>
+        <w:pBdr>
+          <w:left w:val="single" w:sz="18" w:space="0" w:color="6CE26C"/>
+        </w:pBdr>
+        <w:shd w:val="clear" w:color="auto" w:fill="F8F8F8"/>
+        <w:spacing w:before="100" w:beforeAutospacing="1" w:after="100" w:afterAutospacing="1" w:line="270" w:lineRule="atLeast"/>
+        <w:rPr>
+          <w:rFonts w:ascii="Consolas" w:eastAsia="Times New Roman" w:hAnsi="Consolas" w:cs="Times New Roman"/>
+          <w:color w:val="5C5C5C"/>
+          <w:sz w:val="21"/>
+          <w:szCs w:val="21"/>
+          <w:lang w:val="en-US"/>
+        </w:rPr>
+      </w:pPr>
+      <w:r>
+        <w:rPr>
+          <w:rFonts w:ascii="Consolas" w:eastAsia="Times New Roman" w:hAnsi="Consolas" w:cs="Times New Roman"/>
+          <w:color w:val="5C5C5C"/>
+          <w:sz w:val="21"/>
+          <w:szCs w:val="21"/>
+          <w:lang w:val="en-US"/>
+        </w:rPr>
+        <w:t>num = BigIntegerLL(</w:t>
+      </w:r>
+      <w:r>
+        <w:rPr>
+          <w:rFonts w:ascii="Consolas" w:eastAsia="Times New Roman" w:hAnsi="Consolas" w:cs="Times New Roman"/>
+          <w:color w:val="986801"/>
+          <w:sz w:val="21"/>
+          <w:szCs w:val="21"/>
+          <w:lang w:val="en-US"/>
+        </w:rPr>
+        <w:t>45839</w:t>
+      </w:r>
+      <w:r>
+        <w:rPr>
+          <w:rFonts w:ascii="Consolas" w:eastAsia="Times New Roman" w:hAnsi="Consolas" w:cs="Times New Roman"/>
+          <w:color w:val="5C5C5C"/>
+          <w:sz w:val="21"/>
+          <w:szCs w:val="21"/>
+          <w:lang w:val="en-US"/>
+        </w:rPr>
+        <w:t>)</w:t>
+      </w:r>
+    </w:p>
+    <w:p>
+      <w:pPr>
+        <w:numPr>
+          <w:ilvl w:val="0"/>
+          <w:numId w:val="14"/>
+        </w:numPr>
+        <w:pBdr>
+          <w:left w:val="single" w:sz="18" w:space="0" w:color="6CE26C"/>
+        </w:pBdr>
+        <w:spacing w:before="100" w:beforeAutospacing="1" w:after="100" w:afterAutospacing="1" w:line="270" w:lineRule="atLeast"/>
+        <w:rPr>
+          <w:rFonts w:ascii="Consolas" w:eastAsia="Times New Roman" w:hAnsi="Consolas" w:cs="Times New Roman"/>
+          <w:color w:val="5C5C5C"/>
+          <w:sz w:val="21"/>
+          <w:szCs w:val="21"/>
+          <w:lang w:val="en-US"/>
+        </w:rPr>
+      </w:pPr>
+    </w:p>
+    <w:p>
+      <w:pPr>
+        <w:numPr>
+          <w:ilvl w:val="0"/>
+          <w:numId w:val="14"/>
+        </w:numPr>
+        <w:pBdr>
+          <w:left w:val="single" w:sz="18" w:space="0" w:color="6CE26C"/>
+        </w:pBdr>
+        <w:shd w:val="clear" w:color="auto" w:fill="F8F8F8"/>
+        <w:spacing w:before="100" w:beforeAutospacing="1" w:after="100" w:afterAutospacing="1" w:line="270" w:lineRule="atLeast"/>
+        <w:rPr>
+          <w:rFonts w:ascii="Consolas" w:eastAsia="Times New Roman" w:hAnsi="Consolas" w:cs="Times New Roman"/>
+          <w:color w:val="5C5C5C"/>
+          <w:sz w:val="21"/>
+          <w:szCs w:val="21"/>
+          <w:lang w:val="en-US"/>
+        </w:rPr>
+      </w:pPr>
+      <w:r>
+        <w:rPr>
+          <w:rFonts w:ascii="Consolas" w:eastAsia="Times New Roman" w:hAnsi="Consolas" w:cs="Times New Roman"/>
+          <w:color w:val="C18401"/>
+          <w:sz w:val="21"/>
+          <w:szCs w:val="21"/>
+          <w:lang w:val="en-US"/>
+        </w:rPr>
+        <w:t>print</w:t>
+      </w:r>
+      <w:r>
+        <w:rPr>
+          <w:rFonts w:ascii="Consolas" w:eastAsia="Times New Roman" w:hAnsi="Consolas" w:cs="Times New Roman"/>
+          <w:color w:val="5C5C5C"/>
+          <w:sz w:val="21"/>
+          <w:szCs w:val="21"/>
+          <w:lang w:val="en-US"/>
+        </w:rPr>
+        <w:t>(</w:t>
+      </w:r>
+      <w:r>
+        <w:rPr>
+          <w:rFonts w:ascii="Consolas" w:eastAsia="Times New Roman" w:hAnsi="Consolas" w:cs="Times New Roman"/>
+          <w:color w:val="50A14F"/>
+          <w:sz w:val="21"/>
+          <w:szCs w:val="21"/>
+          <w:lang w:val="en-US"/>
+        </w:rPr>
+        <w:t>"\nInternal linked list:"</w:t>
+      </w:r>
+      <w:r>
+        <w:rPr>
+          <w:rFonts w:ascii="Consolas" w:eastAsia="Times New Roman" w:hAnsi="Consolas" w:cs="Times New Roman"/>
+          <w:color w:val="5C5C5C"/>
+          <w:sz w:val="21"/>
+          <w:szCs w:val="21"/>
+          <w:lang w:val="en-US"/>
+        </w:rPr>
+        <w:t>)</w:t>
+      </w:r>
+    </w:p>
+    <w:p>
+      <w:pPr>
+        <w:numPr>
+          <w:ilvl w:val="0"/>
+          <w:numId w:val="14"/>
+        </w:numPr>
+        <w:pBdr>
+          <w:left w:val="single" w:sz="18" w:space="0" w:color="6CE26C"/>
+        </w:pBdr>
+        <w:spacing w:before="100" w:beforeAutospacing="1" w:after="100" w:afterAutospacing="1" w:line="270" w:lineRule="atLeast"/>
+        <w:rPr>
+          <w:rFonts w:ascii="Consolas" w:eastAsia="Times New Roman" w:hAnsi="Consolas" w:cs="Times New Roman"/>
+          <w:color w:val="5C5C5C"/>
+          <w:sz w:val="21"/>
+          <w:szCs w:val="21"/>
+          <w:lang w:val="en-US"/>
+        </w:rPr>
+      </w:pPr>
+      <w:r>
+        <w:rPr>
+          <w:rFonts w:ascii="Consolas" w:eastAsia="Times New Roman" w:hAnsi="Consolas" w:cs="Times New Roman"/>
+          <w:color w:val="C18401"/>
+          <w:sz w:val="21"/>
+          <w:szCs w:val="21"/>
+          <w:lang w:val="en-US"/>
+        </w:rPr>
+        <w:t>print</w:t>
+      </w:r>
+      <w:r>
+        <w:rPr>
+          <w:rFonts w:ascii="Consolas" w:eastAsia="Times New Roman" w:hAnsi="Consolas" w:cs="Times New Roman"/>
+          <w:color w:val="5C5C5C"/>
+          <w:sz w:val="21"/>
+          <w:szCs w:val="21"/>
+          <w:lang w:val="en-US"/>
+        </w:rPr>
+        <w:t>(num.print_list())</w:t>
+      </w:r>
+    </w:p>
+    <w:p>
+      <w:pPr>
+        <w:numPr>
+          <w:ilvl w:val="0"/>
+          <w:numId w:val="14"/>
+        </w:numPr>
+        <w:pBdr>
+          <w:left w:val="single" w:sz="18" w:space="0" w:color="6CE26C"/>
+        </w:pBdr>
+        <w:shd w:val="clear" w:color="auto" w:fill="F8F8F8"/>
+        <w:spacing w:before="100" w:beforeAutospacing="1" w:after="100" w:afterAutospacing="1" w:line="270" w:lineRule="atLeast"/>
+        <w:rPr>
+          <w:rFonts w:ascii="Consolas" w:eastAsia="Times New Roman" w:hAnsi="Consolas" w:cs="Times New Roman"/>
+          <w:color w:val="5C5C5C"/>
+          <w:sz w:val="21"/>
+          <w:szCs w:val="21"/>
+          <w:lang w:val="en-US"/>
+        </w:rPr>
+      </w:pPr>
+    </w:p>
+    <w:p>
+      <w:pPr>
+        <w:numPr>
+          <w:ilvl w:val="0"/>
+          <w:numId w:val="14"/>
+        </w:numPr>
+        <w:pBdr>
+          <w:left w:val="single" w:sz="18" w:space="0" w:color="6CE26C"/>
+        </w:pBdr>
+        <w:spacing w:before="100" w:beforeAutospacing="1" w:after="100" w:afterAutospacing="1" w:line="270" w:lineRule="atLeast"/>
+        <w:rPr>
+          <w:rFonts w:ascii="Consolas" w:eastAsia="Times New Roman" w:hAnsi="Consolas" w:cs="Times New Roman"/>
+          <w:color w:val="5C5C5C"/>
+          <w:sz w:val="21"/>
+          <w:szCs w:val="21"/>
+          <w:lang w:val="en-US"/>
+        </w:rPr>
+      </w:pPr>
+      <w:r>
+        <w:rPr>
+          <w:rFonts w:ascii="Consolas" w:eastAsia="Times New Roman" w:hAnsi="Consolas" w:cs="Times New Roman"/>
+          <w:color w:val="C18401"/>
+          <w:sz w:val="21"/>
+          <w:szCs w:val="21"/>
+          <w:lang w:val="en-US"/>
+        </w:rPr>
+        <w:t>print</w:t>
+      </w:r>
+      <w:r>
+        <w:rPr>
+          <w:rFonts w:ascii="Consolas" w:eastAsia="Times New Roman" w:hAnsi="Consolas" w:cs="Times New Roman"/>
+          <w:color w:val="5C5C5C"/>
+          <w:sz w:val="21"/>
+          <w:szCs w:val="21"/>
+          <w:lang w:val="en-US"/>
+        </w:rPr>
+        <w:t>(</w:t>
+      </w:r>
+      <w:r>
+        <w:rPr>
+          <w:rFonts w:ascii="Consolas" w:eastAsia="Times New Roman" w:hAnsi="Consolas" w:cs="Times New Roman"/>
+          <w:color w:val="50A14F"/>
+          <w:sz w:val="21"/>
+          <w:szCs w:val="21"/>
+          <w:lang w:val="en-US"/>
+        </w:rPr>
+        <w:t>"\nDisplay output:"</w:t>
+      </w:r>
+      <w:r>
+        <w:rPr>
+          <w:rFonts w:ascii="Consolas" w:eastAsia="Times New Roman" w:hAnsi="Consolas" w:cs="Times New Roman"/>
+          <w:color w:val="5C5C5C"/>
+          <w:sz w:val="21"/>
+          <w:szCs w:val="21"/>
+          <w:lang w:val="en-US"/>
+        </w:rPr>
+        <w:t>)</w:t>
+      </w:r>
+    </w:p>
+    <w:p>
+      <w:pPr>
+        <w:numPr>
+          <w:ilvl w:val="0"/>
+          <w:numId w:val="14"/>
+        </w:numPr>
+        <w:pBdr>
+          <w:left w:val="single" w:sz="18" w:space="0" w:color="6CE26C"/>
+        </w:pBdr>
+        <w:shd w:val="clear" w:color="auto" w:fill="F8F8F8"/>
+        <w:spacing w:before="100" w:beforeAutospacing="1" w:after="100" w:afterAutospacing="1" w:line="270" w:lineRule="atLeast"/>
+        <w:rPr>
+          <w:rFonts w:ascii="Consolas" w:eastAsia="Times New Roman" w:hAnsi="Consolas" w:cs="Times New Roman"/>
+          <w:color w:val="5C5C5C"/>
+          <w:sz w:val="21"/>
+          <w:szCs w:val="21"/>
+          <w:lang w:val="en-US"/>
+        </w:rPr>
+      </w:pPr>
+      <w:r>
+        <w:rPr>
+          <w:rFonts w:ascii="Consolas" w:eastAsia="Times New Roman" w:hAnsi="Consolas" w:cs="Times New Roman"/>
+          <w:color w:val="C18401"/>
+          <w:sz w:val="21"/>
+          <w:szCs w:val="21"/>
+          <w:lang w:val="en-US"/>
+        </w:rPr>
+        <w:t>print</w:t>
+      </w:r>
+      <w:r>
+        <w:rPr>
+          <w:rFonts w:ascii="Consolas" w:eastAsia="Times New Roman" w:hAnsi="Consolas" w:cs="Times New Roman"/>
+          <w:color w:val="5C5C5C"/>
+          <w:sz w:val="21"/>
+          <w:szCs w:val="21"/>
+          <w:lang w:val="en-US"/>
+        </w:rPr>
+        <w:t>(num.display())</w:t>
+      </w:r>
+    </w:p>
+    <w:p>
+      <w:pPr>
+        <w:pStyle w:val="ListParagraph"/>
+        <w:spacing w:before="100" w:beforeAutospacing="1" w:after="100" w:afterAutospacing="1"/>
+        <w:jc w:val="both"/>
+        <w:rPr>
+          <w:rFonts w:ascii="Times New Roman" w:eastAsia="Times New Roman" w:hAnsi="Times New Roman" w:cs="Times New Roman"/>
+          <w:sz w:val="24"/>
+          <w:szCs w:val="24"/>
+          <w:lang w:val="en-US"/>
+        </w:rPr>
+      </w:pPr>
+      <w:r>
+        <w:rPr>
+          <w:rFonts w:ascii="Times New Roman" w:eastAsia="Times New Roman" w:hAnsi="Times New Roman" w:cs="Times New Roman"/>
+          <w:sz w:val="24"/>
+          <w:szCs w:val="24"/>
+          <w:lang w:val="en-US"/>
+        </w:rPr>
+        <w:lastRenderedPageBreak/>
+        <w:t xml:space="preserve">      The Output</w:t>
+      </w:r>
+    </w:p>
+    <w:p>
+      <w:pPr>
+        <w:pStyle w:val="ListParagraph"/>
+        <w:spacing w:before="100" w:beforeAutospacing="1" w:after="100" w:afterAutospacing="1"/>
+        <w:jc w:val="both"/>
+        <w:rPr>
+          <w:rFonts w:ascii="Times New Roman" w:eastAsia="Times New Roman" w:hAnsi="Times New Roman" w:cs="Times New Roman"/>
+          <w:sz w:val="24"/>
+          <w:szCs w:val="24"/>
+          <w:lang w:val="en-US"/>
+        </w:rPr>
+      </w:pPr>
+      <w:r>
+        <w:rPr>
+          <w:noProof/>
+          <w:lang w:val="en-US"/>
+        </w:rPr>
+        <w:drawing>
+          <wp:inline distT="0" distB="0" distL="0" distR="0" wp14:anchorId="7C9AEB24" wp14:editId="3F8E2260">
+            <wp:extent cx="3313215" cy="1531527"/>
+            <wp:effectExtent l="0" t="0" r="1905" b="0"/>
+            <wp:docPr id="1" name="Picture 1"/>
+            <wp:cNvGraphicFramePr>
+              <a:graphicFrameLocks xmlns:a="http://schemas.openxmlformats.org/drawingml/2006/main" noChangeAspect="1"/>
+            </wp:cNvGraphicFramePr>
+            <a:graphic xmlns:a="http://schemas.openxmlformats.org/drawingml/2006/main">
+              <a:graphicData uri="http://schemas.openxmlformats.org/drawingml/2006/picture">
+                <pic:pic xmlns:pic="http://schemas.openxmlformats.org/drawingml/2006/picture">
+                  <pic:nvPicPr>
+                    <pic:cNvPr id="1" name=""/>
+                    <pic:cNvPicPr/>
+                  </pic:nvPicPr>
+                  <pic:blipFill rotWithShape="1">
+                    <a:blip r:embed="rId12"/>
+                    <a:srcRect l="24648" t="77576" r="59875" b="9698"/>
+                    <a:stretch/>
+                  </pic:blipFill>
+                  <pic:spPr bwMode="auto">
+                    <a:xfrm>
+                      <a:off x="0" y="0"/>
+                      <a:ext cx="3366134" cy="1555989"/>
+                    </a:xfrm>
+                    <a:prstGeom prst="rect">
+                      <a:avLst/>
+                    </a:prstGeom>
+                    <a:ln>
+                      <a:noFill/>
+                    </a:ln>
+                    <a:extLst>
+                      <a:ext uri="{53640926-AAD7-44D8-BBD7-CCE9431645EC}">
+                        <a14:shadowObscured xmlns:a14="http://schemas.microsoft.com/office/drawing/2010/main"/>
+                      </a:ext>
+                    </a:extLst>
+                  </pic:spPr>
+                </pic:pic>
+              </a:graphicData>
+            </a:graphic>
+          </wp:inline>
+        </w:drawing>
+      </w:r>
+    </w:p>
+    <w:p>
+      <w:pPr>
+        <w:pStyle w:val="ListParagraph"/>
+        <w:spacing w:before="100" w:beforeAutospacing="1" w:after="100" w:afterAutospacing="1"/>
+        <w:jc w:val="both"/>
+        <w:rPr>
+          <w:rFonts w:ascii="Times New Roman" w:eastAsia="Times New Roman" w:hAnsi="Times New Roman" w:cs="Times New Roman"/>
+          <w:sz w:val="24"/>
+          <w:szCs w:val="24"/>
+          <w:lang w:val="en-US"/>
+        </w:rPr>
+      </w:pPr>
+      <w:r>
+        <w:rPr>
+          <w:rFonts w:ascii="Times New Roman" w:eastAsia="Times New Roman" w:hAnsi="Times New Roman" w:cs="Times New Roman"/>
+          <w:sz w:val="24"/>
+          <w:szCs w:val="24"/>
+          <w:lang w:val="en-US"/>
+        </w:rPr>
+        <w:t xml:space="preserve">      The Explaination</w:t>
+      </w:r>
+    </w:p>
+    <w:p>
+      <w:pPr>
+        <w:pStyle w:val="ListParagraph"/>
+        <w:spacing w:before="100" w:beforeAutospacing="1" w:after="100" w:afterAutospacing="1"/>
+        <w:ind w:firstLine="720"/>
+        <w:jc w:val="both"/>
+        <w:rPr>
+          <w:rFonts w:ascii="Times New Roman" w:eastAsia="Times New Roman" w:hAnsi="Times New Roman" w:cs="Times New Roman"/>
+          <w:sz w:val="24"/>
+          <w:szCs w:val="24"/>
+          <w:lang w:val="en-US"/>
+        </w:rPr>
+      </w:pPr>
+      <w:r>
+        <w:rPr>
+          <w:rFonts w:ascii="Times New Roman" w:eastAsia="Times New Roman" w:hAnsi="Times New Roman" w:cs="Times New Roman"/>
+          <w:sz w:val="24"/>
+          <w:szCs w:val="24"/>
+          <w:lang w:val="en-US"/>
+        </w:rPr>
+        <w:t>This program implements a Big Integer Abstract Data Type (ADT) using a singly linked list. The Node class is used to represent each digit of the number, where each node stores a single digit and a reference to the next node. The BigIntegerLL class manages the linked list structure. When an object is initialized, the input number is first converted into a string and reversed using slicing ([::-1]) so that the least significant digit is processed first. Each digit is then inserted into the linked list using the insert() method, which adds a new node at the head of the list. As a result, the linked list stores digits in reverse order internally. The print_list() method traverses the linked list and displays the stored digits in sequence using arrows, showing the internal representation. Meanwhile, the display() method reconstructs the original number by traversing the list and combining the digits in the correct order. This approach allows the program to represent large integers efficiently by storing each digit separately rather than relying on built-in integer limits.</w:t>
+      </w:r>
+    </w:p>
+    <w:p>
+      <w:pPr>
+        <w:pStyle w:val="ListParagraph"/>
+        <w:spacing w:before="100" w:beforeAutospacing="1" w:after="100" w:afterAutospacing="1"/>
+        <w:ind w:firstLine="720"/>
+        <w:jc w:val="both"/>
+        <w:rPr>
+          <w:rFonts w:ascii="Times New Roman" w:eastAsia="Times New Roman" w:hAnsi="Times New Roman" w:cs="Times New Roman"/>
+          <w:sz w:val="24"/>
+          <w:szCs w:val="24"/>
+          <w:lang w:val="en-US"/>
+        </w:rPr>
+      </w:pPr>
+    </w:p>
+    <w:p>
+      <w:pPr>
+        <w:pStyle w:val="ListParagraph"/>
+        <w:spacing w:before="100" w:beforeAutospacing="1" w:after="100" w:afterAutospacing="1"/>
+        <w:jc w:val="both"/>
+        <w:rPr>
+          <w:rFonts w:ascii="Times New Roman" w:eastAsia="Times New Roman" w:hAnsi="Times New Roman" w:cs="Times New Roman"/>
+          <w:sz w:val="24"/>
+          <w:szCs w:val="24"/>
+          <w:lang w:val="en-US"/>
+        </w:rPr>
+      </w:pPr>
+      <w:r>
+        <w:rPr>
+          <w:rFonts w:ascii="Times New Roman" w:eastAsia="Times New Roman" w:hAnsi="Times New Roman" w:cs="Times New Roman"/>
+          <w:sz w:val="24"/>
+          <w:szCs w:val="24"/>
+          <w:lang w:val="en-US"/>
+        </w:rPr>
+        <w:t>(b) The Source Code</w:t>
+      </w:r>
+    </w:p>
+    <w:p>
+      <w:pPr>
+        <w:numPr>
+          <w:ilvl w:val="0"/>
+          <w:numId w:val="15"/>
+        </w:numPr>
+        <w:pBdr>
+          <w:left w:val="single" w:sz="18" w:space="0" w:color="6CE26C"/>
+        </w:pBdr>
+        <w:spacing w:before="100" w:beforeAutospacing="1" w:after="100" w:afterAutospacing="1" w:line="270" w:lineRule="atLeast"/>
+        <w:rPr>
+          <w:rFonts w:ascii="Consolas" w:eastAsia="Times New Roman" w:hAnsi="Consolas" w:cs="Times New Roman"/>
+          <w:color w:val="5C5C5C"/>
+          <w:sz w:val="21"/>
+          <w:szCs w:val="21"/>
+          <w:lang w:val="en-US"/>
+        </w:rPr>
+      </w:pPr>
+      <w:r>
+        <w:rPr>
+          <w:rFonts w:ascii="Consolas" w:eastAsia="Times New Roman" w:hAnsi="Consolas" w:cs="Times New Roman"/>
+          <w:color w:val="A626A4"/>
+          <w:sz w:val="21"/>
+          <w:szCs w:val="21"/>
+          <w:lang w:val="en-US"/>
+        </w:rPr>
+        <w:t>class</w:t>
+      </w:r>
+      <w:r>
+        <w:rPr>
+          <w:rFonts w:ascii="Consolas" w:eastAsia="Times New Roman" w:hAnsi="Consolas" w:cs="Times New Roman"/>
+          <w:color w:val="5C5C5C"/>
+          <w:sz w:val="21"/>
+          <w:szCs w:val="21"/>
+          <w:lang w:val="en-US"/>
+        </w:rPr>
+        <w:t> BigIntegerList:</w:t>
+      </w:r>
+    </w:p>
+    <w:p>
+      <w:pPr>
+        <w:numPr>
+          <w:ilvl w:val="0"/>
+          <w:numId w:val="15"/>
+        </w:numPr>
+        <w:pBdr>
+          <w:left w:val="single" w:sz="18" w:space="0" w:color="6CE26C"/>
+        </w:pBdr>
+        <w:shd w:val="clear" w:color="auto" w:fill="F8F8F8"/>
+        <w:spacing w:before="100" w:beforeAutospacing="1" w:after="100" w:afterAutospacing="1" w:line="270" w:lineRule="atLeast"/>
+        <w:rPr>
+          <w:rFonts w:ascii="Consolas" w:eastAsia="Times New Roman" w:hAnsi="Consolas" w:cs="Times New Roman"/>
+          <w:color w:val="5C5C5C"/>
+          <w:sz w:val="21"/>
+          <w:szCs w:val="21"/>
+          <w:lang w:val="en-US"/>
+        </w:rPr>
+      </w:pPr>
+      <w:r>
+        <w:rPr>
+          <w:rFonts w:ascii="Consolas" w:eastAsia="Times New Roman" w:hAnsi="Consolas" w:cs="Times New Roman"/>
+          <w:color w:val="5C5C5C"/>
+          <w:sz w:val="21"/>
+          <w:szCs w:val="21"/>
+          <w:lang w:val="en-US"/>
+        </w:rPr>
+        <w:t>    </w:t>
+      </w:r>
+      <w:r>
+        <w:rPr>
+          <w:rFonts w:ascii="Consolas" w:eastAsia="Times New Roman" w:hAnsi="Consolas" w:cs="Times New Roman"/>
+          <w:color w:val="A626A4"/>
+          <w:sz w:val="21"/>
+          <w:szCs w:val="21"/>
+          <w:lang w:val="en-US"/>
+        </w:rPr>
+        <w:t>def</w:t>
+      </w:r>
+      <w:r>
+        <w:rPr>
+          <w:rFonts w:ascii="Consolas" w:eastAsia="Times New Roman" w:hAnsi="Consolas" w:cs="Times New Roman"/>
+          <w:color w:val="5C5C5C"/>
+          <w:sz w:val="21"/>
+          <w:szCs w:val="21"/>
+          <w:lang w:val="en-US"/>
+        </w:rPr>
+        <w:t> __init__(self, number):</w:t>
+      </w:r>
+    </w:p>
+    <w:p>
+      <w:pPr>
+        <w:numPr>
+          <w:ilvl w:val="0"/>
+          <w:numId w:val="15"/>
+        </w:numPr>
+        <w:pBdr>
+          <w:left w:val="single" w:sz="18" w:space="0" w:color="6CE26C"/>
+        </w:pBdr>
+        <w:spacing w:before="100" w:beforeAutospacing="1" w:after="100" w:afterAutospacing="1" w:line="270" w:lineRule="atLeast"/>
+        <w:rPr>
+          <w:rFonts w:ascii="Consolas" w:eastAsia="Times New Roman" w:hAnsi="Consolas" w:cs="Times New Roman"/>
+          <w:color w:val="5C5C5C"/>
+          <w:sz w:val="21"/>
+          <w:szCs w:val="21"/>
+          <w:lang w:val="en-US"/>
+        </w:rPr>
+      </w:pPr>
+      <w:r>
+        <w:rPr>
+          <w:rFonts w:ascii="Consolas" w:eastAsia="Times New Roman" w:hAnsi="Consolas" w:cs="Times New Roman"/>
+          <w:color w:val="5C5C5C"/>
+          <w:sz w:val="21"/>
+          <w:szCs w:val="21"/>
+          <w:lang w:val="en-US"/>
+        </w:rPr>
+        <w:t>        self.digits = [</w:t>
+      </w:r>
+      <w:r>
+        <w:rPr>
+          <w:rFonts w:ascii="Consolas" w:eastAsia="Times New Roman" w:hAnsi="Consolas" w:cs="Times New Roman"/>
+          <w:color w:val="C18401"/>
+          <w:sz w:val="21"/>
+          <w:szCs w:val="21"/>
+          <w:lang w:val="en-US"/>
+        </w:rPr>
+        <w:t>int</w:t>
+      </w:r>
+      <w:r>
+        <w:rPr>
+          <w:rFonts w:ascii="Consolas" w:eastAsia="Times New Roman" w:hAnsi="Consolas" w:cs="Times New Roman"/>
+          <w:color w:val="5C5C5C"/>
+          <w:sz w:val="21"/>
+          <w:szCs w:val="21"/>
+          <w:lang w:val="en-US"/>
+        </w:rPr>
+        <w:t>(d) </w:t>
+      </w:r>
+      <w:r>
+        <w:rPr>
+          <w:rFonts w:ascii="Consolas" w:eastAsia="Times New Roman" w:hAnsi="Consolas" w:cs="Times New Roman"/>
+          <w:color w:val="A626A4"/>
+          <w:sz w:val="21"/>
+          <w:szCs w:val="21"/>
+          <w:lang w:val="en-US"/>
+        </w:rPr>
+        <w:t>for</w:t>
+      </w:r>
+      <w:r>
+        <w:rPr>
+          <w:rFonts w:ascii="Consolas" w:eastAsia="Times New Roman" w:hAnsi="Consolas" w:cs="Times New Roman"/>
+          <w:color w:val="5C5C5C"/>
+          <w:sz w:val="21"/>
+          <w:szCs w:val="21"/>
+          <w:lang w:val="en-US"/>
+        </w:rPr>
+        <w:t> d </w:t>
+      </w:r>
+      <w:r>
+        <w:rPr>
+          <w:rFonts w:ascii="Consolas" w:eastAsia="Times New Roman" w:hAnsi="Consolas" w:cs="Times New Roman"/>
+          <w:color w:val="A626A4"/>
+          <w:sz w:val="21"/>
+          <w:szCs w:val="21"/>
+          <w:lang w:val="en-US"/>
+        </w:rPr>
+        <w:t>in</w:t>
+      </w:r>
+      <w:r>
+        <w:rPr>
+          <w:rFonts w:ascii="Consolas" w:eastAsia="Times New Roman" w:hAnsi="Consolas" w:cs="Times New Roman"/>
+          <w:color w:val="5C5C5C"/>
+          <w:sz w:val="21"/>
+          <w:szCs w:val="21"/>
+          <w:lang w:val="en-US"/>
+        </w:rPr>
+        <w:t> </w:t>
+      </w:r>
+      <w:r>
+        <w:rPr>
+          <w:rFonts w:ascii="Consolas" w:eastAsia="Times New Roman" w:hAnsi="Consolas" w:cs="Times New Roman"/>
+          <w:color w:val="C18401"/>
+          <w:sz w:val="21"/>
+          <w:szCs w:val="21"/>
+          <w:lang w:val="en-US"/>
+        </w:rPr>
+        <w:t>str</w:t>
+      </w:r>
+      <w:r>
+        <w:rPr>
+          <w:rFonts w:ascii="Consolas" w:eastAsia="Times New Roman" w:hAnsi="Consolas" w:cs="Times New Roman"/>
+          <w:color w:val="5C5C5C"/>
+          <w:sz w:val="21"/>
+          <w:szCs w:val="21"/>
+          <w:lang w:val="en-US"/>
+        </w:rPr>
+        <w:t>(number)][::-</w:t>
+      </w:r>
+      <w:r>
+        <w:rPr>
+          <w:rFonts w:ascii="Consolas" w:eastAsia="Times New Roman" w:hAnsi="Consolas" w:cs="Times New Roman"/>
+          <w:color w:val="986801"/>
+          <w:sz w:val="21"/>
+          <w:szCs w:val="21"/>
+          <w:lang w:val="en-US"/>
+        </w:rPr>
+        <w:t>1</w:t>
+      </w:r>
+      <w:r>
+        <w:rPr>
+          <w:rFonts w:ascii="Consolas" w:eastAsia="Times New Roman" w:hAnsi="Consolas" w:cs="Times New Roman"/>
+          <w:color w:val="5C5C5C"/>
+          <w:sz w:val="21"/>
+          <w:szCs w:val="21"/>
+          <w:lang w:val="en-US"/>
+        </w:rPr>
+        <w:t>]</w:t>
+      </w:r>
+    </w:p>
+    <w:p>
+      <w:pPr>
+        <w:numPr>
+          <w:ilvl w:val="0"/>
+          <w:numId w:val="15"/>
+        </w:numPr>
+        <w:pBdr>
+          <w:left w:val="single" w:sz="18" w:space="0" w:color="6CE26C"/>
+        </w:pBdr>
+        <w:shd w:val="clear" w:color="auto" w:fill="F8F8F8"/>
+        <w:spacing w:before="100" w:beforeAutospacing="1" w:after="100" w:afterAutospacing="1" w:line="270" w:lineRule="atLeast"/>
+        <w:rPr>
+          <w:rFonts w:ascii="Consolas" w:eastAsia="Times New Roman" w:hAnsi="Consolas" w:cs="Times New Roman"/>
+          <w:color w:val="5C5C5C"/>
+          <w:sz w:val="21"/>
+          <w:szCs w:val="21"/>
+          <w:lang w:val="en-US"/>
+        </w:rPr>
+      </w:pPr>
+    </w:p>
+    <w:p>
+      <w:pPr>
+        <w:numPr>
+          <w:ilvl w:val="0"/>
+          <w:numId w:val="15"/>
+        </w:numPr>
+        <w:pBdr>
+          <w:left w:val="single" w:sz="18" w:space="0" w:color="6CE26C"/>
+        </w:pBdr>
+        <w:spacing w:before="100" w:beforeAutospacing="1" w:after="100" w:afterAutospacing="1" w:line="270" w:lineRule="atLeast"/>
+        <w:rPr>
+          <w:rFonts w:ascii="Consolas" w:eastAsia="Times New Roman" w:hAnsi="Consolas" w:cs="Times New Roman"/>
+          <w:color w:val="5C5C5C"/>
+          <w:sz w:val="21"/>
+          <w:szCs w:val="21"/>
+          <w:lang w:val="en-US"/>
+        </w:rPr>
+      </w:pPr>
+      <w:r>
+        <w:rPr>
+          <w:rFonts w:ascii="Consolas" w:eastAsia="Times New Roman" w:hAnsi="Consolas" w:cs="Times New Roman"/>
+          <w:color w:val="5C5C5C"/>
+          <w:sz w:val="21"/>
+          <w:szCs w:val="21"/>
+          <w:lang w:val="en-US"/>
+        </w:rPr>
+        <w:t>    </w:t>
+      </w:r>
+      <w:r>
+        <w:rPr>
+          <w:rFonts w:ascii="Consolas" w:eastAsia="Times New Roman" w:hAnsi="Consolas" w:cs="Times New Roman"/>
+          <w:color w:val="A626A4"/>
+          <w:sz w:val="21"/>
+          <w:szCs w:val="21"/>
+          <w:lang w:val="en-US"/>
+        </w:rPr>
+        <w:t>def</w:t>
+      </w:r>
+      <w:r>
+        <w:rPr>
+          <w:rFonts w:ascii="Consolas" w:eastAsia="Times New Roman" w:hAnsi="Consolas" w:cs="Times New Roman"/>
+          <w:color w:val="5C5C5C"/>
+          <w:sz w:val="21"/>
+          <w:szCs w:val="21"/>
+          <w:lang w:val="en-US"/>
+        </w:rPr>
+        <w:t> display(self):</w:t>
+      </w:r>
+    </w:p>
+    <w:p>
+      <w:pPr>
+        <w:numPr>
+          <w:ilvl w:val="0"/>
+          <w:numId w:val="15"/>
+        </w:numPr>
+        <w:pBdr>
+          <w:left w:val="single" w:sz="18" w:space="0" w:color="6CE26C"/>
+        </w:pBdr>
+        <w:shd w:val="clear" w:color="auto" w:fill="F8F8F8"/>
+        <w:spacing w:before="100" w:beforeAutospacing="1" w:after="100" w:afterAutospacing="1" w:line="270" w:lineRule="atLeast"/>
+        <w:rPr>
+          <w:rFonts w:ascii="Consolas" w:eastAsia="Times New Roman" w:hAnsi="Consolas" w:cs="Times New Roman"/>
+          <w:color w:val="5C5C5C"/>
+          <w:sz w:val="21"/>
+          <w:szCs w:val="21"/>
+          <w:lang w:val="en-US"/>
+        </w:rPr>
+      </w:pPr>
+      <w:r>
+        <w:rPr>
+          <w:rFonts w:ascii="Consolas" w:eastAsia="Times New Roman" w:hAnsi="Consolas" w:cs="Times New Roman"/>
+          <w:color w:val="5C5C5C"/>
+          <w:sz w:val="21"/>
+          <w:szCs w:val="21"/>
+          <w:lang w:val="en-US"/>
+        </w:rPr>
+        <w:t>        </w:t>
+      </w:r>
+      <w:r>
+        <w:rPr>
+          <w:rFonts w:ascii="Consolas" w:eastAsia="Times New Roman" w:hAnsi="Consolas" w:cs="Times New Roman"/>
+          <w:color w:val="A626A4"/>
+          <w:sz w:val="21"/>
+          <w:szCs w:val="21"/>
+          <w:lang w:val="en-US"/>
+        </w:rPr>
+        <w:t>return</w:t>
+      </w:r>
+      <w:r>
+        <w:rPr>
+          <w:rFonts w:ascii="Consolas" w:eastAsia="Times New Roman" w:hAnsi="Consolas" w:cs="Times New Roman"/>
+          <w:color w:val="5C5C5C"/>
+          <w:sz w:val="21"/>
+          <w:szCs w:val="21"/>
+          <w:lang w:val="en-US"/>
+        </w:rPr>
+        <w:t> </w:t>
+      </w:r>
+      <w:r>
+        <w:rPr>
+          <w:rFonts w:ascii="Consolas" w:eastAsia="Times New Roman" w:hAnsi="Consolas" w:cs="Times New Roman"/>
+          <w:color w:val="50A14F"/>
+          <w:sz w:val="21"/>
+          <w:szCs w:val="21"/>
+          <w:lang w:val="en-US"/>
+        </w:rPr>
+        <w:t>''</w:t>
+      </w:r>
+      <w:r>
+        <w:rPr>
+          <w:rFonts w:ascii="Consolas" w:eastAsia="Times New Roman" w:hAnsi="Consolas" w:cs="Times New Roman"/>
+          <w:color w:val="5C5C5C"/>
+          <w:sz w:val="21"/>
+          <w:szCs w:val="21"/>
+          <w:lang w:val="en-US"/>
+        </w:rPr>
+        <w:t>.join(</w:t>
+      </w:r>
+      <w:r>
+        <w:rPr>
+          <w:rFonts w:ascii="Consolas" w:eastAsia="Times New Roman" w:hAnsi="Consolas" w:cs="Times New Roman"/>
+          <w:color w:val="C18401"/>
+          <w:sz w:val="21"/>
+          <w:szCs w:val="21"/>
+          <w:lang w:val="en-US"/>
+        </w:rPr>
+        <w:t>map</w:t>
+      </w:r>
+      <w:r>
+        <w:rPr>
+          <w:rFonts w:ascii="Consolas" w:eastAsia="Times New Roman" w:hAnsi="Consolas" w:cs="Times New Roman"/>
+          <w:color w:val="5C5C5C"/>
+          <w:sz w:val="21"/>
+          <w:szCs w:val="21"/>
+          <w:lang w:val="en-US"/>
+        </w:rPr>
+        <w:t>(</w:t>
+      </w:r>
+      <w:r>
+        <w:rPr>
+          <w:rFonts w:ascii="Consolas" w:eastAsia="Times New Roman" w:hAnsi="Consolas" w:cs="Times New Roman"/>
+          <w:color w:val="C18401"/>
+          <w:sz w:val="21"/>
+          <w:szCs w:val="21"/>
+          <w:lang w:val="en-US"/>
+        </w:rPr>
+        <w:t>str</w:t>
+      </w:r>
+      <w:r>
+        <w:rPr>
+          <w:rFonts w:ascii="Consolas" w:eastAsia="Times New Roman" w:hAnsi="Consolas" w:cs="Times New Roman"/>
+          <w:color w:val="5C5C5C"/>
+          <w:sz w:val="21"/>
+          <w:szCs w:val="21"/>
+          <w:lang w:val="en-US"/>
+        </w:rPr>
+        <w:t>, self.digits[::-</w:t>
+      </w:r>
+      <w:r>
+        <w:rPr>
+          <w:rFonts w:ascii="Consolas" w:eastAsia="Times New Roman" w:hAnsi="Consolas" w:cs="Times New Roman"/>
+          <w:color w:val="986801"/>
+          <w:sz w:val="21"/>
+          <w:szCs w:val="21"/>
+          <w:lang w:val="en-US"/>
+        </w:rPr>
+        <w:t>1</w:t>
+      </w:r>
+      <w:r>
+        <w:rPr>
+          <w:rFonts w:ascii="Consolas" w:eastAsia="Times New Roman" w:hAnsi="Consolas" w:cs="Times New Roman"/>
+          <w:color w:val="5C5C5C"/>
+          <w:sz w:val="21"/>
+          <w:szCs w:val="21"/>
+          <w:lang w:val="en-US"/>
+        </w:rPr>
+        <w:t>]))</w:t>
+      </w:r>
+    </w:p>
+    <w:p>
+      <w:pPr>
+        <w:numPr>
+          <w:ilvl w:val="0"/>
+          <w:numId w:val="15"/>
+        </w:numPr>
+        <w:pBdr>
+          <w:left w:val="single" w:sz="18" w:space="0" w:color="6CE26C"/>
+        </w:pBdr>
+        <w:spacing w:before="100" w:beforeAutospacing="1" w:after="100" w:afterAutospacing="1" w:line="270" w:lineRule="atLeast"/>
+        <w:rPr>
+          <w:rFonts w:ascii="Consolas" w:eastAsia="Times New Roman" w:hAnsi="Consolas" w:cs="Times New Roman"/>
+          <w:color w:val="5C5C5C"/>
+          <w:sz w:val="21"/>
+          <w:szCs w:val="21"/>
+          <w:lang w:val="en-US"/>
+        </w:rPr>
+      </w:pPr>
+      <w:r>
+        <w:rPr>
+          <w:rFonts w:ascii="Consolas" w:eastAsia="Times New Roman" w:hAnsi="Consolas" w:cs="Times New Roman"/>
+          <w:color w:val="5C5C5C"/>
+          <w:sz w:val="21"/>
+          <w:szCs w:val="21"/>
+          <w:lang w:val="en-US"/>
+        </w:rPr>
+        <w:t>    </w:t>
+      </w:r>
+    </w:p>
+    <w:p>
+      <w:pPr>
+        <w:numPr>
+          <w:ilvl w:val="0"/>
+          <w:numId w:val="15"/>
+        </w:numPr>
+        <w:pBdr>
+          <w:left w:val="single" w:sz="18" w:space="0" w:color="6CE26C"/>
+        </w:pBdr>
+        <w:shd w:val="clear" w:color="auto" w:fill="F8F8F8"/>
+        <w:spacing w:before="100" w:beforeAutospacing="1" w:after="100" w:afterAutospacing="1" w:line="270" w:lineRule="atLeast"/>
+        <w:rPr>
+          <w:rFonts w:ascii="Consolas" w:eastAsia="Times New Roman" w:hAnsi="Consolas" w:cs="Times New Roman"/>
+          <w:color w:val="5C5C5C"/>
+          <w:sz w:val="21"/>
+          <w:szCs w:val="21"/>
+          <w:lang w:val="en-US"/>
+        </w:rPr>
+      </w:pPr>
+      <w:r>
+        <w:rPr>
+          <w:rFonts w:ascii="Consolas" w:eastAsia="Times New Roman" w:hAnsi="Consolas" w:cs="Times New Roman"/>
+          <w:i/>
+          <w:iCs/>
+          <w:color w:val="A0A1A7"/>
+          <w:sz w:val="21"/>
+          <w:szCs w:val="21"/>
+          <w:lang w:val="en-US"/>
+        </w:rPr>
+        <w:t># Run program</w:t>
+      </w:r>
+    </w:p>
+    <w:p>
+      <w:pPr>
+        <w:numPr>
+          <w:ilvl w:val="0"/>
+          <w:numId w:val="15"/>
+        </w:numPr>
+        <w:pBdr>
+          <w:left w:val="single" w:sz="18" w:space="0" w:color="6CE26C"/>
+        </w:pBdr>
+        <w:spacing w:before="100" w:beforeAutospacing="1" w:after="100" w:afterAutospacing="1" w:line="270" w:lineRule="atLeast"/>
+        <w:rPr>
+          <w:rFonts w:ascii="Consolas" w:eastAsia="Times New Roman" w:hAnsi="Consolas" w:cs="Times New Roman"/>
+          <w:color w:val="5C5C5C"/>
+          <w:sz w:val="21"/>
+          <w:szCs w:val="21"/>
+          <w:lang w:val="en-US"/>
+        </w:rPr>
+      </w:pPr>
+      <w:r>
+        <w:rPr>
+          <w:rFonts w:ascii="Consolas" w:eastAsia="Times New Roman" w:hAnsi="Consolas" w:cs="Times New Roman"/>
+          <w:color w:val="5C5C5C"/>
+          <w:sz w:val="21"/>
+          <w:szCs w:val="21"/>
+          <w:lang w:val="en-US"/>
+        </w:rPr>
+        <w:t>num = BigIntegerList(</w:t>
+      </w:r>
+      <w:r>
+        <w:rPr>
+          <w:rFonts w:ascii="Consolas" w:eastAsia="Times New Roman" w:hAnsi="Consolas" w:cs="Times New Roman"/>
+          <w:color w:val="986801"/>
+          <w:sz w:val="21"/>
+          <w:szCs w:val="21"/>
+          <w:lang w:val="en-US"/>
+        </w:rPr>
+        <w:t>45839</w:t>
+      </w:r>
+      <w:r>
+        <w:rPr>
+          <w:rFonts w:ascii="Consolas" w:eastAsia="Times New Roman" w:hAnsi="Consolas" w:cs="Times New Roman"/>
+          <w:color w:val="5C5C5C"/>
+          <w:sz w:val="21"/>
+          <w:szCs w:val="21"/>
+          <w:lang w:val="en-US"/>
+        </w:rPr>
+        <w:t>)</w:t>
+      </w:r>
+    </w:p>
+    <w:p>
+      <w:pPr>
+        <w:numPr>
+          <w:ilvl w:val="0"/>
+          <w:numId w:val="15"/>
+        </w:numPr>
+        <w:pBdr>
+          <w:left w:val="single" w:sz="18" w:space="0" w:color="6CE26C"/>
+        </w:pBdr>
+        <w:shd w:val="clear" w:color="auto" w:fill="F8F8F8"/>
+        <w:spacing w:before="100" w:beforeAutospacing="1" w:after="100" w:afterAutospacing="1" w:line="270" w:lineRule="atLeast"/>
+        <w:rPr>
+          <w:rFonts w:ascii="Consolas" w:eastAsia="Times New Roman" w:hAnsi="Consolas" w:cs="Times New Roman"/>
+          <w:color w:val="5C5C5C"/>
+          <w:sz w:val="21"/>
+          <w:szCs w:val="21"/>
+          <w:lang w:val="en-US"/>
+        </w:rPr>
+      </w:pPr>
+    </w:p>
+    <w:p>
+      <w:pPr>
+        <w:numPr>
+          <w:ilvl w:val="0"/>
+          <w:numId w:val="15"/>
+        </w:numPr>
+        <w:pBdr>
+          <w:left w:val="single" w:sz="18" w:space="0" w:color="6CE26C"/>
+        </w:pBdr>
+        <w:spacing w:before="100" w:beforeAutospacing="1" w:after="100" w:afterAutospacing="1" w:line="270" w:lineRule="atLeast"/>
+        <w:rPr>
+          <w:rFonts w:ascii="Consolas" w:eastAsia="Times New Roman" w:hAnsi="Consolas" w:cs="Times New Roman"/>
+          <w:color w:val="5C5C5C"/>
+          <w:sz w:val="21"/>
+          <w:szCs w:val="21"/>
+          <w:lang w:val="en-US"/>
+        </w:rPr>
+      </w:pPr>
+      <w:r>
+        <w:rPr>
+          <w:rFonts w:ascii="Consolas" w:eastAsia="Times New Roman" w:hAnsi="Consolas" w:cs="Times New Roman"/>
+          <w:color w:val="C18401"/>
+          <w:sz w:val="21"/>
+          <w:szCs w:val="21"/>
+          <w:lang w:val="en-US"/>
+        </w:rPr>
+        <w:t>print</w:t>
+      </w:r>
+      <w:r>
+        <w:rPr>
+          <w:rFonts w:ascii="Consolas" w:eastAsia="Times New Roman" w:hAnsi="Consolas" w:cs="Times New Roman"/>
+          <w:color w:val="5C5C5C"/>
+          <w:sz w:val="21"/>
+          <w:szCs w:val="21"/>
+          <w:lang w:val="en-US"/>
+        </w:rPr>
+        <w:t>(</w:t>
+      </w:r>
+      <w:r>
+        <w:rPr>
+          <w:rFonts w:ascii="Consolas" w:eastAsia="Times New Roman" w:hAnsi="Consolas" w:cs="Times New Roman"/>
+          <w:color w:val="50A14F"/>
+          <w:sz w:val="21"/>
+          <w:szCs w:val="21"/>
+          <w:lang w:val="en-US"/>
+        </w:rPr>
+        <w:t>"Input number:"</w:t>
+      </w:r>
+      <w:r>
+        <w:rPr>
+          <w:rFonts w:ascii="Consolas" w:eastAsia="Times New Roman" w:hAnsi="Consolas" w:cs="Times New Roman"/>
+          <w:color w:val="5C5C5C"/>
+          <w:sz w:val="21"/>
+          <w:szCs w:val="21"/>
+          <w:lang w:val="en-US"/>
+        </w:rPr>
+        <w:t>, </w:t>
+      </w:r>
+      <w:r>
+        <w:rPr>
+          <w:rFonts w:ascii="Consolas" w:eastAsia="Times New Roman" w:hAnsi="Consolas" w:cs="Times New Roman"/>
+          <w:color w:val="986801"/>
+          <w:sz w:val="21"/>
+          <w:szCs w:val="21"/>
+          <w:lang w:val="en-US"/>
+        </w:rPr>
+        <w:t>45839</w:t>
+      </w:r>
+      <w:r>
+        <w:rPr>
+          <w:rFonts w:ascii="Consolas" w:eastAsia="Times New Roman" w:hAnsi="Consolas" w:cs="Times New Roman"/>
+          <w:color w:val="5C5C5C"/>
+          <w:sz w:val="21"/>
+          <w:szCs w:val="21"/>
+          <w:lang w:val="en-US"/>
+        </w:rPr>
+        <w:t>)</w:t>
+      </w:r>
+    </w:p>
+    <w:p>
+      <w:pPr>
+        <w:numPr>
+          <w:ilvl w:val="0"/>
+          <w:numId w:val="15"/>
+        </w:numPr>
+        <w:pBdr>
+          <w:left w:val="single" w:sz="18" w:space="0" w:color="6CE26C"/>
+        </w:pBdr>
+        <w:shd w:val="clear" w:color="auto" w:fill="F8F8F8"/>
+        <w:spacing w:before="100" w:beforeAutospacing="1" w:after="100" w:afterAutospacing="1" w:line="270" w:lineRule="atLeast"/>
+        <w:rPr>
+          <w:rFonts w:ascii="Consolas" w:eastAsia="Times New Roman" w:hAnsi="Consolas" w:cs="Times New Roman"/>
+          <w:color w:val="5C5C5C"/>
+          <w:sz w:val="21"/>
+          <w:szCs w:val="21"/>
+          <w:lang w:val="en-US"/>
+        </w:rPr>
+      </w:pPr>
+      <w:r>
+        <w:rPr>
+          <w:rFonts w:ascii="Consolas" w:eastAsia="Times New Roman" w:hAnsi="Consolas" w:cs="Times New Roman"/>
+          <w:color w:val="C18401"/>
+          <w:sz w:val="21"/>
+          <w:szCs w:val="21"/>
+          <w:lang w:val="en-US"/>
+        </w:rPr>
+        <w:t>print</w:t>
+      </w:r>
+      <w:r>
+        <w:rPr>
+          <w:rFonts w:ascii="Consolas" w:eastAsia="Times New Roman" w:hAnsi="Consolas" w:cs="Times New Roman"/>
+          <w:color w:val="5C5C5C"/>
+          <w:sz w:val="21"/>
+          <w:szCs w:val="21"/>
+          <w:lang w:val="en-US"/>
+        </w:rPr>
+        <w:t>(</w:t>
+      </w:r>
+      <w:r>
+        <w:rPr>
+          <w:rFonts w:ascii="Consolas" w:eastAsia="Times New Roman" w:hAnsi="Consolas" w:cs="Times New Roman"/>
+          <w:color w:val="50A14F"/>
+          <w:sz w:val="21"/>
+          <w:szCs w:val="21"/>
+          <w:lang w:val="en-US"/>
+        </w:rPr>
+        <w:t>"\nList representation (reversed):"</w:t>
+      </w:r>
+      <w:r>
+        <w:rPr>
+          <w:rFonts w:ascii="Consolas" w:eastAsia="Times New Roman" w:hAnsi="Consolas" w:cs="Times New Roman"/>
+          <w:color w:val="5C5C5C"/>
+          <w:sz w:val="21"/>
+          <w:szCs w:val="21"/>
+          <w:lang w:val="en-US"/>
+        </w:rPr>
+        <w:t>)</w:t>
+      </w:r>
+    </w:p>
+    <w:p>
+      <w:pPr>
+        <w:numPr>
+          <w:ilvl w:val="0"/>
+          <w:numId w:val="15"/>
+        </w:numPr>
+        <w:pBdr>
+          <w:left w:val="single" w:sz="18" w:space="0" w:color="6CE26C"/>
+        </w:pBdr>
+        <w:spacing w:before="100" w:beforeAutospacing="1" w:after="100" w:afterAutospacing="1" w:line="270" w:lineRule="atLeast"/>
+        <w:rPr>
+          <w:rFonts w:ascii="Consolas" w:eastAsia="Times New Roman" w:hAnsi="Consolas" w:cs="Times New Roman"/>
+          <w:color w:val="5C5C5C"/>
+          <w:sz w:val="21"/>
+          <w:szCs w:val="21"/>
+          <w:lang w:val="en-US"/>
+        </w:rPr>
+      </w:pPr>
+      <w:r>
+        <w:rPr>
+          <w:rFonts w:ascii="Consolas" w:eastAsia="Times New Roman" w:hAnsi="Consolas" w:cs="Times New Roman"/>
+          <w:color w:val="C18401"/>
+          <w:sz w:val="21"/>
+          <w:szCs w:val="21"/>
+          <w:lang w:val="en-US"/>
+        </w:rPr>
+        <w:t>print</w:t>
+      </w:r>
+      <w:r>
+        <w:rPr>
+          <w:rFonts w:ascii="Consolas" w:eastAsia="Times New Roman" w:hAnsi="Consolas" w:cs="Times New Roman"/>
+          <w:color w:val="5C5C5C"/>
+          <w:sz w:val="21"/>
+          <w:szCs w:val="21"/>
+          <w:lang w:val="en-US"/>
+        </w:rPr>
+        <w:t>(num.digits)</w:t>
+      </w:r>
+    </w:p>
+    <w:p>
+      <w:pPr>
+        <w:numPr>
+          <w:ilvl w:val="0"/>
+          <w:numId w:val="15"/>
+        </w:numPr>
+        <w:pBdr>
+          <w:left w:val="single" w:sz="18" w:space="0" w:color="6CE26C"/>
+        </w:pBdr>
+        <w:shd w:val="clear" w:color="auto" w:fill="F8F8F8"/>
+        <w:spacing w:before="100" w:beforeAutospacing="1" w:after="100" w:afterAutospacing="1" w:line="270" w:lineRule="atLeast"/>
+        <w:rPr>
+          <w:rFonts w:ascii="Consolas" w:eastAsia="Times New Roman" w:hAnsi="Consolas" w:cs="Times New Roman"/>
+          <w:color w:val="5C5C5C"/>
+          <w:sz w:val="21"/>
+          <w:szCs w:val="21"/>
+          <w:lang w:val="en-US"/>
+        </w:rPr>
+      </w:pPr>
+    </w:p>
+    <w:p>
+      <w:pPr>
+        <w:numPr>
+          <w:ilvl w:val="0"/>
+          <w:numId w:val="15"/>
+        </w:numPr>
+        <w:pBdr>
+          <w:left w:val="single" w:sz="18" w:space="0" w:color="6CE26C"/>
+        </w:pBdr>
+        <w:spacing w:before="100" w:beforeAutospacing="1" w:after="100" w:afterAutospacing="1" w:line="270" w:lineRule="atLeast"/>
+        <w:rPr>
+          <w:rFonts w:ascii="Consolas" w:eastAsia="Times New Roman" w:hAnsi="Consolas" w:cs="Times New Roman"/>
+          <w:color w:val="5C5C5C"/>
+          <w:sz w:val="21"/>
+          <w:szCs w:val="21"/>
+          <w:lang w:val="en-US"/>
+        </w:rPr>
+      </w:pPr>
+      <w:r>
+        <w:rPr>
+          <w:rFonts w:ascii="Consolas" w:eastAsia="Times New Roman" w:hAnsi="Consolas" w:cs="Times New Roman"/>
+          <w:color w:val="C18401"/>
+          <w:sz w:val="21"/>
+          <w:szCs w:val="21"/>
+          <w:lang w:val="en-US"/>
+        </w:rPr>
+        <w:t>print</w:t>
+      </w:r>
+      <w:r>
+        <w:rPr>
+          <w:rFonts w:ascii="Consolas" w:eastAsia="Times New Roman" w:hAnsi="Consolas" w:cs="Times New Roman"/>
+          <w:color w:val="5C5C5C"/>
+          <w:sz w:val="21"/>
+          <w:szCs w:val="21"/>
+          <w:lang w:val="en-US"/>
+        </w:rPr>
+        <w:t>(</w:t>
+      </w:r>
+      <w:r>
+        <w:rPr>
+          <w:rFonts w:ascii="Consolas" w:eastAsia="Times New Roman" w:hAnsi="Consolas" w:cs="Times New Roman"/>
+          <w:color w:val="50A14F"/>
+          <w:sz w:val="21"/>
+          <w:szCs w:val="21"/>
+          <w:lang w:val="en-US"/>
+        </w:rPr>
+        <w:t>"\nDisplay output:"</w:t>
+      </w:r>
+      <w:r>
+        <w:rPr>
+          <w:rFonts w:ascii="Consolas" w:eastAsia="Times New Roman" w:hAnsi="Consolas" w:cs="Times New Roman"/>
+          <w:color w:val="5C5C5C"/>
+          <w:sz w:val="21"/>
+          <w:szCs w:val="21"/>
+          <w:lang w:val="en-US"/>
+        </w:rPr>
+        <w:t>)</w:t>
+      </w:r>
+    </w:p>
+    <w:p>
+      <w:pPr>
+        <w:numPr>
+          <w:ilvl w:val="0"/>
+          <w:numId w:val="15"/>
+        </w:numPr>
+        <w:pBdr>
+          <w:left w:val="single" w:sz="18" w:space="0" w:color="6CE26C"/>
+        </w:pBdr>
+        <w:shd w:val="clear" w:color="auto" w:fill="F8F8F8"/>
+        <w:spacing w:before="100" w:beforeAutospacing="1" w:after="100" w:afterAutospacing="1" w:line="270" w:lineRule="atLeast"/>
+        <w:rPr>
+          <w:rFonts w:ascii="Consolas" w:eastAsia="Times New Roman" w:hAnsi="Consolas" w:cs="Times New Roman"/>
+          <w:color w:val="5C5C5C"/>
+          <w:sz w:val="21"/>
+          <w:szCs w:val="21"/>
+          <w:lang w:val="en-US"/>
+        </w:rPr>
+      </w:pPr>
+      <w:r>
+        <w:rPr>
+          <w:rFonts w:ascii="Consolas" w:eastAsia="Times New Roman" w:hAnsi="Consolas" w:cs="Times New Roman"/>
+          <w:color w:val="C18401"/>
+          <w:sz w:val="21"/>
+          <w:szCs w:val="21"/>
+          <w:lang w:val="en-US"/>
+        </w:rPr>
+        <w:t>print</w:t>
+      </w:r>
+      <w:r>
+        <w:rPr>
+          <w:rFonts w:ascii="Consolas" w:eastAsia="Times New Roman" w:hAnsi="Consolas" w:cs="Times New Roman"/>
+          <w:color w:val="5C5C5C"/>
+          <w:sz w:val="21"/>
+          <w:szCs w:val="21"/>
+          <w:lang w:val="en-US"/>
+        </w:rPr>
+        <w:t>(num.display())</w:t>
+      </w:r>
+    </w:p>
+    <w:p>
+      <w:pPr>
+        <w:pStyle w:val="ListParagraph"/>
+        <w:spacing w:before="100" w:beforeAutospacing="1" w:after="100" w:afterAutospacing="1"/>
+        <w:jc w:val="both"/>
+        <w:rPr>
+          <w:rFonts w:ascii="Times New Roman" w:eastAsia="Times New Roman" w:hAnsi="Times New Roman" w:cs="Times New Roman"/>
+          <w:sz w:val="24"/>
+          <w:szCs w:val="24"/>
+          <w:lang w:val="en-US"/>
+        </w:rPr>
+      </w:pPr>
+      <w:r>
+        <w:rPr>
+          <w:rFonts w:ascii="Times New Roman" w:eastAsia="Times New Roman" w:hAnsi="Times New Roman" w:cs="Times New Roman"/>
+          <w:sz w:val="24"/>
+          <w:szCs w:val="24"/>
+          <w:lang w:val="en-US"/>
+        </w:rPr>
+        <w:t xml:space="preserve">      The Output</w:t>
+      </w:r>
+    </w:p>
+    <w:p>
+      <w:pPr>
+        <w:pStyle w:val="ListParagraph"/>
+        <w:spacing w:before="100" w:beforeAutospacing="1" w:after="100" w:afterAutospacing="1"/>
+        <w:jc w:val="both"/>
+        <w:rPr>
+          <w:rFonts w:ascii="Times New Roman" w:eastAsia="Times New Roman" w:hAnsi="Times New Roman" w:cs="Times New Roman"/>
+          <w:sz w:val="24"/>
+          <w:szCs w:val="24"/>
+          <w:lang w:val="en-US"/>
+        </w:rPr>
+      </w:pPr>
+      <w:r>
+        <w:rPr>
+          <w:noProof/>
+          <w:lang w:val="en-US"/>
+        </w:rPr>
+        <w:lastRenderedPageBreak/>
+        <w:drawing>
+          <wp:inline distT="0" distB="0" distL="0" distR="0" wp14:anchorId="19BABAD0" wp14:editId="73D2B996">
+            <wp:extent cx="3301326" cy="1412553"/>
+            <wp:effectExtent l="0" t="0" r="0" b="0"/>
+            <wp:docPr id="4" name="Picture 4"/>
+            <wp:cNvGraphicFramePr>
+              <a:graphicFrameLocks xmlns:a="http://schemas.openxmlformats.org/drawingml/2006/main" noChangeAspect="1"/>
+            </wp:cNvGraphicFramePr>
+            <a:graphic xmlns:a="http://schemas.openxmlformats.org/drawingml/2006/main">
+              <a:graphicData uri="http://schemas.openxmlformats.org/drawingml/2006/picture">
+                <pic:pic xmlns:pic="http://schemas.openxmlformats.org/drawingml/2006/picture">
+                  <pic:nvPicPr>
+                    <pic:cNvPr id="1" name=""/>
+                    <pic:cNvPicPr/>
+                  </pic:nvPicPr>
+                  <pic:blipFill rotWithShape="1">
+                    <a:blip r:embed="rId13"/>
+                    <a:srcRect l="25477" t="65179" r="53601" b="18897"/>
+                    <a:stretch/>
+                  </pic:blipFill>
+                  <pic:spPr bwMode="auto">
+                    <a:xfrm>
+                      <a:off x="0" y="0"/>
+                      <a:ext cx="3320541" cy="1420774"/>
+                    </a:xfrm>
+                    <a:prstGeom prst="rect">
+                      <a:avLst/>
+                    </a:prstGeom>
+                    <a:ln>
+                      <a:noFill/>
+                    </a:ln>
+                    <a:extLst>
+                      <a:ext uri="{53640926-AAD7-44D8-BBD7-CCE9431645EC}">
+                        <a14:shadowObscured xmlns:a14="http://schemas.microsoft.com/office/drawing/2010/main"/>
+                      </a:ext>
+                    </a:extLst>
+                  </pic:spPr>
+                </pic:pic>
+              </a:graphicData>
+            </a:graphic>
+          </wp:inline>
+        </w:drawing>
+      </w:r>
+    </w:p>
+    <w:p>
+      <w:pPr>
+        <w:pStyle w:val="ListParagraph"/>
+        <w:spacing w:before="100" w:beforeAutospacing="1" w:after="100" w:afterAutospacing="1"/>
+        <w:jc w:val="both"/>
+        <w:rPr>
+          <w:rFonts w:ascii="Times New Roman" w:eastAsia="Times New Roman" w:hAnsi="Times New Roman" w:cs="Times New Roman"/>
+          <w:sz w:val="24"/>
+          <w:szCs w:val="24"/>
+          <w:lang w:val="en-US"/>
+        </w:rPr>
+      </w:pPr>
+      <w:r>
+        <w:rPr>
+          <w:rFonts w:ascii="Times New Roman" w:eastAsia="Times New Roman" w:hAnsi="Times New Roman" w:cs="Times New Roman"/>
+          <w:sz w:val="24"/>
+          <w:szCs w:val="24"/>
+          <w:lang w:val="en-US"/>
+        </w:rPr>
+        <w:t xml:space="preserve">      The Explaination</w:t>
+      </w:r>
+    </w:p>
+    <w:p>
+      <w:pPr>
+        <w:pStyle w:val="ListParagraph"/>
+        <w:spacing w:before="100" w:beforeAutospacing="1" w:after="100" w:afterAutospacing="1"/>
+        <w:ind w:firstLine="720"/>
+        <w:jc w:val="both"/>
+        <w:rPr>
+          <w:rFonts w:ascii="Times New Roman" w:hAnsi="Times New Roman" w:cs="Times New Roman"/>
+          <w:sz w:val="24"/>
+          <w:szCs w:val="24"/>
+        </w:rPr>
+      </w:pPr>
+      <w:r>
+        <w:rPr>
+          <w:rFonts w:ascii="Times New Roman" w:hAnsi="Times New Roman" w:cs="Times New Roman"/>
+          <w:sz w:val="24"/>
+          <w:szCs w:val="24"/>
+        </w:rPr>
+        <w:t xml:space="preserve">This program implements a Big Integer Abstract Data Type (ADT) using a Python list. The </w:t>
+      </w:r>
+      <w:r>
+        <w:rPr>
+          <w:rStyle w:val="HTMLCode"/>
+          <w:rFonts w:ascii="Times New Roman" w:eastAsia="Arial" w:hAnsi="Times New Roman" w:cs="Times New Roman"/>
+          <w:sz w:val="24"/>
+          <w:szCs w:val="24"/>
+        </w:rPr>
+        <w:t>BigIntegerList</w:t>
+      </w:r>
+      <w:r>
+        <w:rPr>
+          <w:rFonts w:ascii="Times New Roman" w:hAnsi="Times New Roman" w:cs="Times New Roman"/>
+          <w:sz w:val="24"/>
+          <w:szCs w:val="24"/>
+        </w:rPr>
+        <w:t xml:space="preserve"> class stores each digit of a number as an element in a list. When the object is initialized, the input number is first converted into a string, then each digit is extracted and stored in a list in reverse order using slicing (</w:t>
+      </w:r>
+      <w:r>
+        <w:rPr>
+          <w:rStyle w:val="HTMLCode"/>
+          <w:rFonts w:ascii="Times New Roman" w:eastAsia="Arial" w:hAnsi="Times New Roman" w:cs="Times New Roman"/>
+          <w:sz w:val="24"/>
+          <w:szCs w:val="24"/>
+        </w:rPr>
+        <w:t>[::-1]</w:t>
+      </w:r>
+      <w:r>
+        <w:rPr>
+          <w:rFonts w:ascii="Times New Roman" w:hAnsi="Times New Roman" w:cs="Times New Roman"/>
+          <w:sz w:val="24"/>
+          <w:szCs w:val="24"/>
+        </w:rPr>
+        <w:t xml:space="preserve">). This means the least significant digit is stored at the beginning of the list, which simplifies certain arithmetic operations. The </w:t>
+      </w:r>
+      <w:r>
+        <w:rPr>
+          <w:rStyle w:val="HTMLCode"/>
+          <w:rFonts w:ascii="Times New Roman" w:eastAsia="Arial" w:hAnsi="Times New Roman" w:cs="Times New Roman"/>
+          <w:sz w:val="24"/>
+          <w:szCs w:val="24"/>
+        </w:rPr>
+        <w:t>display()</w:t>
+      </w:r>
+      <w:r>
+        <w:rPr>
+          <w:rFonts w:ascii="Times New Roman" w:hAnsi="Times New Roman" w:cs="Times New Roman"/>
+          <w:sz w:val="24"/>
+          <w:szCs w:val="24"/>
+        </w:rPr>
+        <w:t xml:space="preserve"> method reconstructs the original number by reversing the list back to its correct order and joining the digits into a single string. In the main program, an instance is created with the number 45839, and the program prints the original input, the internal list representation, and the reconstructed number. This approach is simpler and more efficient than a linked list because Python lists provide built-in functionality for indexing and dynamic storage.</w:t>
+      </w:r>
+    </w:p>
+    <w:p>
+      <w:pPr>
+        <w:pStyle w:val="ListParagraph"/>
+        <w:spacing w:before="100" w:beforeAutospacing="1" w:after="100" w:afterAutospacing="1"/>
+        <w:ind w:firstLine="720"/>
+        <w:jc w:val="both"/>
+        <w:rPr>
+          <w:rFonts w:ascii="Times New Roman" w:eastAsia="Times New Roman" w:hAnsi="Times New Roman" w:cs="Times New Roman"/>
+          <w:sz w:val="24"/>
+          <w:szCs w:val="24"/>
+          <w:lang w:val="en-US"/>
+        </w:rPr>
+      </w:pPr>
+    </w:p>
+    <w:p>
+      <w:pPr>
+        <w:pStyle w:val="ListParagraph"/>
+        <w:numPr>
+          <w:ilvl w:val="0"/>
+          <w:numId w:val="13"/>
+        </w:numPr>
+        <w:spacing w:before="100" w:beforeAutospacing="1" w:after="100" w:afterAutospacing="1"/>
+        <w:jc w:val="both"/>
+        <w:rPr>
+          <w:rFonts w:ascii="Times New Roman" w:eastAsia="Times New Roman" w:hAnsi="Times New Roman" w:cs="Times New Roman"/>
+          <w:sz w:val="24"/>
+          <w:szCs w:val="24"/>
+          <w:lang w:val="en-US"/>
+        </w:rPr>
+      </w:pPr>
+      <w:r>
+        <w:rPr>
+          <w:rFonts w:ascii="Times New Roman" w:eastAsia="Times New Roman" w:hAnsi="Times New Roman" w:cs="Times New Roman"/>
+          <w:sz w:val="24"/>
+          <w:szCs w:val="24"/>
+          <w:lang w:val="en-US"/>
+        </w:rPr>
+        <w:t>The Source Code</w:t>
+      </w:r>
+    </w:p>
+    <w:p>
+      <w:pPr>
+        <w:numPr>
+          <w:ilvl w:val="0"/>
+          <w:numId w:val="13"/>
+        </w:numPr>
+        <w:pBdr>
+          <w:left w:val="single" w:sz="18" w:space="0" w:color="6CE26C"/>
+        </w:pBdr>
+        <w:spacing w:before="100" w:beforeAutospacing="1" w:after="100" w:afterAutospacing="1" w:line="270" w:lineRule="atLeast"/>
+        <w:rPr>
+          <w:rFonts w:ascii="Consolas" w:eastAsia="Times New Roman" w:hAnsi="Consolas" w:cs="Times New Roman"/>
+          <w:color w:val="5C5C5C"/>
+          <w:sz w:val="21"/>
+          <w:szCs w:val="21"/>
+          <w:lang w:val="en-US"/>
+        </w:rPr>
+      </w:pPr>
+      <w:r>
+        <w:rPr>
+          <w:rFonts w:ascii="Consolas" w:eastAsia="Times New Roman" w:hAnsi="Consolas" w:cs="Times New Roman"/>
+          <w:color w:val="A626A4"/>
+          <w:sz w:val="21"/>
+          <w:szCs w:val="21"/>
+          <w:lang w:val="en-US"/>
+        </w:rPr>
+        <w:t>class</w:t>
+      </w:r>
+      <w:r>
+        <w:rPr>
+          <w:rFonts w:ascii="Consolas" w:eastAsia="Times New Roman" w:hAnsi="Consolas" w:cs="Times New Roman"/>
+          <w:color w:val="5C5C5C"/>
+          <w:sz w:val="21"/>
+          <w:szCs w:val="21"/>
+          <w:lang w:val="en-US"/>
+        </w:rPr>
+        <w:t> BigInteger:</w:t>
+      </w:r>
+    </w:p>
+    <w:p>
+      <w:pPr>
+        <w:numPr>
+          <w:ilvl w:val="0"/>
+          <w:numId w:val="13"/>
+        </w:numPr>
+        <w:pBdr>
+          <w:left w:val="single" w:sz="18" w:space="0" w:color="6CE26C"/>
+        </w:pBdr>
+        <w:shd w:val="clear" w:color="auto" w:fill="F8F8F8"/>
+        <w:spacing w:before="100" w:beforeAutospacing="1" w:after="100" w:afterAutospacing="1" w:line="270" w:lineRule="atLeast"/>
+        <w:rPr>
+          <w:rFonts w:ascii="Consolas" w:eastAsia="Times New Roman" w:hAnsi="Consolas" w:cs="Times New Roman"/>
+          <w:color w:val="5C5C5C"/>
+          <w:sz w:val="21"/>
+          <w:szCs w:val="21"/>
+          <w:lang w:val="en-US"/>
+        </w:rPr>
+      </w:pPr>
+      <w:r>
+        <w:rPr>
+          <w:rFonts w:ascii="Consolas" w:eastAsia="Times New Roman" w:hAnsi="Consolas" w:cs="Times New Roman"/>
+          <w:color w:val="5C5C5C"/>
+          <w:sz w:val="21"/>
+          <w:szCs w:val="21"/>
+          <w:lang w:val="en-US"/>
+        </w:rPr>
+        <w:t>    def __init__(</w:t>
+      </w:r>
+      <w:r>
+        <w:rPr>
+          <w:rFonts w:ascii="Consolas" w:eastAsia="Times New Roman" w:hAnsi="Consolas" w:cs="Times New Roman"/>
+          <w:color w:val="A626A4"/>
+          <w:sz w:val="21"/>
+          <w:szCs w:val="21"/>
+          <w:lang w:val="en-US"/>
+        </w:rPr>
+        <w:t>self</w:t>
+      </w:r>
+      <w:r>
+        <w:rPr>
+          <w:rFonts w:ascii="Consolas" w:eastAsia="Times New Roman" w:hAnsi="Consolas" w:cs="Times New Roman"/>
+          <w:color w:val="5C5C5C"/>
+          <w:sz w:val="21"/>
+          <w:szCs w:val="21"/>
+          <w:lang w:val="en-US"/>
+        </w:rPr>
+        <w:t>, number):</w:t>
+      </w:r>
+    </w:p>
+    <w:p>
+      <w:pPr>
+        <w:numPr>
+          <w:ilvl w:val="0"/>
+          <w:numId w:val="13"/>
+        </w:numPr>
+        <w:pBdr>
+          <w:left w:val="single" w:sz="18" w:space="0" w:color="6CE26C"/>
+        </w:pBdr>
+        <w:spacing w:before="100" w:beforeAutospacing="1" w:after="100" w:afterAutospacing="1" w:line="270" w:lineRule="atLeast"/>
+        <w:rPr>
+          <w:rFonts w:ascii="Consolas" w:eastAsia="Times New Roman" w:hAnsi="Consolas" w:cs="Times New Roman"/>
+          <w:color w:val="5C5C5C"/>
+          <w:sz w:val="21"/>
+          <w:szCs w:val="21"/>
+          <w:lang w:val="en-US"/>
+        </w:rPr>
+      </w:pPr>
+      <w:r>
+        <w:rPr>
+          <w:rFonts w:ascii="Consolas" w:eastAsia="Times New Roman" w:hAnsi="Consolas" w:cs="Times New Roman"/>
+          <w:color w:val="5C5C5C"/>
+          <w:sz w:val="21"/>
+          <w:szCs w:val="21"/>
+          <w:lang w:val="en-US"/>
+        </w:rPr>
+        <w:t>        </w:t>
+      </w:r>
+      <w:r>
+        <w:rPr>
+          <w:rFonts w:ascii="Consolas" w:eastAsia="Times New Roman" w:hAnsi="Consolas" w:cs="Times New Roman"/>
+          <w:color w:val="A626A4"/>
+          <w:sz w:val="21"/>
+          <w:szCs w:val="21"/>
+          <w:lang w:val="en-US"/>
+        </w:rPr>
+        <w:t>self</w:t>
+      </w:r>
+      <w:r>
+        <w:rPr>
+          <w:rFonts w:ascii="Consolas" w:eastAsia="Times New Roman" w:hAnsi="Consolas" w:cs="Times New Roman"/>
+          <w:color w:val="5C5C5C"/>
+          <w:sz w:val="21"/>
+          <w:szCs w:val="21"/>
+          <w:lang w:val="en-US"/>
+        </w:rPr>
+        <w:t>.value = int(number)</w:t>
+      </w:r>
+    </w:p>
+    <w:p>
+      <w:pPr>
+        <w:numPr>
+          <w:ilvl w:val="0"/>
+          <w:numId w:val="13"/>
+        </w:numPr>
+        <w:pBdr>
+          <w:left w:val="single" w:sz="18" w:space="0" w:color="6CE26C"/>
+        </w:pBdr>
+        <w:shd w:val="clear" w:color="auto" w:fill="F8F8F8"/>
+        <w:spacing w:before="100" w:beforeAutospacing="1" w:after="100" w:afterAutospacing="1" w:line="270" w:lineRule="atLeast"/>
+        <w:rPr>
+          <w:rFonts w:ascii="Consolas" w:eastAsia="Times New Roman" w:hAnsi="Consolas" w:cs="Times New Roman"/>
+          <w:color w:val="5C5C5C"/>
+          <w:sz w:val="21"/>
+          <w:szCs w:val="21"/>
+          <w:lang w:val="en-US"/>
+        </w:rPr>
+      </w:pPr>
+    </w:p>
+    <w:p>
+      <w:pPr>
+        <w:numPr>
+          <w:ilvl w:val="0"/>
+          <w:numId w:val="13"/>
+        </w:numPr>
+        <w:pBdr>
+          <w:left w:val="single" w:sz="18" w:space="0" w:color="6CE26C"/>
+        </w:pBdr>
+        <w:spacing w:before="100" w:beforeAutospacing="1" w:after="100" w:afterAutospacing="1" w:line="270" w:lineRule="atLeast"/>
+        <w:rPr>
+          <w:rFonts w:ascii="Consolas" w:eastAsia="Times New Roman" w:hAnsi="Consolas" w:cs="Times New Roman"/>
+          <w:color w:val="5C5C5C"/>
+          <w:sz w:val="21"/>
+          <w:szCs w:val="21"/>
+          <w:lang w:val="en-US"/>
+        </w:rPr>
+      </w:pPr>
+      <w:r>
+        <w:rPr>
+          <w:rFonts w:ascii="Consolas" w:eastAsia="Times New Roman" w:hAnsi="Consolas" w:cs="Times New Roman"/>
+          <w:color w:val="5C5C5C"/>
+          <w:sz w:val="21"/>
+          <w:szCs w:val="21"/>
+          <w:lang w:val="en-US"/>
+        </w:rPr>
+        <w:t>    # Arithmetic operators</w:t>
+      </w:r>
+    </w:p>
+    <w:p>
+      <w:pPr>
+        <w:numPr>
+          <w:ilvl w:val="0"/>
+          <w:numId w:val="13"/>
+        </w:numPr>
+        <w:pBdr>
+          <w:left w:val="single" w:sz="18" w:space="0" w:color="6CE26C"/>
+        </w:pBdr>
+        <w:shd w:val="clear" w:color="auto" w:fill="F8F8F8"/>
+        <w:spacing w:before="100" w:beforeAutospacing="1" w:after="100" w:afterAutospacing="1" w:line="270" w:lineRule="atLeast"/>
+        <w:rPr>
+          <w:rFonts w:ascii="Consolas" w:eastAsia="Times New Roman" w:hAnsi="Consolas" w:cs="Times New Roman"/>
+          <w:color w:val="5C5C5C"/>
+          <w:sz w:val="21"/>
+          <w:szCs w:val="21"/>
+          <w:lang w:val="en-US"/>
+        </w:rPr>
+      </w:pPr>
+      <w:r>
+        <w:rPr>
+          <w:rFonts w:ascii="Consolas" w:eastAsia="Times New Roman" w:hAnsi="Consolas" w:cs="Times New Roman"/>
+          <w:color w:val="5C5C5C"/>
+          <w:sz w:val="21"/>
+          <w:szCs w:val="21"/>
+          <w:lang w:val="en-US"/>
+        </w:rPr>
+        <w:t>    def __iadd__(</w:t>
+      </w:r>
+      <w:r>
+        <w:rPr>
+          <w:rFonts w:ascii="Consolas" w:eastAsia="Times New Roman" w:hAnsi="Consolas" w:cs="Times New Roman"/>
+          <w:color w:val="A626A4"/>
+          <w:sz w:val="21"/>
+          <w:szCs w:val="21"/>
+          <w:lang w:val="en-US"/>
+        </w:rPr>
+        <w:t>self</w:t>
+      </w:r>
+      <w:r>
+        <w:rPr>
+          <w:rFonts w:ascii="Consolas" w:eastAsia="Times New Roman" w:hAnsi="Consolas" w:cs="Times New Roman"/>
+          <w:color w:val="5C5C5C"/>
+          <w:sz w:val="21"/>
+          <w:szCs w:val="21"/>
+          <w:lang w:val="en-US"/>
+        </w:rPr>
+        <w:t>, other):</w:t>
+      </w:r>
+    </w:p>
+    <w:p>
+      <w:pPr>
+        <w:numPr>
+          <w:ilvl w:val="0"/>
+          <w:numId w:val="13"/>
+        </w:numPr>
+        <w:pBdr>
+          <w:left w:val="single" w:sz="18" w:space="0" w:color="6CE26C"/>
+        </w:pBdr>
+        <w:spacing w:before="100" w:beforeAutospacing="1" w:after="100" w:afterAutospacing="1" w:line="270" w:lineRule="atLeast"/>
+        <w:rPr>
+          <w:rFonts w:ascii="Consolas" w:eastAsia="Times New Roman" w:hAnsi="Consolas" w:cs="Times New Roman"/>
+          <w:color w:val="5C5C5C"/>
+          <w:sz w:val="21"/>
+          <w:szCs w:val="21"/>
+          <w:lang w:val="en-US"/>
+        </w:rPr>
+      </w:pPr>
+      <w:r>
+        <w:rPr>
+          <w:rFonts w:ascii="Consolas" w:eastAsia="Times New Roman" w:hAnsi="Consolas" w:cs="Times New Roman"/>
+          <w:color w:val="5C5C5C"/>
+          <w:sz w:val="21"/>
+          <w:szCs w:val="21"/>
+          <w:lang w:val="en-US"/>
+        </w:rPr>
+        <w:t>        </w:t>
+      </w:r>
+      <w:r>
+        <w:rPr>
+          <w:rFonts w:ascii="Consolas" w:eastAsia="Times New Roman" w:hAnsi="Consolas" w:cs="Times New Roman"/>
+          <w:color w:val="A626A4"/>
+          <w:sz w:val="21"/>
+          <w:szCs w:val="21"/>
+          <w:lang w:val="en-US"/>
+        </w:rPr>
+        <w:t>self</w:t>
+      </w:r>
+      <w:r>
+        <w:rPr>
+          <w:rFonts w:ascii="Consolas" w:eastAsia="Times New Roman" w:hAnsi="Consolas" w:cs="Times New Roman"/>
+          <w:color w:val="5C5C5C"/>
+          <w:sz w:val="21"/>
+          <w:szCs w:val="21"/>
+          <w:lang w:val="en-US"/>
+        </w:rPr>
+        <w:t>.value += other.value</w:t>
+      </w:r>
+    </w:p>
+    <w:p>
+      <w:pPr>
+        <w:numPr>
+          <w:ilvl w:val="0"/>
+          <w:numId w:val="13"/>
+        </w:numPr>
+        <w:pBdr>
+          <w:left w:val="single" w:sz="18" w:space="0" w:color="6CE26C"/>
+        </w:pBdr>
+        <w:shd w:val="clear" w:color="auto" w:fill="F8F8F8"/>
+        <w:spacing w:before="100" w:beforeAutospacing="1" w:after="100" w:afterAutospacing="1" w:line="270" w:lineRule="atLeast"/>
+        <w:rPr>
+          <w:rFonts w:ascii="Consolas" w:eastAsia="Times New Roman" w:hAnsi="Consolas" w:cs="Times New Roman"/>
+          <w:color w:val="5C5C5C"/>
+          <w:sz w:val="21"/>
+          <w:szCs w:val="21"/>
+          <w:lang w:val="en-US"/>
+        </w:rPr>
+      </w:pPr>
+      <w:r>
+        <w:rPr>
+          <w:rFonts w:ascii="Consolas" w:eastAsia="Times New Roman" w:hAnsi="Consolas" w:cs="Times New Roman"/>
+          <w:color w:val="5C5C5C"/>
+          <w:sz w:val="21"/>
+          <w:szCs w:val="21"/>
+          <w:lang w:val="en-US"/>
+        </w:rPr>
+        <w:t>        </w:t>
+      </w:r>
+      <w:r>
+        <w:rPr>
+          <w:rFonts w:ascii="Consolas" w:eastAsia="Times New Roman" w:hAnsi="Consolas" w:cs="Times New Roman"/>
+          <w:color w:val="A626A4"/>
+          <w:sz w:val="21"/>
+          <w:szCs w:val="21"/>
+          <w:lang w:val="en-US"/>
+        </w:rPr>
+        <w:t>return</w:t>
+      </w:r>
+      <w:r>
+        <w:rPr>
+          <w:rFonts w:ascii="Consolas" w:eastAsia="Times New Roman" w:hAnsi="Consolas" w:cs="Times New Roman"/>
+          <w:color w:val="5C5C5C"/>
+          <w:sz w:val="21"/>
+          <w:szCs w:val="21"/>
+          <w:lang w:val="en-US"/>
+        </w:rPr>
+        <w:t> </w:t>
+      </w:r>
+      <w:r>
+        <w:rPr>
+          <w:rFonts w:ascii="Consolas" w:eastAsia="Times New Roman" w:hAnsi="Consolas" w:cs="Times New Roman"/>
+          <w:color w:val="A626A4"/>
+          <w:sz w:val="21"/>
+          <w:szCs w:val="21"/>
+          <w:lang w:val="en-US"/>
+        </w:rPr>
+        <w:t>self</w:t>
+      </w:r>
+    </w:p>
+    <w:p>
+      <w:pPr>
+        <w:numPr>
+          <w:ilvl w:val="0"/>
+          <w:numId w:val="13"/>
+        </w:numPr>
+        <w:pBdr>
+          <w:left w:val="single" w:sz="18" w:space="0" w:color="6CE26C"/>
+        </w:pBdr>
+        <w:spacing w:before="100" w:beforeAutospacing="1" w:after="100" w:afterAutospacing="1" w:line="270" w:lineRule="atLeast"/>
+        <w:rPr>
+          <w:rFonts w:ascii="Consolas" w:eastAsia="Times New Roman" w:hAnsi="Consolas" w:cs="Times New Roman"/>
+          <w:color w:val="5C5C5C"/>
+          <w:sz w:val="21"/>
+          <w:szCs w:val="21"/>
+          <w:lang w:val="en-US"/>
+        </w:rPr>
+      </w:pPr>
+    </w:p>
+    <w:p>
+      <w:pPr>
+        <w:numPr>
+          <w:ilvl w:val="0"/>
+          <w:numId w:val="13"/>
+        </w:numPr>
+        <w:pBdr>
+          <w:left w:val="single" w:sz="18" w:space="0" w:color="6CE26C"/>
+        </w:pBdr>
+        <w:shd w:val="clear" w:color="auto" w:fill="F8F8F8"/>
+        <w:spacing w:before="100" w:beforeAutospacing="1" w:after="100" w:afterAutospacing="1" w:line="270" w:lineRule="atLeast"/>
+        <w:rPr>
+          <w:rFonts w:ascii="Consolas" w:eastAsia="Times New Roman" w:hAnsi="Consolas" w:cs="Times New Roman"/>
+          <w:color w:val="5C5C5C"/>
+          <w:sz w:val="21"/>
+          <w:szCs w:val="21"/>
+          <w:lang w:val="en-US"/>
+        </w:rPr>
+      </w:pPr>
+      <w:r>
+        <w:rPr>
+          <w:rFonts w:ascii="Consolas" w:eastAsia="Times New Roman" w:hAnsi="Consolas" w:cs="Times New Roman"/>
+          <w:color w:val="5C5C5C"/>
+          <w:sz w:val="21"/>
+          <w:szCs w:val="21"/>
+          <w:lang w:val="en-US"/>
+        </w:rPr>
+        <w:t>    def __isub__(</w:t>
+      </w:r>
+      <w:r>
+        <w:rPr>
+          <w:rFonts w:ascii="Consolas" w:eastAsia="Times New Roman" w:hAnsi="Consolas" w:cs="Times New Roman"/>
+          <w:color w:val="A626A4"/>
+          <w:sz w:val="21"/>
+          <w:szCs w:val="21"/>
+          <w:lang w:val="en-US"/>
+        </w:rPr>
+        <w:t>self</w:t>
+      </w:r>
+      <w:r>
+        <w:rPr>
+          <w:rFonts w:ascii="Consolas" w:eastAsia="Times New Roman" w:hAnsi="Consolas" w:cs="Times New Roman"/>
+          <w:color w:val="5C5C5C"/>
+          <w:sz w:val="21"/>
+          <w:szCs w:val="21"/>
+          <w:lang w:val="en-US"/>
+        </w:rPr>
+        <w:t>, other):</w:t>
+      </w:r>
+    </w:p>
+    <w:p>
+      <w:pPr>
+        <w:numPr>
+          <w:ilvl w:val="0"/>
+          <w:numId w:val="13"/>
+        </w:numPr>
+        <w:pBdr>
+          <w:left w:val="single" w:sz="18" w:space="0" w:color="6CE26C"/>
+        </w:pBdr>
+        <w:spacing w:before="100" w:beforeAutospacing="1" w:after="100" w:afterAutospacing="1" w:line="270" w:lineRule="atLeast"/>
+        <w:rPr>
+          <w:rFonts w:ascii="Consolas" w:eastAsia="Times New Roman" w:hAnsi="Consolas" w:cs="Times New Roman"/>
+          <w:color w:val="5C5C5C"/>
+          <w:sz w:val="21"/>
+          <w:szCs w:val="21"/>
+          <w:lang w:val="en-US"/>
+        </w:rPr>
+      </w:pPr>
+      <w:r>
+        <w:rPr>
+          <w:rFonts w:ascii="Consolas" w:eastAsia="Times New Roman" w:hAnsi="Consolas" w:cs="Times New Roman"/>
+          <w:color w:val="5C5C5C"/>
+          <w:sz w:val="21"/>
+          <w:szCs w:val="21"/>
+          <w:lang w:val="en-US"/>
+        </w:rPr>
+        <w:t>        </w:t>
+      </w:r>
+      <w:r>
+        <w:rPr>
+          <w:rFonts w:ascii="Consolas" w:eastAsia="Times New Roman" w:hAnsi="Consolas" w:cs="Times New Roman"/>
+          <w:color w:val="A626A4"/>
+          <w:sz w:val="21"/>
+          <w:szCs w:val="21"/>
+          <w:lang w:val="en-US"/>
+        </w:rPr>
+        <w:t>self</w:t>
+      </w:r>
+      <w:r>
+        <w:rPr>
+          <w:rFonts w:ascii="Consolas" w:eastAsia="Times New Roman" w:hAnsi="Consolas" w:cs="Times New Roman"/>
+          <w:color w:val="5C5C5C"/>
+          <w:sz w:val="21"/>
+          <w:szCs w:val="21"/>
+          <w:lang w:val="en-US"/>
+        </w:rPr>
+        <w:t>.value -= other.value</w:t>
+      </w:r>
+    </w:p>
+    <w:p>
+      <w:pPr>
+        <w:numPr>
+          <w:ilvl w:val="0"/>
+          <w:numId w:val="13"/>
+        </w:numPr>
+        <w:pBdr>
+          <w:left w:val="single" w:sz="18" w:space="0" w:color="6CE26C"/>
+        </w:pBdr>
+        <w:shd w:val="clear" w:color="auto" w:fill="F8F8F8"/>
+        <w:spacing w:before="100" w:beforeAutospacing="1" w:after="100" w:afterAutospacing="1" w:line="270" w:lineRule="atLeast"/>
+        <w:rPr>
+          <w:rFonts w:ascii="Consolas" w:eastAsia="Times New Roman" w:hAnsi="Consolas" w:cs="Times New Roman"/>
+          <w:color w:val="5C5C5C"/>
+          <w:sz w:val="21"/>
+          <w:szCs w:val="21"/>
+          <w:lang w:val="en-US"/>
+        </w:rPr>
+      </w:pPr>
+      <w:r>
+        <w:rPr>
+          <w:rFonts w:ascii="Consolas" w:eastAsia="Times New Roman" w:hAnsi="Consolas" w:cs="Times New Roman"/>
+          <w:color w:val="5C5C5C"/>
+          <w:sz w:val="21"/>
+          <w:szCs w:val="21"/>
+          <w:lang w:val="en-US"/>
+        </w:rPr>
+        <w:t>        </w:t>
+      </w:r>
+      <w:r>
+        <w:rPr>
+          <w:rFonts w:ascii="Consolas" w:eastAsia="Times New Roman" w:hAnsi="Consolas" w:cs="Times New Roman"/>
+          <w:color w:val="A626A4"/>
+          <w:sz w:val="21"/>
+          <w:szCs w:val="21"/>
+          <w:lang w:val="en-US"/>
+        </w:rPr>
+        <w:t>return</w:t>
+      </w:r>
+      <w:r>
+        <w:rPr>
+          <w:rFonts w:ascii="Consolas" w:eastAsia="Times New Roman" w:hAnsi="Consolas" w:cs="Times New Roman"/>
+          <w:color w:val="5C5C5C"/>
+          <w:sz w:val="21"/>
+          <w:szCs w:val="21"/>
+          <w:lang w:val="en-US"/>
+        </w:rPr>
+        <w:t> </w:t>
+      </w:r>
+      <w:r>
+        <w:rPr>
+          <w:rFonts w:ascii="Consolas" w:eastAsia="Times New Roman" w:hAnsi="Consolas" w:cs="Times New Roman"/>
+          <w:color w:val="A626A4"/>
+          <w:sz w:val="21"/>
+          <w:szCs w:val="21"/>
+          <w:lang w:val="en-US"/>
+        </w:rPr>
+        <w:t>self</w:t>
+      </w:r>
+    </w:p>
+    <w:p>
+      <w:pPr>
+        <w:numPr>
+          <w:ilvl w:val="0"/>
+          <w:numId w:val="13"/>
+        </w:numPr>
+        <w:pBdr>
+          <w:left w:val="single" w:sz="18" w:space="0" w:color="6CE26C"/>
+        </w:pBdr>
+        <w:spacing w:before="100" w:beforeAutospacing="1" w:after="100" w:afterAutospacing="1" w:line="270" w:lineRule="atLeast"/>
+        <w:rPr>
+          <w:rFonts w:ascii="Consolas" w:eastAsia="Times New Roman" w:hAnsi="Consolas" w:cs="Times New Roman"/>
+          <w:color w:val="5C5C5C"/>
+          <w:sz w:val="21"/>
+          <w:szCs w:val="21"/>
+          <w:lang w:val="en-US"/>
+        </w:rPr>
+      </w:pPr>
+    </w:p>
+    <w:p>
+      <w:pPr>
+        <w:numPr>
+          <w:ilvl w:val="0"/>
+          <w:numId w:val="13"/>
+        </w:numPr>
+        <w:pBdr>
+          <w:left w:val="single" w:sz="18" w:space="0" w:color="6CE26C"/>
+        </w:pBdr>
+        <w:shd w:val="clear" w:color="auto" w:fill="F8F8F8"/>
+        <w:spacing w:before="100" w:beforeAutospacing="1" w:after="100" w:afterAutospacing="1" w:line="270" w:lineRule="atLeast"/>
+        <w:rPr>
+          <w:rFonts w:ascii="Consolas" w:eastAsia="Times New Roman" w:hAnsi="Consolas" w:cs="Times New Roman"/>
+          <w:color w:val="5C5C5C"/>
+          <w:sz w:val="21"/>
+          <w:szCs w:val="21"/>
+          <w:lang w:val="en-US"/>
+        </w:rPr>
+      </w:pPr>
+      <w:r>
+        <w:rPr>
+          <w:rFonts w:ascii="Consolas" w:eastAsia="Times New Roman" w:hAnsi="Consolas" w:cs="Times New Roman"/>
+          <w:color w:val="5C5C5C"/>
+          <w:sz w:val="21"/>
+          <w:szCs w:val="21"/>
+          <w:lang w:val="en-US"/>
+        </w:rPr>
+        <w:t>    def __imul__(</w:t>
+      </w:r>
+      <w:r>
+        <w:rPr>
+          <w:rFonts w:ascii="Consolas" w:eastAsia="Times New Roman" w:hAnsi="Consolas" w:cs="Times New Roman"/>
+          <w:color w:val="A626A4"/>
+          <w:sz w:val="21"/>
+          <w:szCs w:val="21"/>
+          <w:lang w:val="en-US"/>
+        </w:rPr>
+        <w:t>self</w:t>
+      </w:r>
+      <w:r>
+        <w:rPr>
+          <w:rFonts w:ascii="Consolas" w:eastAsia="Times New Roman" w:hAnsi="Consolas" w:cs="Times New Roman"/>
+          <w:color w:val="5C5C5C"/>
+          <w:sz w:val="21"/>
+          <w:szCs w:val="21"/>
+          <w:lang w:val="en-US"/>
+        </w:rPr>
+        <w:t>, other):</w:t>
+      </w:r>
+    </w:p>
+    <w:p>
+      <w:pPr>
+        <w:numPr>
+          <w:ilvl w:val="0"/>
+          <w:numId w:val="13"/>
+        </w:numPr>
+        <w:pBdr>
+          <w:left w:val="single" w:sz="18" w:space="0" w:color="6CE26C"/>
+        </w:pBdr>
+        <w:spacing w:before="100" w:beforeAutospacing="1" w:after="100" w:afterAutospacing="1" w:line="270" w:lineRule="atLeast"/>
+        <w:rPr>
+          <w:rFonts w:ascii="Consolas" w:eastAsia="Times New Roman" w:hAnsi="Consolas" w:cs="Times New Roman"/>
+          <w:color w:val="5C5C5C"/>
+          <w:sz w:val="21"/>
+          <w:szCs w:val="21"/>
+          <w:lang w:val="en-US"/>
+        </w:rPr>
+      </w:pPr>
+      <w:r>
+        <w:rPr>
+          <w:rFonts w:ascii="Consolas" w:eastAsia="Times New Roman" w:hAnsi="Consolas" w:cs="Times New Roman"/>
+          <w:color w:val="5C5C5C"/>
+          <w:sz w:val="21"/>
+          <w:szCs w:val="21"/>
+          <w:lang w:val="en-US"/>
+        </w:rPr>
+        <w:t>        </w:t>
+      </w:r>
+      <w:r>
+        <w:rPr>
+          <w:rFonts w:ascii="Consolas" w:eastAsia="Times New Roman" w:hAnsi="Consolas" w:cs="Times New Roman"/>
+          <w:color w:val="A626A4"/>
+          <w:sz w:val="21"/>
+          <w:szCs w:val="21"/>
+          <w:lang w:val="en-US"/>
+        </w:rPr>
+        <w:t>self</w:t>
+      </w:r>
+      <w:r>
+        <w:rPr>
+          <w:rFonts w:ascii="Consolas" w:eastAsia="Times New Roman" w:hAnsi="Consolas" w:cs="Times New Roman"/>
+          <w:color w:val="5C5C5C"/>
+          <w:sz w:val="21"/>
+          <w:szCs w:val="21"/>
+          <w:lang w:val="en-US"/>
+        </w:rPr>
+        <w:t>.value *= other.value</w:t>
+      </w:r>
+    </w:p>
+    <w:p>
+      <w:pPr>
+        <w:numPr>
+          <w:ilvl w:val="0"/>
+          <w:numId w:val="13"/>
+        </w:numPr>
+        <w:pBdr>
+          <w:left w:val="single" w:sz="18" w:space="0" w:color="6CE26C"/>
+        </w:pBdr>
+        <w:shd w:val="clear" w:color="auto" w:fill="F8F8F8"/>
+        <w:spacing w:before="100" w:beforeAutospacing="1" w:after="100" w:afterAutospacing="1" w:line="270" w:lineRule="atLeast"/>
+        <w:rPr>
+          <w:rFonts w:ascii="Consolas" w:eastAsia="Times New Roman" w:hAnsi="Consolas" w:cs="Times New Roman"/>
+          <w:color w:val="5C5C5C"/>
+          <w:sz w:val="21"/>
+          <w:szCs w:val="21"/>
+          <w:lang w:val="en-US"/>
+        </w:rPr>
+      </w:pPr>
+      <w:r>
+        <w:rPr>
+          <w:rFonts w:ascii="Consolas" w:eastAsia="Times New Roman" w:hAnsi="Consolas" w:cs="Times New Roman"/>
+          <w:color w:val="5C5C5C"/>
+          <w:sz w:val="21"/>
+          <w:szCs w:val="21"/>
+          <w:lang w:val="en-US"/>
+        </w:rPr>
+        <w:t>        </w:t>
+      </w:r>
+      <w:r>
+        <w:rPr>
+          <w:rFonts w:ascii="Consolas" w:eastAsia="Times New Roman" w:hAnsi="Consolas" w:cs="Times New Roman"/>
+          <w:color w:val="A626A4"/>
+          <w:sz w:val="21"/>
+          <w:szCs w:val="21"/>
+          <w:lang w:val="en-US"/>
+        </w:rPr>
+        <w:t>return</w:t>
+      </w:r>
+      <w:r>
+        <w:rPr>
+          <w:rFonts w:ascii="Consolas" w:eastAsia="Times New Roman" w:hAnsi="Consolas" w:cs="Times New Roman"/>
+          <w:color w:val="5C5C5C"/>
+          <w:sz w:val="21"/>
+          <w:szCs w:val="21"/>
+          <w:lang w:val="en-US"/>
+        </w:rPr>
+        <w:t> </w:t>
+      </w:r>
+      <w:r>
+        <w:rPr>
+          <w:rFonts w:ascii="Consolas" w:eastAsia="Times New Roman" w:hAnsi="Consolas" w:cs="Times New Roman"/>
+          <w:color w:val="A626A4"/>
+          <w:sz w:val="21"/>
+          <w:szCs w:val="21"/>
+          <w:lang w:val="en-US"/>
+        </w:rPr>
+        <w:t>self</w:t>
+      </w:r>
+    </w:p>
+    <w:p>
+      <w:pPr>
+        <w:numPr>
+          <w:ilvl w:val="0"/>
+          <w:numId w:val="13"/>
+        </w:numPr>
+        <w:pBdr>
+          <w:left w:val="single" w:sz="18" w:space="0" w:color="6CE26C"/>
+        </w:pBdr>
+        <w:spacing w:before="100" w:beforeAutospacing="1" w:after="100" w:afterAutospacing="1" w:line="270" w:lineRule="atLeast"/>
+        <w:rPr>
+          <w:rFonts w:ascii="Consolas" w:eastAsia="Times New Roman" w:hAnsi="Consolas" w:cs="Times New Roman"/>
+          <w:color w:val="5C5C5C"/>
+          <w:sz w:val="21"/>
+          <w:szCs w:val="21"/>
+          <w:lang w:val="en-US"/>
+        </w:rPr>
+      </w:pPr>
+    </w:p>
+    <w:p>
+      <w:pPr>
+        <w:numPr>
+          <w:ilvl w:val="0"/>
+          <w:numId w:val="13"/>
+        </w:numPr>
+        <w:pBdr>
+          <w:left w:val="single" w:sz="18" w:space="0" w:color="6CE26C"/>
+        </w:pBdr>
+        <w:shd w:val="clear" w:color="auto" w:fill="F8F8F8"/>
+        <w:spacing w:before="100" w:beforeAutospacing="1" w:after="100" w:afterAutospacing="1" w:line="270" w:lineRule="atLeast"/>
+        <w:rPr>
+          <w:rFonts w:ascii="Consolas" w:eastAsia="Times New Roman" w:hAnsi="Consolas" w:cs="Times New Roman"/>
+          <w:color w:val="5C5C5C"/>
+          <w:sz w:val="21"/>
+          <w:szCs w:val="21"/>
+          <w:lang w:val="en-US"/>
+        </w:rPr>
+      </w:pPr>
+      <w:r>
+        <w:rPr>
+          <w:rFonts w:ascii="Consolas" w:eastAsia="Times New Roman" w:hAnsi="Consolas" w:cs="Times New Roman"/>
+          <w:color w:val="5C5C5C"/>
+          <w:sz w:val="21"/>
+          <w:szCs w:val="21"/>
+          <w:lang w:val="en-US"/>
+        </w:rPr>
+        <w:t>    def __ifloordiv__(</w:t>
+      </w:r>
+      <w:r>
+        <w:rPr>
+          <w:rFonts w:ascii="Consolas" w:eastAsia="Times New Roman" w:hAnsi="Consolas" w:cs="Times New Roman"/>
+          <w:color w:val="A626A4"/>
+          <w:sz w:val="21"/>
+          <w:szCs w:val="21"/>
+          <w:lang w:val="en-US"/>
+        </w:rPr>
+        <w:t>self</w:t>
+      </w:r>
+      <w:r>
+        <w:rPr>
+          <w:rFonts w:ascii="Consolas" w:eastAsia="Times New Roman" w:hAnsi="Consolas" w:cs="Times New Roman"/>
+          <w:color w:val="5C5C5C"/>
+          <w:sz w:val="21"/>
+          <w:szCs w:val="21"/>
+          <w:lang w:val="en-US"/>
+        </w:rPr>
+        <w:t>, other):</w:t>
+      </w:r>
+    </w:p>
+    <w:p>
+      <w:pPr>
+        <w:numPr>
+          <w:ilvl w:val="0"/>
+          <w:numId w:val="13"/>
+        </w:numPr>
+        <w:pBdr>
+          <w:left w:val="single" w:sz="18" w:space="0" w:color="6CE26C"/>
+        </w:pBdr>
+        <w:spacing w:before="100" w:beforeAutospacing="1" w:after="100" w:afterAutospacing="1" w:line="270" w:lineRule="atLeast"/>
+        <w:rPr>
+          <w:rFonts w:ascii="Consolas" w:eastAsia="Times New Roman" w:hAnsi="Consolas" w:cs="Times New Roman"/>
+          <w:color w:val="5C5C5C"/>
+          <w:sz w:val="21"/>
+          <w:szCs w:val="21"/>
+          <w:lang w:val="en-US"/>
+        </w:rPr>
+      </w:pPr>
+      <w:r>
+        <w:rPr>
+          <w:rFonts w:ascii="Consolas" w:eastAsia="Times New Roman" w:hAnsi="Consolas" w:cs="Times New Roman"/>
+          <w:color w:val="5C5C5C"/>
+          <w:sz w:val="21"/>
+          <w:szCs w:val="21"/>
+          <w:lang w:val="en-US"/>
+        </w:rPr>
+        <w:t>        </w:t>
+      </w:r>
+      <w:r>
+        <w:rPr>
+          <w:rFonts w:ascii="Consolas" w:eastAsia="Times New Roman" w:hAnsi="Consolas" w:cs="Times New Roman"/>
+          <w:color w:val="A626A4"/>
+          <w:sz w:val="21"/>
+          <w:szCs w:val="21"/>
+          <w:lang w:val="en-US"/>
+        </w:rPr>
+        <w:t>self</w:t>
+      </w:r>
+      <w:r>
+        <w:rPr>
+          <w:rFonts w:ascii="Consolas" w:eastAsia="Times New Roman" w:hAnsi="Consolas" w:cs="Times New Roman"/>
+          <w:color w:val="5C5C5C"/>
+          <w:sz w:val="21"/>
+          <w:szCs w:val="21"/>
+          <w:lang w:val="en-US"/>
+        </w:rPr>
+        <w:t>.value //= other.value</w:t>
+      </w:r>
+    </w:p>
+    <w:p>
+      <w:pPr>
+        <w:numPr>
+          <w:ilvl w:val="0"/>
+          <w:numId w:val="13"/>
+        </w:numPr>
+        <w:pBdr>
+          <w:left w:val="single" w:sz="18" w:space="0" w:color="6CE26C"/>
+        </w:pBdr>
+        <w:shd w:val="clear" w:color="auto" w:fill="F8F8F8"/>
+        <w:spacing w:before="100" w:beforeAutospacing="1" w:after="100" w:afterAutospacing="1" w:line="270" w:lineRule="atLeast"/>
+        <w:rPr>
+          <w:rFonts w:ascii="Consolas" w:eastAsia="Times New Roman" w:hAnsi="Consolas" w:cs="Times New Roman"/>
+          <w:color w:val="5C5C5C"/>
+          <w:sz w:val="21"/>
+          <w:szCs w:val="21"/>
+          <w:lang w:val="en-US"/>
+        </w:rPr>
+      </w:pPr>
+      <w:r>
+        <w:rPr>
+          <w:rFonts w:ascii="Consolas" w:eastAsia="Times New Roman" w:hAnsi="Consolas" w:cs="Times New Roman"/>
+          <w:color w:val="5C5C5C"/>
+          <w:sz w:val="21"/>
+          <w:szCs w:val="21"/>
+          <w:lang w:val="en-US"/>
+        </w:rPr>
+        <w:t>        </w:t>
+      </w:r>
+      <w:r>
+        <w:rPr>
+          <w:rFonts w:ascii="Consolas" w:eastAsia="Times New Roman" w:hAnsi="Consolas" w:cs="Times New Roman"/>
+          <w:color w:val="A626A4"/>
+          <w:sz w:val="21"/>
+          <w:szCs w:val="21"/>
+          <w:lang w:val="en-US"/>
+        </w:rPr>
+        <w:t>return</w:t>
+      </w:r>
+      <w:r>
+        <w:rPr>
+          <w:rFonts w:ascii="Consolas" w:eastAsia="Times New Roman" w:hAnsi="Consolas" w:cs="Times New Roman"/>
+          <w:color w:val="5C5C5C"/>
+          <w:sz w:val="21"/>
+          <w:szCs w:val="21"/>
+          <w:lang w:val="en-US"/>
+        </w:rPr>
+        <w:t> </w:t>
+      </w:r>
+      <w:r>
+        <w:rPr>
+          <w:rFonts w:ascii="Consolas" w:eastAsia="Times New Roman" w:hAnsi="Consolas" w:cs="Times New Roman"/>
+          <w:color w:val="A626A4"/>
+          <w:sz w:val="21"/>
+          <w:szCs w:val="21"/>
+          <w:lang w:val="en-US"/>
+        </w:rPr>
+        <w:t>self</w:t>
+      </w:r>
+    </w:p>
+    <w:p>
+      <w:pPr>
+        <w:numPr>
+          <w:ilvl w:val="0"/>
+          <w:numId w:val="13"/>
+        </w:numPr>
+        <w:pBdr>
+          <w:left w:val="single" w:sz="18" w:space="0" w:color="6CE26C"/>
+        </w:pBdr>
+        <w:spacing w:before="100" w:beforeAutospacing="1" w:after="100" w:afterAutospacing="1" w:line="270" w:lineRule="atLeast"/>
+        <w:rPr>
+          <w:rFonts w:ascii="Consolas" w:eastAsia="Times New Roman" w:hAnsi="Consolas" w:cs="Times New Roman"/>
+          <w:color w:val="5C5C5C"/>
+          <w:sz w:val="21"/>
+          <w:szCs w:val="21"/>
+          <w:lang w:val="en-US"/>
+        </w:rPr>
+      </w:pPr>
+    </w:p>
+    <w:p>
+      <w:pPr>
+        <w:numPr>
+          <w:ilvl w:val="0"/>
+          <w:numId w:val="13"/>
+        </w:numPr>
+        <w:pBdr>
+          <w:left w:val="single" w:sz="18" w:space="0" w:color="6CE26C"/>
+        </w:pBdr>
+        <w:shd w:val="clear" w:color="auto" w:fill="F8F8F8"/>
+        <w:spacing w:before="100" w:beforeAutospacing="1" w:after="100" w:afterAutospacing="1" w:line="270" w:lineRule="atLeast"/>
+        <w:rPr>
+          <w:rFonts w:ascii="Consolas" w:eastAsia="Times New Roman" w:hAnsi="Consolas" w:cs="Times New Roman"/>
+          <w:color w:val="5C5C5C"/>
+          <w:sz w:val="21"/>
+          <w:szCs w:val="21"/>
+          <w:lang w:val="en-US"/>
+        </w:rPr>
+      </w:pPr>
+      <w:r>
+        <w:rPr>
+          <w:rFonts w:ascii="Consolas" w:eastAsia="Times New Roman" w:hAnsi="Consolas" w:cs="Times New Roman"/>
+          <w:color w:val="5C5C5C"/>
+          <w:sz w:val="21"/>
+          <w:szCs w:val="21"/>
+          <w:lang w:val="en-US"/>
+        </w:rPr>
+        <w:t>    def __imod__(</w:t>
+      </w:r>
+      <w:r>
+        <w:rPr>
+          <w:rFonts w:ascii="Consolas" w:eastAsia="Times New Roman" w:hAnsi="Consolas" w:cs="Times New Roman"/>
+          <w:color w:val="A626A4"/>
+          <w:sz w:val="21"/>
+          <w:szCs w:val="21"/>
+          <w:lang w:val="en-US"/>
+        </w:rPr>
+        <w:t>self</w:t>
+      </w:r>
+      <w:r>
+        <w:rPr>
+          <w:rFonts w:ascii="Consolas" w:eastAsia="Times New Roman" w:hAnsi="Consolas" w:cs="Times New Roman"/>
+          <w:color w:val="5C5C5C"/>
+          <w:sz w:val="21"/>
+          <w:szCs w:val="21"/>
+          <w:lang w:val="en-US"/>
+        </w:rPr>
+        <w:t>, other):</w:t>
+      </w:r>
+    </w:p>
+    <w:p>
+      <w:pPr>
+        <w:numPr>
+          <w:ilvl w:val="0"/>
+          <w:numId w:val="13"/>
+        </w:numPr>
+        <w:pBdr>
+          <w:left w:val="single" w:sz="18" w:space="0" w:color="6CE26C"/>
+        </w:pBdr>
+        <w:spacing w:before="100" w:beforeAutospacing="1" w:after="100" w:afterAutospacing="1" w:line="270" w:lineRule="atLeast"/>
+        <w:rPr>
+          <w:rFonts w:ascii="Consolas" w:eastAsia="Times New Roman" w:hAnsi="Consolas" w:cs="Times New Roman"/>
+          <w:color w:val="5C5C5C"/>
+          <w:sz w:val="21"/>
+          <w:szCs w:val="21"/>
+          <w:lang w:val="en-US"/>
+        </w:rPr>
+      </w:pPr>
+      <w:r>
+        <w:rPr>
+          <w:rFonts w:ascii="Consolas" w:eastAsia="Times New Roman" w:hAnsi="Consolas" w:cs="Times New Roman"/>
+          <w:color w:val="5C5C5C"/>
+          <w:sz w:val="21"/>
+          <w:szCs w:val="21"/>
+          <w:lang w:val="en-US"/>
+        </w:rPr>
+        <w:t>        </w:t>
+      </w:r>
+      <w:r>
+        <w:rPr>
+          <w:rFonts w:ascii="Consolas" w:eastAsia="Times New Roman" w:hAnsi="Consolas" w:cs="Times New Roman"/>
+          <w:color w:val="A626A4"/>
+          <w:sz w:val="21"/>
+          <w:szCs w:val="21"/>
+          <w:lang w:val="en-US"/>
+        </w:rPr>
+        <w:t>self</w:t>
+      </w:r>
+      <w:r>
+        <w:rPr>
+          <w:rFonts w:ascii="Consolas" w:eastAsia="Times New Roman" w:hAnsi="Consolas" w:cs="Times New Roman"/>
+          <w:color w:val="5C5C5C"/>
+          <w:sz w:val="21"/>
+          <w:szCs w:val="21"/>
+          <w:lang w:val="en-US"/>
+        </w:rPr>
+        <w:t>.value %= other.value</w:t>
+      </w:r>
+    </w:p>
+    <w:p>
+      <w:pPr>
+        <w:numPr>
+          <w:ilvl w:val="0"/>
+          <w:numId w:val="13"/>
+        </w:numPr>
+        <w:pBdr>
+          <w:left w:val="single" w:sz="18" w:space="0" w:color="6CE26C"/>
+        </w:pBdr>
+        <w:shd w:val="clear" w:color="auto" w:fill="F8F8F8"/>
+        <w:spacing w:before="100" w:beforeAutospacing="1" w:after="100" w:afterAutospacing="1" w:line="270" w:lineRule="atLeast"/>
+        <w:rPr>
+          <w:rFonts w:ascii="Consolas" w:eastAsia="Times New Roman" w:hAnsi="Consolas" w:cs="Times New Roman"/>
+          <w:color w:val="5C5C5C"/>
+          <w:sz w:val="21"/>
+          <w:szCs w:val="21"/>
+          <w:lang w:val="en-US"/>
+        </w:rPr>
+      </w:pPr>
+      <w:r>
+        <w:rPr>
+          <w:rFonts w:ascii="Consolas" w:eastAsia="Times New Roman" w:hAnsi="Consolas" w:cs="Times New Roman"/>
+          <w:color w:val="5C5C5C"/>
+          <w:sz w:val="21"/>
+          <w:szCs w:val="21"/>
+          <w:lang w:val="en-US"/>
+        </w:rPr>
+        <w:t>        </w:t>
+      </w:r>
+      <w:r>
+        <w:rPr>
+          <w:rFonts w:ascii="Consolas" w:eastAsia="Times New Roman" w:hAnsi="Consolas" w:cs="Times New Roman"/>
+          <w:color w:val="A626A4"/>
+          <w:sz w:val="21"/>
+          <w:szCs w:val="21"/>
+          <w:lang w:val="en-US"/>
+        </w:rPr>
+        <w:t>return</w:t>
+      </w:r>
+      <w:r>
+        <w:rPr>
+          <w:rFonts w:ascii="Consolas" w:eastAsia="Times New Roman" w:hAnsi="Consolas" w:cs="Times New Roman"/>
+          <w:color w:val="5C5C5C"/>
+          <w:sz w:val="21"/>
+          <w:szCs w:val="21"/>
+          <w:lang w:val="en-US"/>
+        </w:rPr>
+        <w:t> </w:t>
+      </w:r>
+      <w:r>
+        <w:rPr>
+          <w:rFonts w:ascii="Consolas" w:eastAsia="Times New Roman" w:hAnsi="Consolas" w:cs="Times New Roman"/>
+          <w:color w:val="A626A4"/>
+          <w:sz w:val="21"/>
+          <w:szCs w:val="21"/>
+          <w:lang w:val="en-US"/>
+        </w:rPr>
+        <w:t>self</w:t>
+      </w:r>
+    </w:p>
+    <w:p>
+      <w:pPr>
+        <w:numPr>
+          <w:ilvl w:val="0"/>
+          <w:numId w:val="13"/>
+        </w:numPr>
+        <w:pBdr>
+          <w:left w:val="single" w:sz="18" w:space="0" w:color="6CE26C"/>
+        </w:pBdr>
+        <w:spacing w:before="100" w:beforeAutospacing="1" w:after="100" w:afterAutospacing="1" w:line="270" w:lineRule="atLeast"/>
+        <w:rPr>
+          <w:rFonts w:ascii="Consolas" w:eastAsia="Times New Roman" w:hAnsi="Consolas" w:cs="Times New Roman"/>
+          <w:color w:val="5C5C5C"/>
+          <w:sz w:val="21"/>
+          <w:szCs w:val="21"/>
+          <w:lang w:val="en-US"/>
+        </w:rPr>
+      </w:pPr>
+    </w:p>
+    <w:p>
+      <w:pPr>
+        <w:numPr>
+          <w:ilvl w:val="0"/>
+          <w:numId w:val="13"/>
+        </w:numPr>
+        <w:pBdr>
+          <w:left w:val="single" w:sz="18" w:space="0" w:color="6CE26C"/>
+        </w:pBdr>
+        <w:shd w:val="clear" w:color="auto" w:fill="F8F8F8"/>
+        <w:spacing w:before="100" w:beforeAutospacing="1" w:after="100" w:afterAutospacing="1" w:line="270" w:lineRule="atLeast"/>
+        <w:rPr>
+          <w:rFonts w:ascii="Consolas" w:eastAsia="Times New Roman" w:hAnsi="Consolas" w:cs="Times New Roman"/>
+          <w:color w:val="5C5C5C"/>
+          <w:sz w:val="21"/>
+          <w:szCs w:val="21"/>
+          <w:lang w:val="en-US"/>
+        </w:rPr>
+      </w:pPr>
+      <w:r>
+        <w:rPr>
+          <w:rFonts w:ascii="Consolas" w:eastAsia="Times New Roman" w:hAnsi="Consolas" w:cs="Times New Roman"/>
+          <w:color w:val="5C5C5C"/>
+          <w:sz w:val="21"/>
+          <w:szCs w:val="21"/>
+          <w:lang w:val="en-US"/>
+        </w:rPr>
+        <w:t>    def __ipow__(</w:t>
+      </w:r>
+      <w:r>
+        <w:rPr>
+          <w:rFonts w:ascii="Consolas" w:eastAsia="Times New Roman" w:hAnsi="Consolas" w:cs="Times New Roman"/>
+          <w:color w:val="A626A4"/>
+          <w:sz w:val="21"/>
+          <w:szCs w:val="21"/>
+          <w:lang w:val="en-US"/>
+        </w:rPr>
+        <w:t>self</w:t>
+      </w:r>
+      <w:r>
+        <w:rPr>
+          <w:rFonts w:ascii="Consolas" w:eastAsia="Times New Roman" w:hAnsi="Consolas" w:cs="Times New Roman"/>
+          <w:color w:val="5C5C5C"/>
+          <w:sz w:val="21"/>
+          <w:szCs w:val="21"/>
+          <w:lang w:val="en-US"/>
+        </w:rPr>
+        <w:t>, other):</w:t>
+      </w:r>
+    </w:p>
+    <w:p>
+      <w:pPr>
+        <w:numPr>
+          <w:ilvl w:val="0"/>
+          <w:numId w:val="13"/>
+        </w:numPr>
+        <w:pBdr>
+          <w:left w:val="single" w:sz="18" w:space="0" w:color="6CE26C"/>
+        </w:pBdr>
+        <w:spacing w:before="100" w:beforeAutospacing="1" w:after="100" w:afterAutospacing="1" w:line="270" w:lineRule="atLeast"/>
+        <w:rPr>
+          <w:rFonts w:ascii="Consolas" w:eastAsia="Times New Roman" w:hAnsi="Consolas" w:cs="Times New Roman"/>
+          <w:color w:val="5C5C5C"/>
+          <w:sz w:val="21"/>
+          <w:szCs w:val="21"/>
+          <w:lang w:val="en-US"/>
+        </w:rPr>
+      </w:pPr>
+      <w:r>
+        <w:rPr>
+          <w:rFonts w:ascii="Consolas" w:eastAsia="Times New Roman" w:hAnsi="Consolas" w:cs="Times New Roman"/>
+          <w:color w:val="5C5C5C"/>
+          <w:sz w:val="21"/>
+          <w:szCs w:val="21"/>
+          <w:lang w:val="en-US"/>
+        </w:rPr>
+        <w:lastRenderedPageBreak/>
+        <w:t>        </w:t>
+      </w:r>
+      <w:r>
+        <w:rPr>
+          <w:rFonts w:ascii="Consolas" w:eastAsia="Times New Roman" w:hAnsi="Consolas" w:cs="Times New Roman"/>
+          <w:color w:val="A626A4"/>
+          <w:sz w:val="21"/>
+          <w:szCs w:val="21"/>
+          <w:lang w:val="en-US"/>
+        </w:rPr>
+        <w:t>self</w:t>
+      </w:r>
+      <w:r>
+        <w:rPr>
+          <w:rFonts w:ascii="Consolas" w:eastAsia="Times New Roman" w:hAnsi="Consolas" w:cs="Times New Roman"/>
+          <w:color w:val="5C5C5C"/>
+          <w:sz w:val="21"/>
+          <w:szCs w:val="21"/>
+          <w:lang w:val="en-US"/>
+        </w:rPr>
+        <w:t>.value **= other.value</w:t>
+      </w:r>
+    </w:p>
+    <w:p>
+      <w:pPr>
+        <w:numPr>
+          <w:ilvl w:val="0"/>
+          <w:numId w:val="13"/>
+        </w:numPr>
+        <w:pBdr>
+          <w:left w:val="single" w:sz="18" w:space="0" w:color="6CE26C"/>
+        </w:pBdr>
+        <w:shd w:val="clear" w:color="auto" w:fill="F8F8F8"/>
+        <w:spacing w:before="100" w:beforeAutospacing="1" w:after="100" w:afterAutospacing="1" w:line="270" w:lineRule="atLeast"/>
+        <w:rPr>
+          <w:rFonts w:ascii="Consolas" w:eastAsia="Times New Roman" w:hAnsi="Consolas" w:cs="Times New Roman"/>
+          <w:color w:val="5C5C5C"/>
+          <w:sz w:val="21"/>
+          <w:szCs w:val="21"/>
+          <w:lang w:val="en-US"/>
+        </w:rPr>
+      </w:pPr>
+      <w:r>
+        <w:rPr>
+          <w:rFonts w:ascii="Consolas" w:eastAsia="Times New Roman" w:hAnsi="Consolas" w:cs="Times New Roman"/>
+          <w:color w:val="5C5C5C"/>
+          <w:sz w:val="21"/>
+          <w:szCs w:val="21"/>
+          <w:lang w:val="en-US"/>
+        </w:rPr>
+        <w:t>        </w:t>
+      </w:r>
+      <w:r>
+        <w:rPr>
+          <w:rFonts w:ascii="Consolas" w:eastAsia="Times New Roman" w:hAnsi="Consolas" w:cs="Times New Roman"/>
+          <w:color w:val="A626A4"/>
+          <w:sz w:val="21"/>
+          <w:szCs w:val="21"/>
+          <w:lang w:val="en-US"/>
+        </w:rPr>
+        <w:t>return</w:t>
+      </w:r>
+      <w:r>
+        <w:rPr>
+          <w:rFonts w:ascii="Consolas" w:eastAsia="Times New Roman" w:hAnsi="Consolas" w:cs="Times New Roman"/>
+          <w:color w:val="5C5C5C"/>
+          <w:sz w:val="21"/>
+          <w:szCs w:val="21"/>
+          <w:lang w:val="en-US"/>
+        </w:rPr>
+        <w:t> </w:t>
+      </w:r>
+      <w:r>
+        <w:rPr>
+          <w:rFonts w:ascii="Consolas" w:eastAsia="Times New Roman" w:hAnsi="Consolas" w:cs="Times New Roman"/>
+          <w:color w:val="A626A4"/>
+          <w:sz w:val="21"/>
+          <w:szCs w:val="21"/>
+          <w:lang w:val="en-US"/>
+        </w:rPr>
+        <w:t>self</w:t>
+      </w:r>
+    </w:p>
+    <w:p>
+      <w:pPr>
+        <w:numPr>
+          <w:ilvl w:val="0"/>
+          <w:numId w:val="13"/>
+        </w:numPr>
+        <w:pBdr>
+          <w:left w:val="single" w:sz="18" w:space="0" w:color="6CE26C"/>
+        </w:pBdr>
+        <w:spacing w:before="100" w:beforeAutospacing="1" w:after="100" w:afterAutospacing="1" w:line="270" w:lineRule="atLeast"/>
+        <w:rPr>
+          <w:rFonts w:ascii="Consolas" w:eastAsia="Times New Roman" w:hAnsi="Consolas" w:cs="Times New Roman"/>
+          <w:color w:val="5C5C5C"/>
+          <w:sz w:val="21"/>
+          <w:szCs w:val="21"/>
+          <w:lang w:val="en-US"/>
+        </w:rPr>
+      </w:pPr>
+    </w:p>
+    <w:p>
+      <w:pPr>
+        <w:numPr>
+          <w:ilvl w:val="0"/>
+          <w:numId w:val="13"/>
+        </w:numPr>
+        <w:pBdr>
+          <w:left w:val="single" w:sz="18" w:space="0" w:color="6CE26C"/>
+        </w:pBdr>
+        <w:shd w:val="clear" w:color="auto" w:fill="F8F8F8"/>
+        <w:spacing w:before="100" w:beforeAutospacing="1" w:after="100" w:afterAutospacing="1" w:line="270" w:lineRule="atLeast"/>
+        <w:rPr>
+          <w:rFonts w:ascii="Consolas" w:eastAsia="Times New Roman" w:hAnsi="Consolas" w:cs="Times New Roman"/>
+          <w:color w:val="5C5C5C"/>
+          <w:sz w:val="21"/>
+          <w:szCs w:val="21"/>
+          <w:lang w:val="en-US"/>
+        </w:rPr>
+      </w:pPr>
+      <w:r>
+        <w:rPr>
+          <w:rFonts w:ascii="Consolas" w:eastAsia="Times New Roman" w:hAnsi="Consolas" w:cs="Times New Roman"/>
+          <w:color w:val="5C5C5C"/>
+          <w:sz w:val="21"/>
+          <w:szCs w:val="21"/>
+          <w:lang w:val="en-US"/>
+        </w:rPr>
+        <w:t>    # Bitwise operators</w:t>
+      </w:r>
+    </w:p>
+    <w:p>
+      <w:pPr>
+        <w:numPr>
+          <w:ilvl w:val="0"/>
+          <w:numId w:val="13"/>
+        </w:numPr>
+        <w:pBdr>
+          <w:left w:val="single" w:sz="18" w:space="0" w:color="6CE26C"/>
+        </w:pBdr>
+        <w:spacing w:before="100" w:beforeAutospacing="1" w:after="100" w:afterAutospacing="1" w:line="270" w:lineRule="atLeast"/>
+        <w:rPr>
+          <w:rFonts w:ascii="Consolas" w:eastAsia="Times New Roman" w:hAnsi="Consolas" w:cs="Times New Roman"/>
+          <w:color w:val="5C5C5C"/>
+          <w:sz w:val="21"/>
+          <w:szCs w:val="21"/>
+          <w:lang w:val="en-US"/>
+        </w:rPr>
+      </w:pPr>
+      <w:r>
+        <w:rPr>
+          <w:rFonts w:ascii="Consolas" w:eastAsia="Times New Roman" w:hAnsi="Consolas" w:cs="Times New Roman"/>
+          <w:color w:val="5C5C5C"/>
+          <w:sz w:val="21"/>
+          <w:szCs w:val="21"/>
+          <w:lang w:val="en-US"/>
+        </w:rPr>
+        <w:t>    def __ilshift__(</w:t>
+      </w:r>
+      <w:r>
+        <w:rPr>
+          <w:rFonts w:ascii="Consolas" w:eastAsia="Times New Roman" w:hAnsi="Consolas" w:cs="Times New Roman"/>
+          <w:color w:val="A626A4"/>
+          <w:sz w:val="21"/>
+          <w:szCs w:val="21"/>
+          <w:lang w:val="en-US"/>
+        </w:rPr>
+        <w:t>self</w:t>
+      </w:r>
+      <w:r>
+        <w:rPr>
+          <w:rFonts w:ascii="Consolas" w:eastAsia="Times New Roman" w:hAnsi="Consolas" w:cs="Times New Roman"/>
+          <w:color w:val="5C5C5C"/>
+          <w:sz w:val="21"/>
+          <w:szCs w:val="21"/>
+          <w:lang w:val="en-US"/>
+        </w:rPr>
+        <w:t>, other):</w:t>
+      </w:r>
+    </w:p>
+    <w:p>
+      <w:pPr>
+        <w:numPr>
+          <w:ilvl w:val="0"/>
+          <w:numId w:val="13"/>
+        </w:numPr>
+        <w:pBdr>
+          <w:left w:val="single" w:sz="18" w:space="0" w:color="6CE26C"/>
+        </w:pBdr>
+        <w:shd w:val="clear" w:color="auto" w:fill="F8F8F8"/>
+        <w:spacing w:before="100" w:beforeAutospacing="1" w:after="100" w:afterAutospacing="1" w:line="270" w:lineRule="atLeast"/>
+        <w:rPr>
+          <w:rFonts w:ascii="Consolas" w:eastAsia="Times New Roman" w:hAnsi="Consolas" w:cs="Times New Roman"/>
+          <w:color w:val="5C5C5C"/>
+          <w:sz w:val="21"/>
+          <w:szCs w:val="21"/>
+          <w:lang w:val="en-US"/>
+        </w:rPr>
+      </w:pPr>
+      <w:r>
+        <w:rPr>
+          <w:rFonts w:ascii="Consolas" w:eastAsia="Times New Roman" w:hAnsi="Consolas" w:cs="Times New Roman"/>
+          <w:color w:val="5C5C5C"/>
+          <w:sz w:val="21"/>
+          <w:szCs w:val="21"/>
+          <w:lang w:val="en-US"/>
+        </w:rPr>
+        <w:t>        </w:t>
+      </w:r>
+      <w:r>
+        <w:rPr>
+          <w:rFonts w:ascii="Consolas" w:eastAsia="Times New Roman" w:hAnsi="Consolas" w:cs="Times New Roman"/>
+          <w:color w:val="A626A4"/>
+          <w:sz w:val="21"/>
+          <w:szCs w:val="21"/>
+          <w:lang w:val="en-US"/>
+        </w:rPr>
+        <w:t>self</w:t>
+      </w:r>
+      <w:r>
+        <w:rPr>
+          <w:rFonts w:ascii="Consolas" w:eastAsia="Times New Roman" w:hAnsi="Consolas" w:cs="Times New Roman"/>
+          <w:color w:val="5C5C5C"/>
+          <w:sz w:val="21"/>
+          <w:szCs w:val="21"/>
+          <w:lang w:val="en-US"/>
+        </w:rPr>
+        <w:t>.value &lt;&lt;= other.value</w:t>
+      </w:r>
+    </w:p>
+    <w:p>
+      <w:pPr>
+        <w:numPr>
+          <w:ilvl w:val="0"/>
+          <w:numId w:val="13"/>
+        </w:numPr>
+        <w:pBdr>
+          <w:left w:val="single" w:sz="18" w:space="0" w:color="6CE26C"/>
+        </w:pBdr>
+        <w:spacing w:before="100" w:beforeAutospacing="1" w:after="100" w:afterAutospacing="1" w:line="270" w:lineRule="atLeast"/>
+        <w:rPr>
+          <w:rFonts w:ascii="Consolas" w:eastAsia="Times New Roman" w:hAnsi="Consolas" w:cs="Times New Roman"/>
+          <w:color w:val="5C5C5C"/>
+          <w:sz w:val="21"/>
+          <w:szCs w:val="21"/>
+          <w:lang w:val="en-US"/>
+        </w:rPr>
+      </w:pPr>
+      <w:r>
+        <w:rPr>
+          <w:rFonts w:ascii="Consolas" w:eastAsia="Times New Roman" w:hAnsi="Consolas" w:cs="Times New Roman"/>
+          <w:color w:val="5C5C5C"/>
+          <w:sz w:val="21"/>
+          <w:szCs w:val="21"/>
+          <w:lang w:val="en-US"/>
+        </w:rPr>
+        <w:t>        </w:t>
+      </w:r>
+      <w:r>
+        <w:rPr>
+          <w:rFonts w:ascii="Consolas" w:eastAsia="Times New Roman" w:hAnsi="Consolas" w:cs="Times New Roman"/>
+          <w:color w:val="A626A4"/>
+          <w:sz w:val="21"/>
+          <w:szCs w:val="21"/>
+          <w:lang w:val="en-US"/>
+        </w:rPr>
+        <w:t>return</w:t>
+      </w:r>
+      <w:r>
+        <w:rPr>
+          <w:rFonts w:ascii="Consolas" w:eastAsia="Times New Roman" w:hAnsi="Consolas" w:cs="Times New Roman"/>
+          <w:color w:val="5C5C5C"/>
+          <w:sz w:val="21"/>
+          <w:szCs w:val="21"/>
+          <w:lang w:val="en-US"/>
+        </w:rPr>
+        <w:t> </w:t>
+      </w:r>
+      <w:r>
+        <w:rPr>
+          <w:rFonts w:ascii="Consolas" w:eastAsia="Times New Roman" w:hAnsi="Consolas" w:cs="Times New Roman"/>
+          <w:color w:val="A626A4"/>
+          <w:sz w:val="21"/>
+          <w:szCs w:val="21"/>
+          <w:lang w:val="en-US"/>
+        </w:rPr>
+        <w:t>self</w:t>
+      </w:r>
+    </w:p>
+    <w:p>
+      <w:pPr>
+        <w:numPr>
+          <w:ilvl w:val="0"/>
+          <w:numId w:val="13"/>
+        </w:numPr>
+        <w:pBdr>
+          <w:left w:val="single" w:sz="18" w:space="0" w:color="6CE26C"/>
+        </w:pBdr>
+        <w:shd w:val="clear" w:color="auto" w:fill="F8F8F8"/>
+        <w:spacing w:before="100" w:beforeAutospacing="1" w:after="100" w:afterAutospacing="1" w:line="270" w:lineRule="atLeast"/>
+        <w:rPr>
+          <w:rFonts w:ascii="Consolas" w:eastAsia="Times New Roman" w:hAnsi="Consolas" w:cs="Times New Roman"/>
+          <w:color w:val="5C5C5C"/>
+          <w:sz w:val="21"/>
+          <w:szCs w:val="21"/>
+          <w:lang w:val="en-US"/>
+        </w:rPr>
+      </w:pPr>
+    </w:p>
+    <w:p>
+      <w:pPr>
+        <w:numPr>
+          <w:ilvl w:val="0"/>
+          <w:numId w:val="13"/>
+        </w:numPr>
+        <w:pBdr>
+          <w:left w:val="single" w:sz="18" w:space="0" w:color="6CE26C"/>
+        </w:pBdr>
+        <w:spacing w:before="100" w:beforeAutospacing="1" w:after="100" w:afterAutospacing="1" w:line="270" w:lineRule="atLeast"/>
+        <w:rPr>
+          <w:rFonts w:ascii="Consolas" w:eastAsia="Times New Roman" w:hAnsi="Consolas" w:cs="Times New Roman"/>
+          <w:color w:val="5C5C5C"/>
+          <w:sz w:val="21"/>
+          <w:szCs w:val="21"/>
+          <w:lang w:val="en-US"/>
+        </w:rPr>
+      </w:pPr>
+      <w:r>
+        <w:rPr>
+          <w:rFonts w:ascii="Consolas" w:eastAsia="Times New Roman" w:hAnsi="Consolas" w:cs="Times New Roman"/>
+          <w:color w:val="5C5C5C"/>
+          <w:sz w:val="21"/>
+          <w:szCs w:val="21"/>
+          <w:lang w:val="en-US"/>
+        </w:rPr>
+        <w:t>    def __irshift__(</w:t>
+      </w:r>
+      <w:r>
+        <w:rPr>
+          <w:rFonts w:ascii="Consolas" w:eastAsia="Times New Roman" w:hAnsi="Consolas" w:cs="Times New Roman"/>
+          <w:color w:val="A626A4"/>
+          <w:sz w:val="21"/>
+          <w:szCs w:val="21"/>
+          <w:lang w:val="en-US"/>
+        </w:rPr>
+        <w:t>self</w:t>
+      </w:r>
+      <w:r>
+        <w:rPr>
+          <w:rFonts w:ascii="Consolas" w:eastAsia="Times New Roman" w:hAnsi="Consolas" w:cs="Times New Roman"/>
+          <w:color w:val="5C5C5C"/>
+          <w:sz w:val="21"/>
+          <w:szCs w:val="21"/>
+          <w:lang w:val="en-US"/>
+        </w:rPr>
+        <w:t>, other):</w:t>
+      </w:r>
+    </w:p>
+    <w:p>
+      <w:pPr>
+        <w:numPr>
+          <w:ilvl w:val="0"/>
+          <w:numId w:val="13"/>
+        </w:numPr>
+        <w:pBdr>
+          <w:left w:val="single" w:sz="18" w:space="0" w:color="6CE26C"/>
+        </w:pBdr>
+        <w:shd w:val="clear" w:color="auto" w:fill="F8F8F8"/>
+        <w:spacing w:before="100" w:beforeAutospacing="1" w:after="100" w:afterAutospacing="1" w:line="270" w:lineRule="atLeast"/>
+        <w:rPr>
+          <w:rFonts w:ascii="Consolas" w:eastAsia="Times New Roman" w:hAnsi="Consolas" w:cs="Times New Roman"/>
+          <w:color w:val="5C5C5C"/>
+          <w:sz w:val="21"/>
+          <w:szCs w:val="21"/>
+          <w:lang w:val="en-US"/>
+        </w:rPr>
+      </w:pPr>
+      <w:r>
+        <w:rPr>
+          <w:rFonts w:ascii="Consolas" w:eastAsia="Times New Roman" w:hAnsi="Consolas" w:cs="Times New Roman"/>
+          <w:color w:val="5C5C5C"/>
+          <w:sz w:val="21"/>
+          <w:szCs w:val="21"/>
+          <w:lang w:val="en-US"/>
+        </w:rPr>
+        <w:t>        </w:t>
+      </w:r>
+      <w:r>
+        <w:rPr>
+          <w:rFonts w:ascii="Consolas" w:eastAsia="Times New Roman" w:hAnsi="Consolas" w:cs="Times New Roman"/>
+          <w:color w:val="A626A4"/>
+          <w:sz w:val="21"/>
+          <w:szCs w:val="21"/>
+          <w:lang w:val="en-US"/>
+        </w:rPr>
+        <w:t>self</w:t>
+      </w:r>
+      <w:r>
+        <w:rPr>
+          <w:rFonts w:ascii="Consolas" w:eastAsia="Times New Roman" w:hAnsi="Consolas" w:cs="Times New Roman"/>
+          <w:color w:val="5C5C5C"/>
+          <w:sz w:val="21"/>
+          <w:szCs w:val="21"/>
+          <w:lang w:val="en-US"/>
+        </w:rPr>
+        <w:t>.value &gt;&gt;= other.value</w:t>
+      </w:r>
+    </w:p>
+    <w:p>
+      <w:pPr>
+        <w:numPr>
+          <w:ilvl w:val="0"/>
+          <w:numId w:val="13"/>
+        </w:numPr>
+        <w:pBdr>
+          <w:left w:val="single" w:sz="18" w:space="0" w:color="6CE26C"/>
+        </w:pBdr>
+        <w:spacing w:before="100" w:beforeAutospacing="1" w:after="100" w:afterAutospacing="1" w:line="270" w:lineRule="atLeast"/>
+        <w:rPr>
+          <w:rFonts w:ascii="Consolas" w:eastAsia="Times New Roman" w:hAnsi="Consolas" w:cs="Times New Roman"/>
+          <w:color w:val="5C5C5C"/>
+          <w:sz w:val="21"/>
+          <w:szCs w:val="21"/>
+          <w:lang w:val="en-US"/>
+        </w:rPr>
+      </w:pPr>
+      <w:r>
+        <w:rPr>
+          <w:rFonts w:ascii="Consolas" w:eastAsia="Times New Roman" w:hAnsi="Consolas" w:cs="Times New Roman"/>
+          <w:color w:val="5C5C5C"/>
+          <w:sz w:val="21"/>
+          <w:szCs w:val="21"/>
+          <w:lang w:val="en-US"/>
+        </w:rPr>
+        <w:t>        </w:t>
+      </w:r>
+      <w:r>
+        <w:rPr>
+          <w:rFonts w:ascii="Consolas" w:eastAsia="Times New Roman" w:hAnsi="Consolas" w:cs="Times New Roman"/>
+          <w:color w:val="A626A4"/>
+          <w:sz w:val="21"/>
+          <w:szCs w:val="21"/>
+          <w:lang w:val="en-US"/>
+        </w:rPr>
+        <w:t>return</w:t>
+      </w:r>
+      <w:r>
+        <w:rPr>
+          <w:rFonts w:ascii="Consolas" w:eastAsia="Times New Roman" w:hAnsi="Consolas" w:cs="Times New Roman"/>
+          <w:color w:val="5C5C5C"/>
+          <w:sz w:val="21"/>
+          <w:szCs w:val="21"/>
+          <w:lang w:val="en-US"/>
+        </w:rPr>
+        <w:t> </w:t>
+      </w:r>
+      <w:r>
+        <w:rPr>
+          <w:rFonts w:ascii="Consolas" w:eastAsia="Times New Roman" w:hAnsi="Consolas" w:cs="Times New Roman"/>
+          <w:color w:val="A626A4"/>
+          <w:sz w:val="21"/>
+          <w:szCs w:val="21"/>
+          <w:lang w:val="en-US"/>
+        </w:rPr>
+        <w:t>self</w:t>
+      </w:r>
+    </w:p>
+    <w:p>
+      <w:pPr>
+        <w:numPr>
+          <w:ilvl w:val="0"/>
+          <w:numId w:val="13"/>
+        </w:numPr>
+        <w:pBdr>
+          <w:left w:val="single" w:sz="18" w:space="0" w:color="6CE26C"/>
+        </w:pBdr>
+        <w:shd w:val="clear" w:color="auto" w:fill="F8F8F8"/>
+        <w:spacing w:before="100" w:beforeAutospacing="1" w:after="100" w:afterAutospacing="1" w:line="270" w:lineRule="atLeast"/>
+        <w:rPr>
+          <w:rFonts w:ascii="Consolas" w:eastAsia="Times New Roman" w:hAnsi="Consolas" w:cs="Times New Roman"/>
+          <w:color w:val="5C5C5C"/>
+          <w:sz w:val="21"/>
+          <w:szCs w:val="21"/>
+          <w:lang w:val="en-US"/>
+        </w:rPr>
+      </w:pPr>
+    </w:p>
+    <w:p>
+      <w:pPr>
+        <w:numPr>
+          <w:ilvl w:val="0"/>
+          <w:numId w:val="13"/>
+        </w:numPr>
+        <w:pBdr>
+          <w:left w:val="single" w:sz="18" w:space="0" w:color="6CE26C"/>
+        </w:pBdr>
+        <w:spacing w:before="100" w:beforeAutospacing="1" w:after="100" w:afterAutospacing="1" w:line="270" w:lineRule="atLeast"/>
+        <w:rPr>
+          <w:rFonts w:ascii="Consolas" w:eastAsia="Times New Roman" w:hAnsi="Consolas" w:cs="Times New Roman"/>
+          <w:color w:val="5C5C5C"/>
+          <w:sz w:val="21"/>
+          <w:szCs w:val="21"/>
+          <w:lang w:val="en-US"/>
+        </w:rPr>
+      </w:pPr>
+      <w:r>
+        <w:rPr>
+          <w:rFonts w:ascii="Consolas" w:eastAsia="Times New Roman" w:hAnsi="Consolas" w:cs="Times New Roman"/>
+          <w:color w:val="5C5C5C"/>
+          <w:sz w:val="21"/>
+          <w:szCs w:val="21"/>
+          <w:lang w:val="en-US"/>
+        </w:rPr>
+        <w:t>    def __ior__(</w:t>
+      </w:r>
+      <w:r>
+        <w:rPr>
+          <w:rFonts w:ascii="Consolas" w:eastAsia="Times New Roman" w:hAnsi="Consolas" w:cs="Times New Roman"/>
+          <w:color w:val="A626A4"/>
+          <w:sz w:val="21"/>
+          <w:szCs w:val="21"/>
+          <w:lang w:val="en-US"/>
+        </w:rPr>
+        <w:t>self</w:t>
+      </w:r>
+      <w:r>
+        <w:rPr>
+          <w:rFonts w:ascii="Consolas" w:eastAsia="Times New Roman" w:hAnsi="Consolas" w:cs="Times New Roman"/>
+          <w:color w:val="5C5C5C"/>
+          <w:sz w:val="21"/>
+          <w:szCs w:val="21"/>
+          <w:lang w:val="en-US"/>
+        </w:rPr>
+        <w:t>, other):</w:t>
+      </w:r>
+    </w:p>
+    <w:p>
+      <w:pPr>
+        <w:numPr>
+          <w:ilvl w:val="0"/>
+          <w:numId w:val="13"/>
+        </w:numPr>
+        <w:pBdr>
+          <w:left w:val="single" w:sz="18" w:space="0" w:color="6CE26C"/>
+        </w:pBdr>
+        <w:shd w:val="clear" w:color="auto" w:fill="F8F8F8"/>
+        <w:spacing w:before="100" w:beforeAutospacing="1" w:after="100" w:afterAutospacing="1" w:line="270" w:lineRule="atLeast"/>
+        <w:rPr>
+          <w:rFonts w:ascii="Consolas" w:eastAsia="Times New Roman" w:hAnsi="Consolas" w:cs="Times New Roman"/>
+          <w:color w:val="5C5C5C"/>
+          <w:sz w:val="21"/>
+          <w:szCs w:val="21"/>
+          <w:lang w:val="en-US"/>
+        </w:rPr>
+      </w:pPr>
+      <w:r>
+        <w:rPr>
+          <w:rFonts w:ascii="Consolas" w:eastAsia="Times New Roman" w:hAnsi="Consolas" w:cs="Times New Roman"/>
+          <w:color w:val="5C5C5C"/>
+          <w:sz w:val="21"/>
+          <w:szCs w:val="21"/>
+          <w:lang w:val="en-US"/>
+        </w:rPr>
+        <w:t>        </w:t>
+      </w:r>
+      <w:r>
+        <w:rPr>
+          <w:rFonts w:ascii="Consolas" w:eastAsia="Times New Roman" w:hAnsi="Consolas" w:cs="Times New Roman"/>
+          <w:color w:val="A626A4"/>
+          <w:sz w:val="21"/>
+          <w:szCs w:val="21"/>
+          <w:lang w:val="en-US"/>
+        </w:rPr>
+        <w:t>self</w:t>
+      </w:r>
+      <w:r>
+        <w:rPr>
+          <w:rFonts w:ascii="Consolas" w:eastAsia="Times New Roman" w:hAnsi="Consolas" w:cs="Times New Roman"/>
+          <w:color w:val="5C5C5C"/>
+          <w:sz w:val="21"/>
+          <w:szCs w:val="21"/>
+          <w:lang w:val="en-US"/>
+        </w:rPr>
+        <w:t>.value |= other.value</w:t>
+      </w:r>
+    </w:p>
+    <w:p>
+      <w:pPr>
+        <w:numPr>
+          <w:ilvl w:val="0"/>
+          <w:numId w:val="13"/>
+        </w:numPr>
+        <w:pBdr>
+          <w:left w:val="single" w:sz="18" w:space="0" w:color="6CE26C"/>
+        </w:pBdr>
+        <w:spacing w:before="100" w:beforeAutospacing="1" w:after="100" w:afterAutospacing="1" w:line="270" w:lineRule="atLeast"/>
+        <w:rPr>
+          <w:rFonts w:ascii="Consolas" w:eastAsia="Times New Roman" w:hAnsi="Consolas" w:cs="Times New Roman"/>
+          <w:color w:val="5C5C5C"/>
+          <w:sz w:val="21"/>
+          <w:szCs w:val="21"/>
+          <w:lang w:val="en-US"/>
+        </w:rPr>
+      </w:pPr>
+      <w:r>
+        <w:rPr>
+          <w:rFonts w:ascii="Consolas" w:eastAsia="Times New Roman" w:hAnsi="Consolas" w:cs="Times New Roman"/>
+          <w:color w:val="5C5C5C"/>
+          <w:sz w:val="21"/>
+          <w:szCs w:val="21"/>
+          <w:lang w:val="en-US"/>
+        </w:rPr>
+        <w:t>        </w:t>
+      </w:r>
+      <w:r>
+        <w:rPr>
+          <w:rFonts w:ascii="Consolas" w:eastAsia="Times New Roman" w:hAnsi="Consolas" w:cs="Times New Roman"/>
+          <w:color w:val="A626A4"/>
+          <w:sz w:val="21"/>
+          <w:szCs w:val="21"/>
+          <w:lang w:val="en-US"/>
+        </w:rPr>
+        <w:t>return</w:t>
+      </w:r>
+      <w:r>
+        <w:rPr>
+          <w:rFonts w:ascii="Consolas" w:eastAsia="Times New Roman" w:hAnsi="Consolas" w:cs="Times New Roman"/>
+          <w:color w:val="5C5C5C"/>
+          <w:sz w:val="21"/>
+          <w:szCs w:val="21"/>
+          <w:lang w:val="en-US"/>
+        </w:rPr>
+        <w:t> </w:t>
+      </w:r>
+      <w:r>
+        <w:rPr>
+          <w:rFonts w:ascii="Consolas" w:eastAsia="Times New Roman" w:hAnsi="Consolas" w:cs="Times New Roman"/>
+          <w:color w:val="A626A4"/>
+          <w:sz w:val="21"/>
+          <w:szCs w:val="21"/>
+          <w:lang w:val="en-US"/>
+        </w:rPr>
+        <w:t>self</w:t>
+      </w:r>
+    </w:p>
+    <w:p>
+      <w:pPr>
+        <w:numPr>
+          <w:ilvl w:val="0"/>
+          <w:numId w:val="13"/>
+        </w:numPr>
+        <w:pBdr>
+          <w:left w:val="single" w:sz="18" w:space="0" w:color="6CE26C"/>
+        </w:pBdr>
+        <w:shd w:val="clear" w:color="auto" w:fill="F8F8F8"/>
+        <w:spacing w:before="100" w:beforeAutospacing="1" w:after="100" w:afterAutospacing="1" w:line="270" w:lineRule="atLeast"/>
+        <w:rPr>
+          <w:rFonts w:ascii="Consolas" w:eastAsia="Times New Roman" w:hAnsi="Consolas" w:cs="Times New Roman"/>
+          <w:color w:val="5C5C5C"/>
+          <w:sz w:val="21"/>
+          <w:szCs w:val="21"/>
+          <w:lang w:val="en-US"/>
+        </w:rPr>
+      </w:pPr>
+    </w:p>
+    <w:p>
+      <w:pPr>
+        <w:numPr>
+          <w:ilvl w:val="0"/>
+          <w:numId w:val="13"/>
+        </w:numPr>
+        <w:pBdr>
+          <w:left w:val="single" w:sz="18" w:space="0" w:color="6CE26C"/>
+        </w:pBdr>
+        <w:spacing w:before="100" w:beforeAutospacing="1" w:after="100" w:afterAutospacing="1" w:line="270" w:lineRule="atLeast"/>
+        <w:rPr>
+          <w:rFonts w:ascii="Consolas" w:eastAsia="Times New Roman" w:hAnsi="Consolas" w:cs="Times New Roman"/>
+          <w:color w:val="5C5C5C"/>
+          <w:sz w:val="21"/>
+          <w:szCs w:val="21"/>
+          <w:lang w:val="en-US"/>
+        </w:rPr>
+      </w:pPr>
+      <w:r>
+        <w:rPr>
+          <w:rFonts w:ascii="Consolas" w:eastAsia="Times New Roman" w:hAnsi="Consolas" w:cs="Times New Roman"/>
+          <w:color w:val="5C5C5C"/>
+          <w:sz w:val="21"/>
+          <w:szCs w:val="21"/>
+          <w:lang w:val="en-US"/>
+        </w:rPr>
+        <w:t>    def __iand__(</w:t>
+      </w:r>
+      <w:r>
+        <w:rPr>
+          <w:rFonts w:ascii="Consolas" w:eastAsia="Times New Roman" w:hAnsi="Consolas" w:cs="Times New Roman"/>
+          <w:color w:val="A626A4"/>
+          <w:sz w:val="21"/>
+          <w:szCs w:val="21"/>
+          <w:lang w:val="en-US"/>
+        </w:rPr>
+        <w:t>self</w:t>
+      </w:r>
+      <w:r>
+        <w:rPr>
+          <w:rFonts w:ascii="Consolas" w:eastAsia="Times New Roman" w:hAnsi="Consolas" w:cs="Times New Roman"/>
+          <w:color w:val="5C5C5C"/>
+          <w:sz w:val="21"/>
+          <w:szCs w:val="21"/>
+          <w:lang w:val="en-US"/>
+        </w:rPr>
+        <w:t>, other):</w:t>
+      </w:r>
+    </w:p>
+    <w:p>
+      <w:pPr>
+        <w:numPr>
+          <w:ilvl w:val="0"/>
+          <w:numId w:val="13"/>
+        </w:numPr>
+        <w:pBdr>
+          <w:left w:val="single" w:sz="18" w:space="0" w:color="6CE26C"/>
+        </w:pBdr>
+        <w:shd w:val="clear" w:color="auto" w:fill="F8F8F8"/>
+        <w:spacing w:before="100" w:beforeAutospacing="1" w:after="100" w:afterAutospacing="1" w:line="270" w:lineRule="atLeast"/>
+        <w:rPr>
+          <w:rFonts w:ascii="Consolas" w:eastAsia="Times New Roman" w:hAnsi="Consolas" w:cs="Times New Roman"/>
+          <w:color w:val="5C5C5C"/>
+          <w:sz w:val="21"/>
+          <w:szCs w:val="21"/>
+          <w:lang w:val="en-US"/>
+        </w:rPr>
+      </w:pPr>
+      <w:r>
+        <w:rPr>
+          <w:rFonts w:ascii="Consolas" w:eastAsia="Times New Roman" w:hAnsi="Consolas" w:cs="Times New Roman"/>
+          <w:color w:val="5C5C5C"/>
+          <w:sz w:val="21"/>
+          <w:szCs w:val="21"/>
+          <w:lang w:val="en-US"/>
+        </w:rPr>
+        <w:t>        </w:t>
+      </w:r>
+      <w:r>
+        <w:rPr>
+          <w:rFonts w:ascii="Consolas" w:eastAsia="Times New Roman" w:hAnsi="Consolas" w:cs="Times New Roman"/>
+          <w:color w:val="A626A4"/>
+          <w:sz w:val="21"/>
+          <w:szCs w:val="21"/>
+          <w:lang w:val="en-US"/>
+        </w:rPr>
+        <w:t>self</w:t>
+      </w:r>
+      <w:r>
+        <w:rPr>
+          <w:rFonts w:ascii="Consolas" w:eastAsia="Times New Roman" w:hAnsi="Consolas" w:cs="Times New Roman"/>
+          <w:color w:val="5C5C5C"/>
+          <w:sz w:val="21"/>
+          <w:szCs w:val="21"/>
+          <w:lang w:val="en-US"/>
+        </w:rPr>
+        <w:t>.value &amp;= other.value</w:t>
+      </w:r>
+    </w:p>
+    <w:p>
+      <w:pPr>
+        <w:numPr>
+          <w:ilvl w:val="0"/>
+          <w:numId w:val="13"/>
+        </w:numPr>
+        <w:pBdr>
+          <w:left w:val="single" w:sz="18" w:space="0" w:color="6CE26C"/>
+        </w:pBdr>
+        <w:spacing w:before="100" w:beforeAutospacing="1" w:after="100" w:afterAutospacing="1" w:line="270" w:lineRule="atLeast"/>
+        <w:rPr>
+          <w:rFonts w:ascii="Consolas" w:eastAsia="Times New Roman" w:hAnsi="Consolas" w:cs="Times New Roman"/>
+          <w:color w:val="5C5C5C"/>
+          <w:sz w:val="21"/>
+          <w:szCs w:val="21"/>
+          <w:lang w:val="en-US"/>
+        </w:rPr>
+      </w:pPr>
+      <w:r>
+        <w:rPr>
+          <w:rFonts w:ascii="Consolas" w:eastAsia="Times New Roman" w:hAnsi="Consolas" w:cs="Times New Roman"/>
+          <w:color w:val="5C5C5C"/>
+          <w:sz w:val="21"/>
+          <w:szCs w:val="21"/>
+          <w:lang w:val="en-US"/>
+        </w:rPr>
+        <w:t>        </w:t>
+      </w:r>
+      <w:r>
+        <w:rPr>
+          <w:rFonts w:ascii="Consolas" w:eastAsia="Times New Roman" w:hAnsi="Consolas" w:cs="Times New Roman"/>
+          <w:color w:val="A626A4"/>
+          <w:sz w:val="21"/>
+          <w:szCs w:val="21"/>
+          <w:lang w:val="en-US"/>
+        </w:rPr>
+        <w:t>return</w:t>
+      </w:r>
+      <w:r>
+        <w:rPr>
+          <w:rFonts w:ascii="Consolas" w:eastAsia="Times New Roman" w:hAnsi="Consolas" w:cs="Times New Roman"/>
+          <w:color w:val="5C5C5C"/>
+          <w:sz w:val="21"/>
+          <w:szCs w:val="21"/>
+          <w:lang w:val="en-US"/>
+        </w:rPr>
+        <w:t> </w:t>
+      </w:r>
+      <w:r>
+        <w:rPr>
+          <w:rFonts w:ascii="Consolas" w:eastAsia="Times New Roman" w:hAnsi="Consolas" w:cs="Times New Roman"/>
+          <w:color w:val="A626A4"/>
+          <w:sz w:val="21"/>
+          <w:szCs w:val="21"/>
+          <w:lang w:val="en-US"/>
+        </w:rPr>
+        <w:t>self</w:t>
+      </w:r>
+    </w:p>
+    <w:p>
+      <w:pPr>
+        <w:numPr>
+          <w:ilvl w:val="0"/>
+          <w:numId w:val="13"/>
+        </w:numPr>
+        <w:pBdr>
+          <w:left w:val="single" w:sz="18" w:space="0" w:color="6CE26C"/>
+        </w:pBdr>
+        <w:shd w:val="clear" w:color="auto" w:fill="F8F8F8"/>
+        <w:spacing w:before="100" w:beforeAutospacing="1" w:after="100" w:afterAutospacing="1" w:line="270" w:lineRule="atLeast"/>
+        <w:rPr>
+          <w:rFonts w:ascii="Consolas" w:eastAsia="Times New Roman" w:hAnsi="Consolas" w:cs="Times New Roman"/>
+          <w:color w:val="5C5C5C"/>
+          <w:sz w:val="21"/>
+          <w:szCs w:val="21"/>
+          <w:lang w:val="en-US"/>
+        </w:rPr>
+      </w:pPr>
+    </w:p>
+    <w:p>
+      <w:pPr>
+        <w:numPr>
+          <w:ilvl w:val="0"/>
+          <w:numId w:val="13"/>
+        </w:numPr>
+        <w:pBdr>
+          <w:left w:val="single" w:sz="18" w:space="0" w:color="6CE26C"/>
+        </w:pBdr>
+        <w:spacing w:before="100" w:beforeAutospacing="1" w:after="100" w:afterAutospacing="1" w:line="270" w:lineRule="atLeast"/>
+        <w:rPr>
+          <w:rFonts w:ascii="Consolas" w:eastAsia="Times New Roman" w:hAnsi="Consolas" w:cs="Times New Roman"/>
+          <w:color w:val="5C5C5C"/>
+          <w:sz w:val="21"/>
+          <w:szCs w:val="21"/>
+          <w:lang w:val="en-US"/>
+        </w:rPr>
+      </w:pPr>
+      <w:r>
+        <w:rPr>
+          <w:rFonts w:ascii="Consolas" w:eastAsia="Times New Roman" w:hAnsi="Consolas" w:cs="Times New Roman"/>
+          <w:color w:val="5C5C5C"/>
+          <w:sz w:val="21"/>
+          <w:szCs w:val="21"/>
+          <w:lang w:val="en-US"/>
+        </w:rPr>
+        <w:t>    def __ixor__(</w:t>
+      </w:r>
+      <w:r>
+        <w:rPr>
+          <w:rFonts w:ascii="Consolas" w:eastAsia="Times New Roman" w:hAnsi="Consolas" w:cs="Times New Roman"/>
+          <w:color w:val="A626A4"/>
+          <w:sz w:val="21"/>
+          <w:szCs w:val="21"/>
+          <w:lang w:val="en-US"/>
+        </w:rPr>
+        <w:t>self</w:t>
+      </w:r>
+      <w:r>
+        <w:rPr>
+          <w:rFonts w:ascii="Consolas" w:eastAsia="Times New Roman" w:hAnsi="Consolas" w:cs="Times New Roman"/>
+          <w:color w:val="5C5C5C"/>
+          <w:sz w:val="21"/>
+          <w:szCs w:val="21"/>
+          <w:lang w:val="en-US"/>
+        </w:rPr>
+        <w:t>, other):</w:t>
+      </w:r>
+    </w:p>
+    <w:p>
+      <w:pPr>
+        <w:numPr>
+          <w:ilvl w:val="0"/>
+          <w:numId w:val="13"/>
+        </w:numPr>
+        <w:pBdr>
+          <w:left w:val="single" w:sz="18" w:space="0" w:color="6CE26C"/>
+        </w:pBdr>
+        <w:shd w:val="clear" w:color="auto" w:fill="F8F8F8"/>
+        <w:spacing w:before="100" w:beforeAutospacing="1" w:after="100" w:afterAutospacing="1" w:line="270" w:lineRule="atLeast"/>
+        <w:rPr>
+          <w:rFonts w:ascii="Consolas" w:eastAsia="Times New Roman" w:hAnsi="Consolas" w:cs="Times New Roman"/>
+          <w:color w:val="5C5C5C"/>
+          <w:sz w:val="21"/>
+          <w:szCs w:val="21"/>
+          <w:lang w:val="en-US"/>
+        </w:rPr>
+      </w:pPr>
+      <w:r>
+        <w:rPr>
+          <w:rFonts w:ascii="Consolas" w:eastAsia="Times New Roman" w:hAnsi="Consolas" w:cs="Times New Roman"/>
+          <w:color w:val="5C5C5C"/>
+          <w:sz w:val="21"/>
+          <w:szCs w:val="21"/>
+          <w:lang w:val="en-US"/>
+        </w:rPr>
+        <w:t>        </w:t>
+      </w:r>
+      <w:r>
+        <w:rPr>
+          <w:rFonts w:ascii="Consolas" w:eastAsia="Times New Roman" w:hAnsi="Consolas" w:cs="Times New Roman"/>
+          <w:color w:val="A626A4"/>
+          <w:sz w:val="21"/>
+          <w:szCs w:val="21"/>
+          <w:lang w:val="en-US"/>
+        </w:rPr>
+        <w:t>self</w:t>
+      </w:r>
+      <w:r>
+        <w:rPr>
+          <w:rFonts w:ascii="Consolas" w:eastAsia="Times New Roman" w:hAnsi="Consolas" w:cs="Times New Roman"/>
+          <w:color w:val="5C5C5C"/>
+          <w:sz w:val="21"/>
+          <w:szCs w:val="21"/>
+          <w:lang w:val="en-US"/>
+        </w:rPr>
+        <w:t>.value ^= other.value</w:t>
+      </w:r>
+    </w:p>
+    <w:p>
+      <w:pPr>
+        <w:numPr>
+          <w:ilvl w:val="0"/>
+          <w:numId w:val="13"/>
+        </w:numPr>
+        <w:pBdr>
+          <w:left w:val="single" w:sz="18" w:space="0" w:color="6CE26C"/>
+        </w:pBdr>
+        <w:spacing w:before="100" w:beforeAutospacing="1" w:after="100" w:afterAutospacing="1" w:line="270" w:lineRule="atLeast"/>
+        <w:rPr>
+          <w:rFonts w:ascii="Consolas" w:eastAsia="Times New Roman" w:hAnsi="Consolas" w:cs="Times New Roman"/>
+          <w:color w:val="5C5C5C"/>
+          <w:sz w:val="21"/>
+          <w:szCs w:val="21"/>
+          <w:lang w:val="en-US"/>
+        </w:rPr>
+      </w:pPr>
+      <w:r>
+        <w:rPr>
+          <w:rFonts w:ascii="Consolas" w:eastAsia="Times New Roman" w:hAnsi="Consolas" w:cs="Times New Roman"/>
+          <w:color w:val="5C5C5C"/>
+          <w:sz w:val="21"/>
+          <w:szCs w:val="21"/>
+          <w:lang w:val="en-US"/>
+        </w:rPr>
+        <w:t>        </w:t>
+      </w:r>
+      <w:r>
+        <w:rPr>
+          <w:rFonts w:ascii="Consolas" w:eastAsia="Times New Roman" w:hAnsi="Consolas" w:cs="Times New Roman"/>
+          <w:color w:val="A626A4"/>
+          <w:sz w:val="21"/>
+          <w:szCs w:val="21"/>
+          <w:lang w:val="en-US"/>
+        </w:rPr>
+        <w:t>return</w:t>
+      </w:r>
+      <w:r>
+        <w:rPr>
+          <w:rFonts w:ascii="Consolas" w:eastAsia="Times New Roman" w:hAnsi="Consolas" w:cs="Times New Roman"/>
+          <w:color w:val="5C5C5C"/>
+          <w:sz w:val="21"/>
+          <w:szCs w:val="21"/>
+          <w:lang w:val="en-US"/>
+        </w:rPr>
+        <w:t> </w:t>
+      </w:r>
+      <w:r>
+        <w:rPr>
+          <w:rFonts w:ascii="Consolas" w:eastAsia="Times New Roman" w:hAnsi="Consolas" w:cs="Times New Roman"/>
+          <w:color w:val="A626A4"/>
+          <w:sz w:val="21"/>
+          <w:szCs w:val="21"/>
+          <w:lang w:val="en-US"/>
+        </w:rPr>
+        <w:t>self</w:t>
+      </w:r>
+    </w:p>
+    <w:p>
+      <w:pPr>
+        <w:numPr>
+          <w:ilvl w:val="0"/>
+          <w:numId w:val="13"/>
+        </w:numPr>
+        <w:pBdr>
+          <w:left w:val="single" w:sz="18" w:space="0" w:color="6CE26C"/>
+        </w:pBdr>
+        <w:shd w:val="clear" w:color="auto" w:fill="F8F8F8"/>
+        <w:spacing w:before="100" w:beforeAutospacing="1" w:after="100" w:afterAutospacing="1" w:line="270" w:lineRule="atLeast"/>
+        <w:rPr>
+          <w:rFonts w:ascii="Consolas" w:eastAsia="Times New Roman" w:hAnsi="Consolas" w:cs="Times New Roman"/>
+          <w:color w:val="5C5C5C"/>
+          <w:sz w:val="21"/>
+          <w:szCs w:val="21"/>
+          <w:lang w:val="en-US"/>
+        </w:rPr>
+      </w:pPr>
+    </w:p>
+    <w:p>
+      <w:pPr>
+        <w:numPr>
+          <w:ilvl w:val="0"/>
+          <w:numId w:val="13"/>
+        </w:numPr>
+        <w:pBdr>
+          <w:left w:val="single" w:sz="18" w:space="0" w:color="6CE26C"/>
+        </w:pBdr>
+        <w:spacing w:before="100" w:beforeAutospacing="1" w:after="100" w:afterAutospacing="1" w:line="270" w:lineRule="atLeast"/>
+        <w:rPr>
+          <w:rFonts w:ascii="Consolas" w:eastAsia="Times New Roman" w:hAnsi="Consolas" w:cs="Times New Roman"/>
+          <w:color w:val="5C5C5C"/>
+          <w:sz w:val="21"/>
+          <w:szCs w:val="21"/>
+          <w:lang w:val="en-US"/>
+        </w:rPr>
+      </w:pPr>
+      <w:r>
+        <w:rPr>
+          <w:rFonts w:ascii="Consolas" w:eastAsia="Times New Roman" w:hAnsi="Consolas" w:cs="Times New Roman"/>
+          <w:color w:val="5C5C5C"/>
+          <w:sz w:val="21"/>
+          <w:szCs w:val="21"/>
+          <w:lang w:val="en-US"/>
+        </w:rPr>
+        <w:t>    def __str__(</w:t>
+      </w:r>
+      <w:r>
+        <w:rPr>
+          <w:rFonts w:ascii="Consolas" w:eastAsia="Times New Roman" w:hAnsi="Consolas" w:cs="Times New Roman"/>
+          <w:color w:val="A626A4"/>
+          <w:sz w:val="21"/>
+          <w:szCs w:val="21"/>
+          <w:lang w:val="en-US"/>
+        </w:rPr>
+        <w:t>self</w:t>
+      </w:r>
+      <w:r>
+        <w:rPr>
+          <w:rFonts w:ascii="Consolas" w:eastAsia="Times New Roman" w:hAnsi="Consolas" w:cs="Times New Roman"/>
+          <w:color w:val="5C5C5C"/>
+          <w:sz w:val="21"/>
+          <w:szCs w:val="21"/>
+          <w:lang w:val="en-US"/>
+        </w:rPr>
+        <w:t>):</w:t>
+      </w:r>
+    </w:p>
+    <w:p>
+      <w:pPr>
+        <w:numPr>
+          <w:ilvl w:val="0"/>
+          <w:numId w:val="13"/>
+        </w:numPr>
+        <w:pBdr>
+          <w:left w:val="single" w:sz="18" w:space="0" w:color="6CE26C"/>
+        </w:pBdr>
+        <w:shd w:val="clear" w:color="auto" w:fill="F8F8F8"/>
+        <w:spacing w:before="100" w:beforeAutospacing="1" w:after="100" w:afterAutospacing="1" w:line="270" w:lineRule="atLeast"/>
+        <w:rPr>
+          <w:rFonts w:ascii="Consolas" w:eastAsia="Times New Roman" w:hAnsi="Consolas" w:cs="Times New Roman"/>
+          <w:color w:val="5C5C5C"/>
+          <w:sz w:val="21"/>
+          <w:szCs w:val="21"/>
+          <w:lang w:val="en-US"/>
+        </w:rPr>
+      </w:pPr>
+      <w:r>
+        <w:rPr>
+          <w:rFonts w:ascii="Consolas" w:eastAsia="Times New Roman" w:hAnsi="Consolas" w:cs="Times New Roman"/>
+          <w:color w:val="5C5C5C"/>
+          <w:sz w:val="21"/>
+          <w:szCs w:val="21"/>
+          <w:lang w:val="en-US"/>
+        </w:rPr>
+        <w:t>        </w:t>
+      </w:r>
+      <w:r>
+        <w:rPr>
+          <w:rFonts w:ascii="Consolas" w:eastAsia="Times New Roman" w:hAnsi="Consolas" w:cs="Times New Roman"/>
+          <w:color w:val="A626A4"/>
+          <w:sz w:val="21"/>
+          <w:szCs w:val="21"/>
+          <w:lang w:val="en-US"/>
+        </w:rPr>
+        <w:t>return</w:t>
+      </w:r>
+      <w:r>
+        <w:rPr>
+          <w:rFonts w:ascii="Consolas" w:eastAsia="Times New Roman" w:hAnsi="Consolas" w:cs="Times New Roman"/>
+          <w:color w:val="5C5C5C"/>
+          <w:sz w:val="21"/>
+          <w:szCs w:val="21"/>
+          <w:lang w:val="en-US"/>
+        </w:rPr>
+        <w:t> str(</w:t>
+      </w:r>
+      <w:r>
+        <w:rPr>
+          <w:rFonts w:ascii="Consolas" w:eastAsia="Times New Roman" w:hAnsi="Consolas" w:cs="Times New Roman"/>
+          <w:color w:val="A626A4"/>
+          <w:sz w:val="21"/>
+          <w:szCs w:val="21"/>
+          <w:lang w:val="en-US"/>
+        </w:rPr>
+        <w:t>self</w:t>
+      </w:r>
+      <w:r>
+        <w:rPr>
+          <w:rFonts w:ascii="Consolas" w:eastAsia="Times New Roman" w:hAnsi="Consolas" w:cs="Times New Roman"/>
+          <w:color w:val="5C5C5C"/>
+          <w:sz w:val="21"/>
+          <w:szCs w:val="21"/>
+          <w:lang w:val="en-US"/>
+        </w:rPr>
+        <w:t>.value)</w:t>
+      </w:r>
+    </w:p>
+    <w:p>
+      <w:pPr>
+        <w:numPr>
+          <w:ilvl w:val="0"/>
+          <w:numId w:val="13"/>
+        </w:numPr>
+        <w:pBdr>
+          <w:left w:val="single" w:sz="18" w:space="0" w:color="6CE26C"/>
+        </w:pBdr>
+        <w:spacing w:before="100" w:beforeAutospacing="1" w:after="100" w:afterAutospacing="1" w:line="270" w:lineRule="atLeast"/>
+        <w:rPr>
+          <w:rFonts w:ascii="Consolas" w:eastAsia="Times New Roman" w:hAnsi="Consolas" w:cs="Times New Roman"/>
+          <w:color w:val="5C5C5C"/>
+          <w:sz w:val="21"/>
+          <w:szCs w:val="21"/>
+          <w:lang w:val="en-US"/>
+        </w:rPr>
+      </w:pPr>
+    </w:p>
+    <w:p>
+      <w:pPr>
+        <w:numPr>
+          <w:ilvl w:val="0"/>
+          <w:numId w:val="13"/>
+        </w:numPr>
+        <w:pBdr>
+          <w:left w:val="single" w:sz="18" w:space="0" w:color="6CE26C"/>
+        </w:pBdr>
+        <w:shd w:val="clear" w:color="auto" w:fill="F8F8F8"/>
+        <w:spacing w:before="100" w:beforeAutospacing="1" w:after="100" w:afterAutospacing="1" w:line="270" w:lineRule="atLeast"/>
+        <w:rPr>
+          <w:rFonts w:ascii="Consolas" w:eastAsia="Times New Roman" w:hAnsi="Consolas" w:cs="Times New Roman"/>
+          <w:color w:val="5C5C5C"/>
+          <w:sz w:val="21"/>
+          <w:szCs w:val="21"/>
+          <w:lang w:val="en-US"/>
+        </w:rPr>
+      </w:pPr>
+    </w:p>
+    <w:p>
+      <w:pPr>
+        <w:numPr>
+          <w:ilvl w:val="0"/>
+          <w:numId w:val="13"/>
+        </w:numPr>
+        <w:pBdr>
+          <w:left w:val="single" w:sz="18" w:space="0" w:color="6CE26C"/>
+        </w:pBdr>
+        <w:spacing w:before="100" w:beforeAutospacing="1" w:after="100" w:afterAutospacing="1" w:line="270" w:lineRule="atLeast"/>
+        <w:rPr>
+          <w:rFonts w:ascii="Consolas" w:eastAsia="Times New Roman" w:hAnsi="Consolas" w:cs="Times New Roman"/>
+          <w:color w:val="5C5C5C"/>
+          <w:sz w:val="21"/>
+          <w:szCs w:val="21"/>
+          <w:lang w:val="en-US"/>
+        </w:rPr>
+      </w:pPr>
+      <w:r>
+        <w:rPr>
+          <w:rFonts w:ascii="Consolas" w:eastAsia="Times New Roman" w:hAnsi="Consolas" w:cs="Times New Roman"/>
+          <w:color w:val="5C5C5C"/>
+          <w:sz w:val="21"/>
+          <w:szCs w:val="21"/>
+          <w:lang w:val="en-US"/>
+        </w:rPr>
+        <w:t># MAIN PROGRAM</w:t>
+      </w:r>
+    </w:p>
+    <w:p>
+      <w:pPr>
+        <w:numPr>
+          <w:ilvl w:val="0"/>
+          <w:numId w:val="13"/>
+        </w:numPr>
+        <w:pBdr>
+          <w:left w:val="single" w:sz="18" w:space="0" w:color="6CE26C"/>
+        </w:pBdr>
+        <w:shd w:val="clear" w:color="auto" w:fill="F8F8F8"/>
+        <w:spacing w:before="100" w:beforeAutospacing="1" w:after="100" w:afterAutospacing="1" w:line="270" w:lineRule="atLeast"/>
+        <w:rPr>
+          <w:rFonts w:ascii="Consolas" w:eastAsia="Times New Roman" w:hAnsi="Consolas" w:cs="Times New Roman"/>
+          <w:color w:val="5C5C5C"/>
+          <w:sz w:val="21"/>
+          <w:szCs w:val="21"/>
+          <w:lang w:val="en-US"/>
+        </w:rPr>
+      </w:pPr>
+      <w:r>
+        <w:rPr>
+          <w:rFonts w:ascii="Consolas" w:eastAsia="Times New Roman" w:hAnsi="Consolas" w:cs="Times New Roman"/>
+          <w:color w:val="5C5C5C"/>
+          <w:sz w:val="21"/>
+          <w:szCs w:val="21"/>
+          <w:lang w:val="en-US"/>
+        </w:rPr>
+        <w:t>A = BigInteger(1000)</w:t>
+      </w:r>
+    </w:p>
+    <w:p>
+      <w:pPr>
+        <w:numPr>
+          <w:ilvl w:val="0"/>
+          <w:numId w:val="13"/>
+        </w:numPr>
+        <w:pBdr>
+          <w:left w:val="single" w:sz="18" w:space="0" w:color="6CE26C"/>
+        </w:pBdr>
+        <w:spacing w:before="100" w:beforeAutospacing="1" w:after="100" w:afterAutospacing="1" w:line="270" w:lineRule="atLeast"/>
+        <w:rPr>
+          <w:rFonts w:ascii="Consolas" w:eastAsia="Times New Roman" w:hAnsi="Consolas" w:cs="Times New Roman"/>
+          <w:color w:val="5C5C5C"/>
+          <w:sz w:val="21"/>
+          <w:szCs w:val="21"/>
+          <w:lang w:val="en-US"/>
+        </w:rPr>
+      </w:pPr>
+      <w:r>
+        <w:rPr>
+          <w:rFonts w:ascii="Consolas" w:eastAsia="Times New Roman" w:hAnsi="Consolas" w:cs="Times New Roman"/>
+          <w:color w:val="5C5C5C"/>
+          <w:sz w:val="21"/>
+          <w:szCs w:val="21"/>
+          <w:lang w:val="en-US"/>
+        </w:rPr>
+        <w:t>B = BigInteger(200)</w:t>
+      </w:r>
+    </w:p>
+    <w:p>
+      <w:pPr>
+        <w:numPr>
+          <w:ilvl w:val="0"/>
+          <w:numId w:val="13"/>
+        </w:numPr>
+        <w:pBdr>
+          <w:left w:val="single" w:sz="18" w:space="0" w:color="6CE26C"/>
+        </w:pBdr>
+        <w:shd w:val="clear" w:color="auto" w:fill="F8F8F8"/>
+        <w:spacing w:before="100" w:beforeAutospacing="1" w:after="100" w:afterAutospacing="1" w:line="270" w:lineRule="atLeast"/>
+        <w:rPr>
+          <w:rFonts w:ascii="Consolas" w:eastAsia="Times New Roman" w:hAnsi="Consolas" w:cs="Times New Roman"/>
+          <w:color w:val="5C5C5C"/>
+          <w:sz w:val="21"/>
+          <w:szCs w:val="21"/>
+          <w:lang w:val="en-US"/>
+        </w:rPr>
+      </w:pPr>
+    </w:p>
+    <w:p>
+      <w:pPr>
+        <w:numPr>
+          <w:ilvl w:val="0"/>
+          <w:numId w:val="13"/>
+        </w:numPr>
+        <w:pBdr>
+          <w:left w:val="single" w:sz="18" w:space="0" w:color="6CE26C"/>
+        </w:pBdr>
+        <w:spacing w:before="100" w:beforeAutospacing="1" w:after="100" w:afterAutospacing="1" w:line="270" w:lineRule="atLeast"/>
+        <w:rPr>
+          <w:rFonts w:ascii="Consolas" w:eastAsia="Times New Roman" w:hAnsi="Consolas" w:cs="Times New Roman"/>
+          <w:color w:val="5C5C5C"/>
+          <w:sz w:val="21"/>
+          <w:szCs w:val="21"/>
+          <w:lang w:val="en-US"/>
+        </w:rPr>
+      </w:pPr>
+      <w:r>
+        <w:rPr>
+          <w:rFonts w:ascii="Consolas" w:eastAsia="Times New Roman" w:hAnsi="Consolas" w:cs="Times New Roman"/>
+          <w:color w:val="5C5C5C"/>
+          <w:sz w:val="21"/>
+          <w:szCs w:val="21"/>
+          <w:lang w:val="en-US"/>
+        </w:rPr>
+        <w:t>print("Initial values:")</w:t>
+      </w:r>
+    </w:p>
+    <w:p>
+      <w:pPr>
+        <w:numPr>
+          <w:ilvl w:val="0"/>
+          <w:numId w:val="13"/>
+        </w:numPr>
+        <w:pBdr>
+          <w:left w:val="single" w:sz="18" w:space="0" w:color="6CE26C"/>
+        </w:pBdr>
+        <w:shd w:val="clear" w:color="auto" w:fill="F8F8F8"/>
+        <w:spacing w:before="100" w:beforeAutospacing="1" w:after="100" w:afterAutospacing="1" w:line="270" w:lineRule="atLeast"/>
+        <w:rPr>
+          <w:rFonts w:ascii="Consolas" w:eastAsia="Times New Roman" w:hAnsi="Consolas" w:cs="Times New Roman"/>
+          <w:color w:val="5C5C5C"/>
+          <w:sz w:val="21"/>
+          <w:szCs w:val="21"/>
+          <w:lang w:val="en-US"/>
+        </w:rPr>
+      </w:pPr>
+      <w:r>
+        <w:rPr>
+          <w:rFonts w:ascii="Consolas" w:eastAsia="Times New Roman" w:hAnsi="Consolas" w:cs="Times New Roman"/>
+          <w:color w:val="5C5C5C"/>
+          <w:sz w:val="21"/>
+          <w:szCs w:val="21"/>
+          <w:lang w:val="en-US"/>
+        </w:rPr>
+        <w:t>print("A =", A)</w:t>
+      </w:r>
+    </w:p>
+    <w:p>
+      <w:pPr>
+        <w:numPr>
+          <w:ilvl w:val="0"/>
+          <w:numId w:val="13"/>
+        </w:numPr>
+        <w:pBdr>
+          <w:left w:val="single" w:sz="18" w:space="0" w:color="6CE26C"/>
+        </w:pBdr>
+        <w:spacing w:before="100" w:beforeAutospacing="1" w:after="100" w:afterAutospacing="1" w:line="270" w:lineRule="atLeast"/>
+        <w:rPr>
+          <w:rFonts w:ascii="Consolas" w:eastAsia="Times New Roman" w:hAnsi="Consolas" w:cs="Times New Roman"/>
+          <w:color w:val="5C5C5C"/>
+          <w:sz w:val="21"/>
+          <w:szCs w:val="21"/>
+          <w:lang w:val="en-US"/>
+        </w:rPr>
+      </w:pPr>
+      <w:r>
+        <w:rPr>
+          <w:rFonts w:ascii="Consolas" w:eastAsia="Times New Roman" w:hAnsi="Consolas" w:cs="Times New Roman"/>
+          <w:color w:val="5C5C5C"/>
+          <w:sz w:val="21"/>
+          <w:szCs w:val="21"/>
+          <w:lang w:val="en-US"/>
+        </w:rPr>
+        <w:t>print("B =", B)</w:t>
+      </w:r>
+    </w:p>
+    <w:p>
+      <w:pPr>
+        <w:numPr>
+          <w:ilvl w:val="0"/>
+          <w:numId w:val="13"/>
+        </w:numPr>
+        <w:pBdr>
+          <w:left w:val="single" w:sz="18" w:space="0" w:color="6CE26C"/>
+        </w:pBdr>
+        <w:shd w:val="clear" w:color="auto" w:fill="F8F8F8"/>
+        <w:spacing w:before="100" w:beforeAutospacing="1" w:after="100" w:afterAutospacing="1" w:line="270" w:lineRule="atLeast"/>
+        <w:rPr>
+          <w:rFonts w:ascii="Consolas" w:eastAsia="Times New Roman" w:hAnsi="Consolas" w:cs="Times New Roman"/>
+          <w:color w:val="5C5C5C"/>
+          <w:sz w:val="21"/>
+          <w:szCs w:val="21"/>
+          <w:lang w:val="en-US"/>
+        </w:rPr>
+      </w:pPr>
+    </w:p>
+    <w:p>
+      <w:pPr>
+        <w:numPr>
+          <w:ilvl w:val="0"/>
+          <w:numId w:val="13"/>
+        </w:numPr>
+        <w:pBdr>
+          <w:left w:val="single" w:sz="18" w:space="0" w:color="6CE26C"/>
+        </w:pBdr>
+        <w:spacing w:before="100" w:beforeAutospacing="1" w:after="100" w:afterAutospacing="1" w:line="270" w:lineRule="atLeast"/>
+        <w:rPr>
+          <w:rFonts w:ascii="Consolas" w:eastAsia="Times New Roman" w:hAnsi="Consolas" w:cs="Times New Roman"/>
+          <w:color w:val="5C5C5C"/>
+          <w:sz w:val="21"/>
+          <w:szCs w:val="21"/>
+          <w:lang w:val="en-US"/>
+        </w:rPr>
+      </w:pPr>
+      <w:r>
+        <w:rPr>
+          <w:rFonts w:ascii="Consolas" w:eastAsia="Times New Roman" w:hAnsi="Consolas" w:cs="Times New Roman"/>
+          <w:color w:val="5C5C5C"/>
+          <w:sz w:val="21"/>
+          <w:szCs w:val="21"/>
+          <w:lang w:val="en-US"/>
+        </w:rPr>
+        <w:t>A += B</w:t>
+      </w:r>
+    </w:p>
+    <w:p>
+      <w:pPr>
+        <w:numPr>
+          <w:ilvl w:val="0"/>
+          <w:numId w:val="13"/>
+        </w:numPr>
+        <w:pBdr>
+          <w:left w:val="single" w:sz="18" w:space="0" w:color="6CE26C"/>
+        </w:pBdr>
+        <w:shd w:val="clear" w:color="auto" w:fill="F8F8F8"/>
+        <w:spacing w:before="100" w:beforeAutospacing="1" w:after="100" w:afterAutospacing="1" w:line="270" w:lineRule="atLeast"/>
+        <w:rPr>
+          <w:rFonts w:ascii="Consolas" w:eastAsia="Times New Roman" w:hAnsi="Consolas" w:cs="Times New Roman"/>
+          <w:color w:val="5C5C5C"/>
+          <w:sz w:val="21"/>
+          <w:szCs w:val="21"/>
+          <w:lang w:val="en-US"/>
+        </w:rPr>
+      </w:pPr>
+      <w:r>
+        <w:rPr>
+          <w:rFonts w:ascii="Consolas" w:eastAsia="Times New Roman" w:hAnsi="Consolas" w:cs="Times New Roman"/>
+          <w:color w:val="5C5C5C"/>
+          <w:sz w:val="21"/>
+          <w:szCs w:val="21"/>
+          <w:lang w:val="en-US"/>
+        </w:rPr>
+        <w:t>print("\nAfter A += B:")</w:t>
+      </w:r>
+    </w:p>
+    <w:p>
+      <w:pPr>
+        <w:numPr>
+          <w:ilvl w:val="0"/>
+          <w:numId w:val="13"/>
+        </w:numPr>
+        <w:pBdr>
+          <w:left w:val="single" w:sz="18" w:space="0" w:color="6CE26C"/>
+        </w:pBdr>
+        <w:spacing w:before="100" w:beforeAutospacing="1" w:after="100" w:afterAutospacing="1" w:line="270" w:lineRule="atLeast"/>
+        <w:rPr>
+          <w:rFonts w:ascii="Consolas" w:eastAsia="Times New Roman" w:hAnsi="Consolas" w:cs="Times New Roman"/>
+          <w:color w:val="5C5C5C"/>
+          <w:sz w:val="21"/>
+          <w:szCs w:val="21"/>
+          <w:lang w:val="en-US"/>
+        </w:rPr>
+      </w:pPr>
+      <w:r>
+        <w:rPr>
+          <w:rFonts w:ascii="Consolas" w:eastAsia="Times New Roman" w:hAnsi="Consolas" w:cs="Times New Roman"/>
+          <w:color w:val="5C5C5C"/>
+          <w:sz w:val="21"/>
+          <w:szCs w:val="21"/>
+          <w:lang w:val="en-US"/>
+        </w:rPr>
+        <w:t>print("A =", A)</w:t>
+      </w:r>
+    </w:p>
+    <w:p>
+      <w:pPr>
+        <w:numPr>
+          <w:ilvl w:val="0"/>
+          <w:numId w:val="13"/>
+        </w:numPr>
+        <w:pBdr>
+          <w:left w:val="single" w:sz="18" w:space="0" w:color="6CE26C"/>
+        </w:pBdr>
+        <w:shd w:val="clear" w:color="auto" w:fill="F8F8F8"/>
+        <w:spacing w:before="100" w:beforeAutospacing="1" w:after="100" w:afterAutospacing="1" w:line="270" w:lineRule="atLeast"/>
+        <w:rPr>
+          <w:rFonts w:ascii="Consolas" w:eastAsia="Times New Roman" w:hAnsi="Consolas" w:cs="Times New Roman"/>
+          <w:color w:val="5C5C5C"/>
+          <w:sz w:val="21"/>
+          <w:szCs w:val="21"/>
+          <w:lang w:val="en-US"/>
+        </w:rPr>
+      </w:pPr>
+    </w:p>
+    <w:p>
+      <w:pPr>
+        <w:numPr>
+          <w:ilvl w:val="0"/>
+          <w:numId w:val="13"/>
+        </w:numPr>
+        <w:pBdr>
+          <w:left w:val="single" w:sz="18" w:space="0" w:color="6CE26C"/>
+        </w:pBdr>
+        <w:spacing w:before="100" w:beforeAutospacing="1" w:after="100" w:afterAutospacing="1" w:line="270" w:lineRule="atLeast"/>
+        <w:rPr>
+          <w:rFonts w:ascii="Consolas" w:eastAsia="Times New Roman" w:hAnsi="Consolas" w:cs="Times New Roman"/>
+          <w:color w:val="5C5C5C"/>
+          <w:sz w:val="21"/>
+          <w:szCs w:val="21"/>
+          <w:lang w:val="en-US"/>
+        </w:rPr>
+      </w:pPr>
+      <w:r>
+        <w:rPr>
+          <w:rFonts w:ascii="Consolas" w:eastAsia="Times New Roman" w:hAnsi="Consolas" w:cs="Times New Roman"/>
+          <w:color w:val="5C5C5C"/>
+          <w:sz w:val="21"/>
+          <w:szCs w:val="21"/>
+          <w:lang w:val="en-US"/>
+        </w:rPr>
+        <w:t>A -= B</w:t>
+      </w:r>
+    </w:p>
+    <w:p>
+      <w:pPr>
+        <w:numPr>
+          <w:ilvl w:val="0"/>
+          <w:numId w:val="13"/>
+        </w:numPr>
+        <w:pBdr>
+          <w:left w:val="single" w:sz="18" w:space="0" w:color="6CE26C"/>
+        </w:pBdr>
+        <w:shd w:val="clear" w:color="auto" w:fill="F8F8F8"/>
+        <w:spacing w:before="100" w:beforeAutospacing="1" w:after="100" w:afterAutospacing="1" w:line="270" w:lineRule="atLeast"/>
+        <w:rPr>
+          <w:rFonts w:ascii="Consolas" w:eastAsia="Times New Roman" w:hAnsi="Consolas" w:cs="Times New Roman"/>
+          <w:color w:val="5C5C5C"/>
+          <w:sz w:val="21"/>
+          <w:szCs w:val="21"/>
+          <w:lang w:val="en-US"/>
+        </w:rPr>
+      </w:pPr>
+      <w:r>
+        <w:rPr>
+          <w:rFonts w:ascii="Consolas" w:eastAsia="Times New Roman" w:hAnsi="Consolas" w:cs="Times New Roman"/>
+          <w:color w:val="5C5C5C"/>
+          <w:sz w:val="21"/>
+          <w:szCs w:val="21"/>
+          <w:lang w:val="en-US"/>
+        </w:rPr>
+        <w:t>print("\nAfter A -= B:")</w:t>
+      </w:r>
+    </w:p>
+    <w:p>
+      <w:pPr>
+        <w:numPr>
+          <w:ilvl w:val="0"/>
+          <w:numId w:val="13"/>
+        </w:numPr>
+        <w:pBdr>
+          <w:left w:val="single" w:sz="18" w:space="0" w:color="6CE26C"/>
+        </w:pBdr>
+        <w:spacing w:before="100" w:beforeAutospacing="1" w:after="100" w:afterAutospacing="1" w:line="270" w:lineRule="atLeast"/>
+        <w:rPr>
+          <w:rFonts w:ascii="Consolas" w:eastAsia="Times New Roman" w:hAnsi="Consolas" w:cs="Times New Roman"/>
+          <w:color w:val="5C5C5C"/>
+          <w:sz w:val="21"/>
+          <w:szCs w:val="21"/>
+          <w:lang w:val="en-US"/>
+        </w:rPr>
+      </w:pPr>
+      <w:r>
+        <w:rPr>
+          <w:rFonts w:ascii="Consolas" w:eastAsia="Times New Roman" w:hAnsi="Consolas" w:cs="Times New Roman"/>
+          <w:color w:val="5C5C5C"/>
+          <w:sz w:val="21"/>
+          <w:szCs w:val="21"/>
+          <w:lang w:val="en-US"/>
+        </w:rPr>
+        <w:t>print("A =", A)</w:t>
+      </w:r>
+    </w:p>
+    <w:p>
+      <w:pPr>
+        <w:numPr>
+          <w:ilvl w:val="0"/>
+          <w:numId w:val="13"/>
+        </w:numPr>
+        <w:pBdr>
+          <w:left w:val="single" w:sz="18" w:space="0" w:color="6CE26C"/>
+        </w:pBdr>
+        <w:shd w:val="clear" w:color="auto" w:fill="F8F8F8"/>
+        <w:spacing w:before="100" w:beforeAutospacing="1" w:after="100" w:afterAutospacing="1" w:line="270" w:lineRule="atLeast"/>
+        <w:rPr>
+          <w:rFonts w:ascii="Consolas" w:eastAsia="Times New Roman" w:hAnsi="Consolas" w:cs="Times New Roman"/>
+          <w:color w:val="5C5C5C"/>
+          <w:sz w:val="21"/>
+          <w:szCs w:val="21"/>
+          <w:lang w:val="en-US"/>
+        </w:rPr>
+      </w:pPr>
+    </w:p>
+    <w:p>
+      <w:pPr>
+        <w:numPr>
+          <w:ilvl w:val="0"/>
+          <w:numId w:val="13"/>
+        </w:numPr>
+        <w:pBdr>
+          <w:left w:val="single" w:sz="18" w:space="0" w:color="6CE26C"/>
+        </w:pBdr>
+        <w:spacing w:before="100" w:beforeAutospacing="1" w:after="100" w:afterAutospacing="1" w:line="270" w:lineRule="atLeast"/>
+        <w:rPr>
+          <w:rFonts w:ascii="Consolas" w:eastAsia="Times New Roman" w:hAnsi="Consolas" w:cs="Times New Roman"/>
+          <w:color w:val="5C5C5C"/>
+          <w:sz w:val="21"/>
+          <w:szCs w:val="21"/>
+          <w:lang w:val="en-US"/>
+        </w:rPr>
+      </w:pPr>
+      <w:r>
+        <w:rPr>
+          <w:rFonts w:ascii="Consolas" w:eastAsia="Times New Roman" w:hAnsi="Consolas" w:cs="Times New Roman"/>
+          <w:color w:val="5C5C5C"/>
+          <w:sz w:val="21"/>
+          <w:szCs w:val="21"/>
+          <w:lang w:val="en-US"/>
+        </w:rPr>
+        <w:t>A *= B</w:t>
+      </w:r>
+    </w:p>
+    <w:p>
+      <w:pPr>
+        <w:numPr>
+          <w:ilvl w:val="0"/>
+          <w:numId w:val="13"/>
+        </w:numPr>
+        <w:pBdr>
+          <w:left w:val="single" w:sz="18" w:space="0" w:color="6CE26C"/>
+        </w:pBdr>
+        <w:shd w:val="clear" w:color="auto" w:fill="F8F8F8"/>
+        <w:spacing w:before="100" w:beforeAutospacing="1" w:after="100" w:afterAutospacing="1" w:line="270" w:lineRule="atLeast"/>
+        <w:rPr>
+          <w:rFonts w:ascii="Consolas" w:eastAsia="Times New Roman" w:hAnsi="Consolas" w:cs="Times New Roman"/>
+          <w:color w:val="5C5C5C"/>
+          <w:sz w:val="21"/>
+          <w:szCs w:val="21"/>
+          <w:lang w:val="en-US"/>
+        </w:rPr>
+      </w:pPr>
+      <w:r>
+        <w:rPr>
+          <w:rFonts w:ascii="Consolas" w:eastAsia="Times New Roman" w:hAnsi="Consolas" w:cs="Times New Roman"/>
+          <w:color w:val="5C5C5C"/>
+          <w:sz w:val="21"/>
+          <w:szCs w:val="21"/>
+          <w:lang w:val="en-US"/>
+        </w:rPr>
+        <w:t>print("\nAfter A *= B:")</w:t>
+      </w:r>
+    </w:p>
+    <w:p>
+      <w:pPr>
+        <w:numPr>
+          <w:ilvl w:val="0"/>
+          <w:numId w:val="13"/>
+        </w:numPr>
+        <w:pBdr>
+          <w:left w:val="single" w:sz="18" w:space="0" w:color="6CE26C"/>
+        </w:pBdr>
+        <w:spacing w:before="100" w:beforeAutospacing="1" w:after="100" w:afterAutospacing="1" w:line="270" w:lineRule="atLeast"/>
+        <w:rPr>
+          <w:rFonts w:ascii="Consolas" w:eastAsia="Times New Roman" w:hAnsi="Consolas" w:cs="Times New Roman"/>
+          <w:color w:val="5C5C5C"/>
+          <w:sz w:val="21"/>
+          <w:szCs w:val="21"/>
+          <w:lang w:val="en-US"/>
+        </w:rPr>
+      </w:pPr>
+      <w:r>
+        <w:rPr>
+          <w:rFonts w:ascii="Consolas" w:eastAsia="Times New Roman" w:hAnsi="Consolas" w:cs="Times New Roman"/>
+          <w:color w:val="5C5C5C"/>
+          <w:sz w:val="21"/>
+          <w:szCs w:val="21"/>
+          <w:lang w:val="en-US"/>
+        </w:rPr>
+        <w:t>print("A =", A)</w:t>
+      </w:r>
+    </w:p>
+    <w:p>
+      <w:pPr>
+        <w:numPr>
+          <w:ilvl w:val="0"/>
+          <w:numId w:val="13"/>
+        </w:numPr>
+        <w:pBdr>
+          <w:left w:val="single" w:sz="18" w:space="0" w:color="6CE26C"/>
+        </w:pBdr>
+        <w:shd w:val="clear" w:color="auto" w:fill="F8F8F8"/>
+        <w:spacing w:before="100" w:beforeAutospacing="1" w:after="100" w:afterAutospacing="1" w:line="270" w:lineRule="atLeast"/>
+        <w:rPr>
+          <w:rFonts w:ascii="Consolas" w:eastAsia="Times New Roman" w:hAnsi="Consolas" w:cs="Times New Roman"/>
+          <w:color w:val="5C5C5C"/>
+          <w:sz w:val="21"/>
+          <w:szCs w:val="21"/>
+          <w:lang w:val="en-US"/>
+        </w:rPr>
+      </w:pPr>
+    </w:p>
+    <w:p>
+      <w:pPr>
+        <w:numPr>
+          <w:ilvl w:val="0"/>
+          <w:numId w:val="13"/>
+        </w:numPr>
+        <w:pBdr>
+          <w:left w:val="single" w:sz="18" w:space="0" w:color="6CE26C"/>
+        </w:pBdr>
+        <w:spacing w:before="100" w:beforeAutospacing="1" w:after="100" w:afterAutospacing="1" w:line="270" w:lineRule="atLeast"/>
+        <w:rPr>
+          <w:rFonts w:ascii="Consolas" w:eastAsia="Times New Roman" w:hAnsi="Consolas" w:cs="Times New Roman"/>
+          <w:color w:val="5C5C5C"/>
+          <w:sz w:val="21"/>
+          <w:szCs w:val="21"/>
+          <w:lang w:val="en-US"/>
+        </w:rPr>
+      </w:pPr>
+      <w:r>
+        <w:rPr>
+          <w:rFonts w:ascii="Consolas" w:eastAsia="Times New Roman" w:hAnsi="Consolas" w:cs="Times New Roman"/>
+          <w:color w:val="5C5C5C"/>
+          <w:sz w:val="21"/>
+          <w:szCs w:val="21"/>
+          <w:lang w:val="en-US"/>
+        </w:rPr>
+        <w:t>A //= B</w:t>
+      </w:r>
+    </w:p>
+    <w:p>
+      <w:pPr>
+        <w:numPr>
+          <w:ilvl w:val="0"/>
+          <w:numId w:val="13"/>
+        </w:numPr>
+        <w:pBdr>
+          <w:left w:val="single" w:sz="18" w:space="0" w:color="6CE26C"/>
+        </w:pBdr>
+        <w:shd w:val="clear" w:color="auto" w:fill="F8F8F8"/>
+        <w:spacing w:before="100" w:beforeAutospacing="1" w:after="100" w:afterAutospacing="1" w:line="270" w:lineRule="atLeast"/>
+        <w:rPr>
+          <w:rFonts w:ascii="Consolas" w:eastAsia="Times New Roman" w:hAnsi="Consolas" w:cs="Times New Roman"/>
+          <w:color w:val="5C5C5C"/>
+          <w:sz w:val="21"/>
+          <w:szCs w:val="21"/>
+          <w:lang w:val="en-US"/>
+        </w:rPr>
+      </w:pPr>
+      <w:r>
+        <w:rPr>
+          <w:rFonts w:ascii="Consolas" w:eastAsia="Times New Roman" w:hAnsi="Consolas" w:cs="Times New Roman"/>
+          <w:color w:val="5C5C5C"/>
+          <w:sz w:val="21"/>
+          <w:szCs w:val="21"/>
+          <w:lang w:val="en-US"/>
+        </w:rPr>
+        <w:t>print("\nAfter A //= B:")</w:t>
+      </w:r>
+    </w:p>
+    <w:p>
+      <w:pPr>
+        <w:numPr>
+          <w:ilvl w:val="0"/>
+          <w:numId w:val="13"/>
+        </w:numPr>
+        <w:pBdr>
+          <w:left w:val="single" w:sz="18" w:space="0" w:color="6CE26C"/>
+        </w:pBdr>
+        <w:spacing w:before="100" w:beforeAutospacing="1" w:after="100" w:afterAutospacing="1" w:line="270" w:lineRule="atLeast"/>
+        <w:rPr>
+          <w:rFonts w:ascii="Consolas" w:eastAsia="Times New Roman" w:hAnsi="Consolas" w:cs="Times New Roman"/>
+          <w:color w:val="5C5C5C"/>
+          <w:sz w:val="21"/>
+          <w:szCs w:val="21"/>
+          <w:lang w:val="en-US"/>
+        </w:rPr>
+      </w:pPr>
+      <w:r>
+        <w:rPr>
+          <w:rFonts w:ascii="Consolas" w:eastAsia="Times New Roman" w:hAnsi="Consolas" w:cs="Times New Roman"/>
+          <w:color w:val="5C5C5C"/>
+          <w:sz w:val="21"/>
+          <w:szCs w:val="21"/>
+          <w:lang w:val="en-US"/>
+        </w:rPr>
+        <w:t>print("A =", A)</w:t>
+      </w:r>
+    </w:p>
+    <w:p>
+      <w:pPr>
+        <w:numPr>
+          <w:ilvl w:val="0"/>
+          <w:numId w:val="13"/>
+        </w:numPr>
+        <w:pBdr>
+          <w:left w:val="single" w:sz="18" w:space="0" w:color="6CE26C"/>
+        </w:pBdr>
+        <w:shd w:val="clear" w:color="auto" w:fill="F8F8F8"/>
+        <w:spacing w:before="100" w:beforeAutospacing="1" w:after="100" w:afterAutospacing="1" w:line="270" w:lineRule="atLeast"/>
+        <w:rPr>
+          <w:rFonts w:ascii="Consolas" w:eastAsia="Times New Roman" w:hAnsi="Consolas" w:cs="Times New Roman"/>
+          <w:color w:val="5C5C5C"/>
+          <w:sz w:val="21"/>
+          <w:szCs w:val="21"/>
+          <w:lang w:val="en-US"/>
+        </w:rPr>
+      </w:pPr>
+    </w:p>
+    <w:p>
+      <w:pPr>
+        <w:numPr>
+          <w:ilvl w:val="0"/>
+          <w:numId w:val="13"/>
+        </w:numPr>
+        <w:pBdr>
+          <w:left w:val="single" w:sz="18" w:space="0" w:color="6CE26C"/>
+        </w:pBdr>
+        <w:spacing w:before="100" w:beforeAutospacing="1" w:after="100" w:afterAutospacing="1" w:line="270" w:lineRule="atLeast"/>
+        <w:rPr>
+          <w:rFonts w:ascii="Consolas" w:eastAsia="Times New Roman" w:hAnsi="Consolas" w:cs="Times New Roman"/>
+          <w:color w:val="5C5C5C"/>
+          <w:sz w:val="21"/>
+          <w:szCs w:val="21"/>
+          <w:lang w:val="en-US"/>
+        </w:rPr>
+      </w:pPr>
+      <w:r>
+        <w:rPr>
+          <w:rFonts w:ascii="Consolas" w:eastAsia="Times New Roman" w:hAnsi="Consolas" w:cs="Times New Roman"/>
+          <w:color w:val="5C5C5C"/>
+          <w:sz w:val="21"/>
+          <w:szCs w:val="21"/>
+          <w:lang w:val="en-US"/>
+        </w:rPr>
+        <w:t>A %= B</w:t>
+      </w:r>
+    </w:p>
+    <w:p>
+      <w:pPr>
+        <w:numPr>
+          <w:ilvl w:val="0"/>
+          <w:numId w:val="13"/>
+        </w:numPr>
+        <w:pBdr>
+          <w:left w:val="single" w:sz="18" w:space="0" w:color="6CE26C"/>
+        </w:pBdr>
+        <w:shd w:val="clear" w:color="auto" w:fill="F8F8F8"/>
+        <w:spacing w:before="100" w:beforeAutospacing="1" w:after="100" w:afterAutospacing="1" w:line="270" w:lineRule="atLeast"/>
+        <w:rPr>
+          <w:rFonts w:ascii="Consolas" w:eastAsia="Times New Roman" w:hAnsi="Consolas" w:cs="Times New Roman"/>
+          <w:color w:val="5C5C5C"/>
+          <w:sz w:val="21"/>
+          <w:szCs w:val="21"/>
+          <w:lang w:val="en-US"/>
+        </w:rPr>
+      </w:pPr>
+      <w:r>
+        <w:rPr>
+          <w:rFonts w:ascii="Consolas" w:eastAsia="Times New Roman" w:hAnsi="Consolas" w:cs="Times New Roman"/>
+          <w:color w:val="5C5C5C"/>
+          <w:sz w:val="21"/>
+          <w:szCs w:val="21"/>
+          <w:lang w:val="en-US"/>
+        </w:rPr>
+        <w:t>print("\nAfter A %= B:")</w:t>
+      </w:r>
+    </w:p>
+    <w:p>
+      <w:pPr>
+        <w:numPr>
+          <w:ilvl w:val="0"/>
+          <w:numId w:val="13"/>
+        </w:numPr>
+        <w:pBdr>
+          <w:left w:val="single" w:sz="18" w:space="0" w:color="6CE26C"/>
+        </w:pBdr>
+        <w:spacing w:before="100" w:beforeAutospacing="1" w:after="100" w:afterAutospacing="1" w:line="270" w:lineRule="atLeast"/>
+        <w:rPr>
+          <w:rFonts w:ascii="Consolas" w:eastAsia="Times New Roman" w:hAnsi="Consolas" w:cs="Times New Roman"/>
+          <w:color w:val="5C5C5C"/>
+          <w:sz w:val="21"/>
+          <w:szCs w:val="21"/>
+          <w:lang w:val="en-US"/>
+        </w:rPr>
+      </w:pPr>
+      <w:r>
+        <w:rPr>
+          <w:rFonts w:ascii="Consolas" w:eastAsia="Times New Roman" w:hAnsi="Consolas" w:cs="Times New Roman"/>
+          <w:color w:val="5C5C5C"/>
+          <w:sz w:val="21"/>
+          <w:szCs w:val="21"/>
+          <w:lang w:val="en-US"/>
+        </w:rPr>
+        <w:t>print("A =", A)</w:t>
+      </w:r>
+    </w:p>
+    <w:p>
+      <w:pPr>
+        <w:numPr>
+          <w:ilvl w:val="0"/>
+          <w:numId w:val="13"/>
+        </w:numPr>
+        <w:pBdr>
+          <w:left w:val="single" w:sz="18" w:space="0" w:color="6CE26C"/>
+        </w:pBdr>
+        <w:shd w:val="clear" w:color="auto" w:fill="F8F8F8"/>
+        <w:spacing w:before="100" w:beforeAutospacing="1" w:after="100" w:afterAutospacing="1" w:line="270" w:lineRule="atLeast"/>
+        <w:rPr>
+          <w:rFonts w:ascii="Consolas" w:eastAsia="Times New Roman" w:hAnsi="Consolas" w:cs="Times New Roman"/>
+          <w:color w:val="5C5C5C"/>
+          <w:sz w:val="21"/>
+          <w:szCs w:val="21"/>
+          <w:lang w:val="en-US"/>
+        </w:rPr>
+      </w:pPr>
+    </w:p>
+    <w:p>
+      <w:pPr>
+        <w:numPr>
+          <w:ilvl w:val="0"/>
+          <w:numId w:val="13"/>
+        </w:numPr>
+        <w:pBdr>
+          <w:left w:val="single" w:sz="18" w:space="0" w:color="6CE26C"/>
+        </w:pBdr>
+        <w:spacing w:before="100" w:beforeAutospacing="1" w:after="100" w:afterAutospacing="1" w:line="270" w:lineRule="atLeast"/>
+        <w:rPr>
+          <w:rFonts w:ascii="Consolas" w:eastAsia="Times New Roman" w:hAnsi="Consolas" w:cs="Times New Roman"/>
+          <w:color w:val="5C5C5C"/>
+          <w:sz w:val="21"/>
+          <w:szCs w:val="21"/>
+          <w:lang w:val="en-US"/>
+        </w:rPr>
+      </w:pPr>
+      <w:r>
+        <w:rPr>
+          <w:rFonts w:ascii="Consolas" w:eastAsia="Times New Roman" w:hAnsi="Consolas" w:cs="Times New Roman"/>
+          <w:color w:val="5C5C5C"/>
+          <w:sz w:val="21"/>
+          <w:szCs w:val="21"/>
+          <w:lang w:val="en-US"/>
+        </w:rPr>
+        <w:t>A **= BigInteger(2)</w:t>
+      </w:r>
+    </w:p>
+    <w:p>
+      <w:pPr>
+        <w:numPr>
+          <w:ilvl w:val="0"/>
+          <w:numId w:val="13"/>
+        </w:numPr>
+        <w:pBdr>
+          <w:left w:val="single" w:sz="18" w:space="0" w:color="6CE26C"/>
+        </w:pBdr>
+        <w:shd w:val="clear" w:color="auto" w:fill="F8F8F8"/>
+        <w:spacing w:before="100" w:beforeAutospacing="1" w:after="100" w:afterAutospacing="1" w:line="270" w:lineRule="atLeast"/>
+        <w:rPr>
+          <w:rFonts w:ascii="Consolas" w:eastAsia="Times New Roman" w:hAnsi="Consolas" w:cs="Times New Roman"/>
+          <w:color w:val="5C5C5C"/>
+          <w:sz w:val="21"/>
+          <w:szCs w:val="21"/>
+          <w:lang w:val="en-US"/>
+        </w:rPr>
+      </w:pPr>
+      <w:r>
+        <w:rPr>
+          <w:rFonts w:ascii="Consolas" w:eastAsia="Times New Roman" w:hAnsi="Consolas" w:cs="Times New Roman"/>
+          <w:color w:val="5C5C5C"/>
+          <w:sz w:val="21"/>
+          <w:szCs w:val="21"/>
+          <w:lang w:val="en-US"/>
+        </w:rPr>
+        <w:t>print("\nAfter A **= 2:")</w:t>
+      </w:r>
+    </w:p>
+    <w:p>
+      <w:pPr>
+        <w:numPr>
+          <w:ilvl w:val="0"/>
+          <w:numId w:val="13"/>
+        </w:numPr>
+        <w:pBdr>
+          <w:left w:val="single" w:sz="18" w:space="0" w:color="6CE26C"/>
+        </w:pBdr>
+        <w:spacing w:before="100" w:beforeAutospacing="1" w:after="100" w:afterAutospacing="1" w:line="270" w:lineRule="atLeast"/>
+        <w:rPr>
+          <w:rFonts w:ascii="Consolas" w:eastAsia="Times New Roman" w:hAnsi="Consolas" w:cs="Times New Roman"/>
+          <w:color w:val="5C5C5C"/>
+          <w:sz w:val="21"/>
+          <w:szCs w:val="21"/>
+          <w:lang w:val="en-US"/>
+        </w:rPr>
+      </w:pPr>
+      <w:r>
+        <w:rPr>
+          <w:rFonts w:ascii="Consolas" w:eastAsia="Times New Roman" w:hAnsi="Consolas" w:cs="Times New Roman"/>
+          <w:color w:val="5C5C5C"/>
+          <w:sz w:val="21"/>
+          <w:szCs w:val="21"/>
+          <w:lang w:val="en-US"/>
+        </w:rPr>
+        <w:t>print("A =", A)</w:t>
+      </w:r>
+    </w:p>
+    <w:p>
+      <w:pPr>
+        <w:numPr>
+          <w:ilvl w:val="0"/>
+          <w:numId w:val="13"/>
+        </w:numPr>
+        <w:pBdr>
+          <w:left w:val="single" w:sz="18" w:space="0" w:color="6CE26C"/>
+        </w:pBdr>
+        <w:shd w:val="clear" w:color="auto" w:fill="F8F8F8"/>
+        <w:spacing w:before="100" w:beforeAutospacing="1" w:after="100" w:afterAutospacing="1" w:line="270" w:lineRule="atLeast"/>
+        <w:rPr>
+          <w:rFonts w:ascii="Consolas" w:eastAsia="Times New Roman" w:hAnsi="Consolas" w:cs="Times New Roman"/>
+          <w:color w:val="5C5C5C"/>
+          <w:sz w:val="21"/>
+          <w:szCs w:val="21"/>
+          <w:lang w:val="en-US"/>
+        </w:rPr>
+      </w:pPr>
+    </w:p>
+    <w:p>
+      <w:pPr>
+        <w:numPr>
+          <w:ilvl w:val="0"/>
+          <w:numId w:val="13"/>
+        </w:numPr>
+        <w:pBdr>
+          <w:left w:val="single" w:sz="18" w:space="0" w:color="6CE26C"/>
+        </w:pBdr>
+        <w:spacing w:before="100" w:beforeAutospacing="1" w:after="100" w:afterAutospacing="1" w:line="270" w:lineRule="atLeast"/>
+        <w:rPr>
+          <w:rFonts w:ascii="Consolas" w:eastAsia="Times New Roman" w:hAnsi="Consolas" w:cs="Times New Roman"/>
+          <w:color w:val="5C5C5C"/>
+          <w:sz w:val="21"/>
+          <w:szCs w:val="21"/>
+          <w:lang w:val="en-US"/>
+        </w:rPr>
+      </w:pPr>
+      <w:r>
+        <w:rPr>
+          <w:rFonts w:ascii="Consolas" w:eastAsia="Times New Roman" w:hAnsi="Consolas" w:cs="Times New Roman"/>
+          <w:color w:val="5C5C5C"/>
+          <w:sz w:val="21"/>
+          <w:szCs w:val="21"/>
+          <w:lang w:val="en-US"/>
+        </w:rPr>
+        <w:t>A &lt;&lt;= BigInteger(1)</w:t>
+      </w:r>
+    </w:p>
+    <w:p>
+      <w:pPr>
+        <w:numPr>
+          <w:ilvl w:val="0"/>
+          <w:numId w:val="13"/>
+        </w:numPr>
+        <w:pBdr>
+          <w:left w:val="single" w:sz="18" w:space="0" w:color="6CE26C"/>
+        </w:pBdr>
+        <w:shd w:val="clear" w:color="auto" w:fill="F8F8F8"/>
+        <w:spacing w:before="100" w:beforeAutospacing="1" w:after="100" w:afterAutospacing="1" w:line="270" w:lineRule="atLeast"/>
+        <w:rPr>
+          <w:rFonts w:ascii="Consolas" w:eastAsia="Times New Roman" w:hAnsi="Consolas" w:cs="Times New Roman"/>
+          <w:color w:val="5C5C5C"/>
+          <w:sz w:val="21"/>
+          <w:szCs w:val="21"/>
+          <w:lang w:val="en-US"/>
+        </w:rPr>
+      </w:pPr>
+      <w:r>
+        <w:rPr>
+          <w:rFonts w:ascii="Consolas" w:eastAsia="Times New Roman" w:hAnsi="Consolas" w:cs="Times New Roman"/>
+          <w:color w:val="5C5C5C"/>
+          <w:sz w:val="21"/>
+          <w:szCs w:val="21"/>
+          <w:lang w:val="en-US"/>
+        </w:rPr>
+        <w:t>print("\nAfter A &lt;&lt;= 1:")</w:t>
+      </w:r>
+    </w:p>
+    <w:p>
+      <w:pPr>
+        <w:numPr>
+          <w:ilvl w:val="0"/>
+          <w:numId w:val="13"/>
+        </w:numPr>
+        <w:pBdr>
+          <w:left w:val="single" w:sz="18" w:space="0" w:color="6CE26C"/>
+        </w:pBdr>
+        <w:spacing w:before="100" w:beforeAutospacing="1" w:after="100" w:afterAutospacing="1" w:line="270" w:lineRule="atLeast"/>
+        <w:rPr>
+          <w:rFonts w:ascii="Consolas" w:eastAsia="Times New Roman" w:hAnsi="Consolas" w:cs="Times New Roman"/>
+          <w:color w:val="5C5C5C"/>
+          <w:sz w:val="21"/>
+          <w:szCs w:val="21"/>
+          <w:lang w:val="en-US"/>
+        </w:rPr>
+      </w:pPr>
+      <w:r>
+        <w:rPr>
+          <w:rFonts w:ascii="Consolas" w:eastAsia="Times New Roman" w:hAnsi="Consolas" w:cs="Times New Roman"/>
+          <w:color w:val="5C5C5C"/>
+          <w:sz w:val="21"/>
+          <w:szCs w:val="21"/>
+          <w:lang w:val="en-US"/>
+        </w:rPr>
+        <w:t>print("A =", A)</w:t>
+      </w:r>
+    </w:p>
+    <w:p>
+      <w:pPr>
+        <w:numPr>
+          <w:ilvl w:val="0"/>
+          <w:numId w:val="13"/>
+        </w:numPr>
+        <w:pBdr>
+          <w:left w:val="single" w:sz="18" w:space="0" w:color="6CE26C"/>
+        </w:pBdr>
+        <w:shd w:val="clear" w:color="auto" w:fill="F8F8F8"/>
+        <w:spacing w:before="100" w:beforeAutospacing="1" w:after="100" w:afterAutospacing="1" w:line="270" w:lineRule="atLeast"/>
+        <w:rPr>
+          <w:rFonts w:ascii="Consolas" w:eastAsia="Times New Roman" w:hAnsi="Consolas" w:cs="Times New Roman"/>
+          <w:color w:val="5C5C5C"/>
+          <w:sz w:val="21"/>
+          <w:szCs w:val="21"/>
+          <w:lang w:val="en-US"/>
+        </w:rPr>
+      </w:pPr>
+    </w:p>
+    <w:p>
+      <w:pPr>
+        <w:numPr>
+          <w:ilvl w:val="0"/>
+          <w:numId w:val="13"/>
+        </w:numPr>
+        <w:pBdr>
+          <w:left w:val="single" w:sz="18" w:space="0" w:color="6CE26C"/>
+        </w:pBdr>
+        <w:spacing w:before="100" w:beforeAutospacing="1" w:after="100" w:afterAutospacing="1" w:line="270" w:lineRule="atLeast"/>
+        <w:rPr>
+          <w:rFonts w:ascii="Consolas" w:eastAsia="Times New Roman" w:hAnsi="Consolas" w:cs="Times New Roman"/>
+          <w:color w:val="5C5C5C"/>
+          <w:sz w:val="21"/>
+          <w:szCs w:val="21"/>
+          <w:lang w:val="en-US"/>
+        </w:rPr>
+      </w:pPr>
+      <w:r>
+        <w:rPr>
+          <w:rFonts w:ascii="Consolas" w:eastAsia="Times New Roman" w:hAnsi="Consolas" w:cs="Times New Roman"/>
+          <w:color w:val="5C5C5C"/>
+          <w:sz w:val="21"/>
+          <w:szCs w:val="21"/>
+          <w:lang w:val="en-US"/>
+        </w:rPr>
+        <w:t>A &gt;&gt;= BigInteger(1)</w:t>
+      </w:r>
+    </w:p>
+    <w:p>
+      <w:pPr>
+        <w:numPr>
+          <w:ilvl w:val="0"/>
+          <w:numId w:val="13"/>
+        </w:numPr>
+        <w:pBdr>
+          <w:left w:val="single" w:sz="18" w:space="0" w:color="6CE26C"/>
+        </w:pBdr>
+        <w:shd w:val="clear" w:color="auto" w:fill="F8F8F8"/>
+        <w:spacing w:before="100" w:beforeAutospacing="1" w:after="100" w:afterAutospacing="1" w:line="270" w:lineRule="atLeast"/>
+        <w:rPr>
+          <w:rFonts w:ascii="Consolas" w:eastAsia="Times New Roman" w:hAnsi="Consolas" w:cs="Times New Roman"/>
+          <w:color w:val="5C5C5C"/>
+          <w:sz w:val="21"/>
+          <w:szCs w:val="21"/>
+          <w:lang w:val="en-US"/>
+        </w:rPr>
+      </w:pPr>
+      <w:r>
+        <w:rPr>
+          <w:rFonts w:ascii="Consolas" w:eastAsia="Times New Roman" w:hAnsi="Consolas" w:cs="Times New Roman"/>
+          <w:color w:val="5C5C5C"/>
+          <w:sz w:val="21"/>
+          <w:szCs w:val="21"/>
+          <w:lang w:val="en-US"/>
+        </w:rPr>
+        <w:t>print("\nAfter A &gt;&gt;= 1:")</w:t>
+      </w:r>
+    </w:p>
+    <w:p>
+      <w:pPr>
+        <w:numPr>
+          <w:ilvl w:val="0"/>
+          <w:numId w:val="13"/>
+        </w:numPr>
+        <w:pBdr>
+          <w:left w:val="single" w:sz="18" w:space="0" w:color="6CE26C"/>
+        </w:pBdr>
+        <w:spacing w:before="100" w:beforeAutospacing="1" w:after="100" w:afterAutospacing="1" w:line="270" w:lineRule="atLeast"/>
+        <w:rPr>
+          <w:rFonts w:ascii="Consolas" w:eastAsia="Times New Roman" w:hAnsi="Consolas" w:cs="Times New Roman"/>
+          <w:color w:val="5C5C5C"/>
+          <w:sz w:val="21"/>
+          <w:szCs w:val="21"/>
+          <w:lang w:val="en-US"/>
+        </w:rPr>
+      </w:pPr>
+      <w:r>
+        <w:rPr>
+          <w:rFonts w:ascii="Consolas" w:eastAsia="Times New Roman" w:hAnsi="Consolas" w:cs="Times New Roman"/>
+          <w:color w:val="5C5C5C"/>
+          <w:sz w:val="21"/>
+          <w:szCs w:val="21"/>
+          <w:lang w:val="en-US"/>
+        </w:rPr>
+        <w:t>print("A =", A)</w:t>
+      </w:r>
+    </w:p>
+    <w:p>
+      <w:pPr>
+        <w:numPr>
+          <w:ilvl w:val="0"/>
+          <w:numId w:val="13"/>
+        </w:numPr>
+        <w:pBdr>
+          <w:left w:val="single" w:sz="18" w:space="0" w:color="6CE26C"/>
+        </w:pBdr>
+        <w:shd w:val="clear" w:color="auto" w:fill="F8F8F8"/>
+        <w:spacing w:before="100" w:beforeAutospacing="1" w:after="100" w:afterAutospacing="1" w:line="270" w:lineRule="atLeast"/>
+        <w:rPr>
+          <w:rFonts w:ascii="Consolas" w:eastAsia="Times New Roman" w:hAnsi="Consolas" w:cs="Times New Roman"/>
+          <w:color w:val="5C5C5C"/>
+          <w:sz w:val="21"/>
+          <w:szCs w:val="21"/>
+          <w:lang w:val="en-US"/>
+        </w:rPr>
+      </w:pPr>
+    </w:p>
+    <w:p>
+      <w:pPr>
+        <w:numPr>
+          <w:ilvl w:val="0"/>
+          <w:numId w:val="13"/>
+        </w:numPr>
+        <w:pBdr>
+          <w:left w:val="single" w:sz="18" w:space="0" w:color="6CE26C"/>
+        </w:pBdr>
+        <w:spacing w:before="100" w:beforeAutospacing="1" w:after="100" w:afterAutospacing="1" w:line="270" w:lineRule="atLeast"/>
+        <w:rPr>
+          <w:rFonts w:ascii="Consolas" w:eastAsia="Times New Roman" w:hAnsi="Consolas" w:cs="Times New Roman"/>
+          <w:color w:val="5C5C5C"/>
+          <w:sz w:val="21"/>
+          <w:szCs w:val="21"/>
+          <w:lang w:val="en-US"/>
+        </w:rPr>
+      </w:pPr>
+      <w:r>
+        <w:rPr>
+          <w:rFonts w:ascii="Consolas" w:eastAsia="Times New Roman" w:hAnsi="Consolas" w:cs="Times New Roman"/>
+          <w:color w:val="5C5C5C"/>
+          <w:sz w:val="21"/>
+          <w:szCs w:val="21"/>
+          <w:lang w:val="en-US"/>
+        </w:rPr>
+        <w:t>A |= B</w:t>
+      </w:r>
+    </w:p>
+    <w:p>
+      <w:pPr>
+        <w:numPr>
+          <w:ilvl w:val="0"/>
+          <w:numId w:val="13"/>
+        </w:numPr>
+        <w:pBdr>
+          <w:left w:val="single" w:sz="18" w:space="0" w:color="6CE26C"/>
+        </w:pBdr>
+        <w:shd w:val="clear" w:color="auto" w:fill="F8F8F8"/>
+        <w:spacing w:before="100" w:beforeAutospacing="1" w:after="100" w:afterAutospacing="1" w:line="270" w:lineRule="atLeast"/>
+        <w:rPr>
+          <w:rFonts w:ascii="Consolas" w:eastAsia="Times New Roman" w:hAnsi="Consolas" w:cs="Times New Roman"/>
+          <w:color w:val="5C5C5C"/>
+          <w:sz w:val="21"/>
+          <w:szCs w:val="21"/>
+          <w:lang w:val="en-US"/>
+        </w:rPr>
+      </w:pPr>
+      <w:r>
+        <w:rPr>
+          <w:rFonts w:ascii="Consolas" w:eastAsia="Times New Roman" w:hAnsi="Consolas" w:cs="Times New Roman"/>
+          <w:color w:val="5C5C5C"/>
+          <w:sz w:val="21"/>
+          <w:szCs w:val="21"/>
+          <w:lang w:val="en-US"/>
+        </w:rPr>
+        <w:t>print("\nAfter A |= B:")</w:t>
+      </w:r>
+    </w:p>
+    <w:p>
+      <w:pPr>
+        <w:numPr>
+          <w:ilvl w:val="0"/>
+          <w:numId w:val="13"/>
+        </w:numPr>
+        <w:pBdr>
+          <w:left w:val="single" w:sz="18" w:space="0" w:color="6CE26C"/>
+        </w:pBdr>
+        <w:spacing w:before="100" w:beforeAutospacing="1" w:after="100" w:afterAutospacing="1" w:line="270" w:lineRule="atLeast"/>
+        <w:rPr>
+          <w:rFonts w:ascii="Consolas" w:eastAsia="Times New Roman" w:hAnsi="Consolas" w:cs="Times New Roman"/>
+          <w:color w:val="5C5C5C"/>
+          <w:sz w:val="21"/>
+          <w:szCs w:val="21"/>
+          <w:lang w:val="en-US"/>
+        </w:rPr>
+      </w:pPr>
+      <w:r>
+        <w:rPr>
+          <w:rFonts w:ascii="Consolas" w:eastAsia="Times New Roman" w:hAnsi="Consolas" w:cs="Times New Roman"/>
+          <w:color w:val="5C5C5C"/>
+          <w:sz w:val="21"/>
+          <w:szCs w:val="21"/>
+          <w:lang w:val="en-US"/>
+        </w:rPr>
+        <w:t>print("A =", A)</w:t>
+      </w:r>
+    </w:p>
+    <w:p>
+      <w:pPr>
+        <w:numPr>
+          <w:ilvl w:val="0"/>
+          <w:numId w:val="13"/>
+        </w:numPr>
+        <w:pBdr>
+          <w:left w:val="single" w:sz="18" w:space="0" w:color="6CE26C"/>
+        </w:pBdr>
+        <w:shd w:val="clear" w:color="auto" w:fill="F8F8F8"/>
+        <w:spacing w:before="100" w:beforeAutospacing="1" w:after="100" w:afterAutospacing="1" w:line="270" w:lineRule="atLeast"/>
+        <w:rPr>
+          <w:rFonts w:ascii="Consolas" w:eastAsia="Times New Roman" w:hAnsi="Consolas" w:cs="Times New Roman"/>
+          <w:color w:val="5C5C5C"/>
+          <w:sz w:val="21"/>
+          <w:szCs w:val="21"/>
+          <w:lang w:val="en-US"/>
+        </w:rPr>
+      </w:pPr>
+    </w:p>
+    <w:p>
+      <w:pPr>
+        <w:numPr>
+          <w:ilvl w:val="0"/>
+          <w:numId w:val="13"/>
+        </w:numPr>
+        <w:pBdr>
+          <w:left w:val="single" w:sz="18" w:space="0" w:color="6CE26C"/>
+        </w:pBdr>
+        <w:spacing w:before="100" w:beforeAutospacing="1" w:after="100" w:afterAutospacing="1" w:line="270" w:lineRule="atLeast"/>
+        <w:rPr>
+          <w:rFonts w:ascii="Consolas" w:eastAsia="Times New Roman" w:hAnsi="Consolas" w:cs="Times New Roman"/>
+          <w:color w:val="5C5C5C"/>
+          <w:sz w:val="21"/>
+          <w:szCs w:val="21"/>
+          <w:lang w:val="en-US"/>
+        </w:rPr>
+      </w:pPr>
+      <w:r>
+        <w:rPr>
+          <w:rFonts w:ascii="Consolas" w:eastAsia="Times New Roman" w:hAnsi="Consolas" w:cs="Times New Roman"/>
+          <w:color w:val="5C5C5C"/>
+          <w:sz w:val="21"/>
+          <w:szCs w:val="21"/>
+          <w:lang w:val="en-US"/>
+        </w:rPr>
+        <w:t>A &amp;= B</w:t>
+      </w:r>
+    </w:p>
+    <w:p>
+      <w:pPr>
+        <w:numPr>
+          <w:ilvl w:val="0"/>
+          <w:numId w:val="13"/>
+        </w:numPr>
+        <w:pBdr>
+          <w:left w:val="single" w:sz="18" w:space="0" w:color="6CE26C"/>
+        </w:pBdr>
+        <w:shd w:val="clear" w:color="auto" w:fill="F8F8F8"/>
+        <w:spacing w:before="100" w:beforeAutospacing="1" w:after="100" w:afterAutospacing="1" w:line="270" w:lineRule="atLeast"/>
+        <w:rPr>
+          <w:rFonts w:ascii="Consolas" w:eastAsia="Times New Roman" w:hAnsi="Consolas" w:cs="Times New Roman"/>
+          <w:color w:val="5C5C5C"/>
+          <w:sz w:val="21"/>
+          <w:szCs w:val="21"/>
+          <w:lang w:val="en-US"/>
+        </w:rPr>
+      </w:pPr>
+      <w:r>
+        <w:rPr>
+          <w:rFonts w:ascii="Consolas" w:eastAsia="Times New Roman" w:hAnsi="Consolas" w:cs="Times New Roman"/>
+          <w:color w:val="5C5C5C"/>
+          <w:sz w:val="21"/>
+          <w:szCs w:val="21"/>
+          <w:lang w:val="en-US"/>
+        </w:rPr>
+        <w:t>print("\nAfter A &amp;= B:")</w:t>
+      </w:r>
+    </w:p>
+    <w:p>
+      <w:pPr>
+        <w:numPr>
+          <w:ilvl w:val="0"/>
+          <w:numId w:val="13"/>
+        </w:numPr>
+        <w:pBdr>
+          <w:left w:val="single" w:sz="18" w:space="0" w:color="6CE26C"/>
+        </w:pBdr>
+        <w:spacing w:before="100" w:beforeAutospacing="1" w:after="100" w:afterAutospacing="1" w:line="270" w:lineRule="atLeast"/>
+        <w:rPr>
+          <w:rFonts w:ascii="Consolas" w:eastAsia="Times New Roman" w:hAnsi="Consolas" w:cs="Times New Roman"/>
+          <w:color w:val="5C5C5C"/>
+          <w:sz w:val="21"/>
+          <w:szCs w:val="21"/>
+          <w:lang w:val="en-US"/>
+        </w:rPr>
+      </w:pPr>
+      <w:r>
+        <w:rPr>
+          <w:rFonts w:ascii="Consolas" w:eastAsia="Times New Roman" w:hAnsi="Consolas" w:cs="Times New Roman"/>
+          <w:color w:val="5C5C5C"/>
+          <w:sz w:val="21"/>
+          <w:szCs w:val="21"/>
+          <w:lang w:val="en-US"/>
+        </w:rPr>
+        <w:t>print("A =", A)</w:t>
+      </w:r>
+    </w:p>
+    <w:p>
+      <w:pPr>
+        <w:numPr>
+          <w:ilvl w:val="0"/>
+          <w:numId w:val="13"/>
+        </w:numPr>
+        <w:pBdr>
+          <w:left w:val="single" w:sz="18" w:space="0" w:color="6CE26C"/>
+        </w:pBdr>
+        <w:shd w:val="clear" w:color="auto" w:fill="F8F8F8"/>
+        <w:spacing w:before="100" w:beforeAutospacing="1" w:after="100" w:afterAutospacing="1" w:line="270" w:lineRule="atLeast"/>
+        <w:rPr>
+          <w:rFonts w:ascii="Consolas" w:eastAsia="Times New Roman" w:hAnsi="Consolas" w:cs="Times New Roman"/>
+          <w:color w:val="5C5C5C"/>
+          <w:sz w:val="21"/>
+          <w:szCs w:val="21"/>
+          <w:lang w:val="en-US"/>
+        </w:rPr>
+      </w:pPr>
+    </w:p>
+    <w:p>
+      <w:pPr>
+        <w:numPr>
+          <w:ilvl w:val="0"/>
+          <w:numId w:val="13"/>
+        </w:numPr>
+        <w:pBdr>
+          <w:left w:val="single" w:sz="18" w:space="0" w:color="6CE26C"/>
+        </w:pBdr>
+        <w:spacing w:before="100" w:beforeAutospacing="1" w:after="100" w:afterAutospacing="1" w:line="270" w:lineRule="atLeast"/>
+        <w:rPr>
+          <w:rFonts w:ascii="Consolas" w:eastAsia="Times New Roman" w:hAnsi="Consolas" w:cs="Times New Roman"/>
+          <w:color w:val="5C5C5C"/>
+          <w:sz w:val="21"/>
+          <w:szCs w:val="21"/>
+          <w:lang w:val="en-US"/>
+        </w:rPr>
+      </w:pPr>
+      <w:r>
+        <w:rPr>
+          <w:rFonts w:ascii="Consolas" w:eastAsia="Times New Roman" w:hAnsi="Consolas" w:cs="Times New Roman"/>
+          <w:color w:val="5C5C5C"/>
+          <w:sz w:val="21"/>
+          <w:szCs w:val="21"/>
+          <w:lang w:val="en-US"/>
+        </w:rPr>
+        <w:t>A ^= B</w:t>
+      </w:r>
+    </w:p>
+    <w:p>
+      <w:pPr>
+        <w:numPr>
+          <w:ilvl w:val="0"/>
+          <w:numId w:val="13"/>
+        </w:numPr>
+        <w:pBdr>
+          <w:left w:val="single" w:sz="18" w:space="0" w:color="6CE26C"/>
+        </w:pBdr>
+        <w:shd w:val="clear" w:color="auto" w:fill="F8F8F8"/>
+        <w:spacing w:before="100" w:beforeAutospacing="1" w:after="100" w:afterAutospacing="1" w:line="270" w:lineRule="atLeast"/>
+        <w:rPr>
+          <w:rFonts w:ascii="Consolas" w:eastAsia="Times New Roman" w:hAnsi="Consolas" w:cs="Times New Roman"/>
+          <w:color w:val="5C5C5C"/>
+          <w:sz w:val="21"/>
+          <w:szCs w:val="21"/>
+          <w:lang w:val="en-US"/>
+        </w:rPr>
+      </w:pPr>
+      <w:r>
+        <w:rPr>
+          <w:rFonts w:ascii="Consolas" w:eastAsia="Times New Roman" w:hAnsi="Consolas" w:cs="Times New Roman"/>
+          <w:color w:val="5C5C5C"/>
+          <w:sz w:val="21"/>
+          <w:szCs w:val="21"/>
+          <w:lang w:val="en-US"/>
+        </w:rPr>
+        <w:t>print("\nAfter A ^= B:")</w:t>
+      </w:r>
+    </w:p>
+    <w:p>
+      <w:pPr>
+        <w:numPr>
+          <w:ilvl w:val="0"/>
+          <w:numId w:val="13"/>
+        </w:numPr>
+        <w:pBdr>
+          <w:left w:val="single" w:sz="18" w:space="0" w:color="6CE26C"/>
+        </w:pBdr>
+        <w:spacing w:before="100" w:beforeAutospacing="1" w:after="100" w:afterAutospacing="1" w:line="270" w:lineRule="atLeast"/>
+        <w:rPr>
+          <w:rFonts w:ascii="Consolas" w:eastAsia="Times New Roman" w:hAnsi="Consolas" w:cs="Times New Roman"/>
+          <w:color w:val="5C5C5C"/>
+          <w:sz w:val="21"/>
+          <w:szCs w:val="21"/>
+          <w:lang w:val="en-US"/>
+        </w:rPr>
+      </w:pPr>
+      <w:r>
+        <w:rPr>
+          <w:rFonts w:ascii="Consolas" w:eastAsia="Times New Roman" w:hAnsi="Consolas" w:cs="Times New Roman"/>
+          <w:color w:val="5C5C5C"/>
+          <w:sz w:val="21"/>
+          <w:szCs w:val="21"/>
+          <w:lang w:val="en-US"/>
+        </w:rPr>
+        <w:t>print("A =", A)</w:t>
+      </w:r>
+    </w:p>
+    <w:p>
+      <w:pPr>
+        <w:pStyle w:val="ListParagraph"/>
+        <w:jc w:val="both"/>
+        <w:rPr>
+          <w:rFonts w:ascii="Times New Roman" w:eastAsia="Times New Roman" w:hAnsi="Times New Roman" w:cs="Times New Roman"/>
+          <w:sz w:val="24"/>
+          <w:szCs w:val="24"/>
+          <w:lang w:val="en-US"/>
+        </w:rPr>
+      </w:pPr>
+      <w:r>
+        <w:rPr>
+          <w:rFonts w:ascii="Times New Roman" w:eastAsia="Times New Roman" w:hAnsi="Times New Roman" w:cs="Times New Roman"/>
+          <w:sz w:val="24"/>
+          <w:szCs w:val="24"/>
+          <w:lang w:val="en-US"/>
+        </w:rPr>
+        <w:t>The Output</w:t>
+      </w:r>
+    </w:p>
+    <w:p>
+      <w:pPr>
+        <w:spacing w:after="100" w:afterAutospacing="1"/>
+        <w:ind w:firstLine="720"/>
+        <w:jc w:val="both"/>
+        <w:rPr>
+          <w:rFonts w:ascii="Times New Roman" w:eastAsia="Times New Roman" w:hAnsi="Times New Roman" w:cs="Times New Roman"/>
+          <w:sz w:val="24"/>
+          <w:szCs w:val="24"/>
+          <w:lang w:val="en-US"/>
+        </w:rPr>
+      </w:pPr>
+      <w:r>
+        <w:rPr>
+          <w:noProof/>
+          <w:lang w:val="en-US"/>
+        </w:rPr>
+        <w:drawing>
+          <wp:inline distT="0" distB="0" distL="0" distR="0" wp14:anchorId="4F0405FB" wp14:editId="5195299E">
+            <wp:extent cx="3024554" cy="3658219"/>
+            <wp:effectExtent l="0" t="0" r="4445" b="0"/>
+            <wp:docPr id="8" name="Picture 8"/>
+            <wp:cNvGraphicFramePr>
+              <a:graphicFrameLocks xmlns:a="http://schemas.openxmlformats.org/drawingml/2006/main" noChangeAspect="1"/>
+            </wp:cNvGraphicFramePr>
+            <a:graphic xmlns:a="http://schemas.openxmlformats.org/drawingml/2006/main">
+              <a:graphicData uri="http://schemas.openxmlformats.org/drawingml/2006/picture">
+                <pic:pic xmlns:pic="http://schemas.openxmlformats.org/drawingml/2006/picture">
+                  <pic:nvPicPr>
+                    <pic:cNvPr id="1" name=""/>
+                    <pic:cNvPicPr/>
+                  </pic:nvPicPr>
+                  <pic:blipFill rotWithShape="1">
+                    <a:blip r:embed="rId14"/>
+                    <a:srcRect l="25273" t="16333" r="52644" b="36156"/>
+                    <a:stretch/>
+                  </pic:blipFill>
+                  <pic:spPr bwMode="auto">
+                    <a:xfrm>
+                      <a:off x="0" y="0"/>
+                      <a:ext cx="3038790" cy="3675438"/>
+                    </a:xfrm>
+                    <a:prstGeom prst="rect">
+                      <a:avLst/>
+                    </a:prstGeom>
+                    <a:ln>
+                      <a:noFill/>
+                    </a:ln>
+                    <a:extLst>
+                      <a:ext uri="{53640926-AAD7-44D8-BBD7-CCE9431645EC}">
+                        <a14:shadowObscured xmlns:a14="http://schemas.microsoft.com/office/drawing/2010/main"/>
+                      </a:ext>
+                    </a:extLst>
+                  </pic:spPr>
+                </pic:pic>
+              </a:graphicData>
+            </a:graphic>
+          </wp:inline>
+        </w:drawing>
+      </w:r>
+    </w:p>
+    <w:p>
+      <w:pPr>
+        <w:spacing w:before="100" w:beforeAutospacing="1" w:after="100" w:afterAutospacing="1"/>
+        <w:ind w:firstLine="720"/>
+        <w:jc w:val="both"/>
+        <w:rPr>
+          <w:rFonts w:ascii="Times New Roman" w:eastAsia="Times New Roman" w:hAnsi="Times New Roman" w:cs="Times New Roman"/>
+          <w:sz w:val="24"/>
+          <w:szCs w:val="24"/>
+          <w:lang w:val="en-US"/>
+        </w:rPr>
+      </w:pPr>
+      <w:r>
+        <w:rPr>
+          <w:noProof/>
+          <w:lang w:val="en-US"/>
+        </w:rPr>
+        <w:lastRenderedPageBreak/>
+        <w:drawing>
+          <wp:inline distT="0" distB="0" distL="0" distR="0" wp14:anchorId="764F52F2" wp14:editId="1EF46C73">
+            <wp:extent cx="3008286" cy="3249027"/>
+            <wp:effectExtent l="0" t="0" r="1905" b="8890"/>
+            <wp:docPr id="9" name="Picture 9"/>
+            <wp:cNvGraphicFramePr>
+              <a:graphicFrameLocks xmlns:a="http://schemas.openxmlformats.org/drawingml/2006/main" noChangeAspect="1"/>
+            </wp:cNvGraphicFramePr>
+            <a:graphic xmlns:a="http://schemas.openxmlformats.org/drawingml/2006/main">
+              <a:graphicData uri="http://schemas.openxmlformats.org/drawingml/2006/picture">
+                <pic:pic xmlns:pic="http://schemas.openxmlformats.org/drawingml/2006/picture">
+                  <pic:nvPicPr>
+                    <pic:cNvPr id="1" name=""/>
+                    <pic:cNvPicPr/>
+                  </pic:nvPicPr>
+                  <pic:blipFill rotWithShape="1">
+                    <a:blip r:embed="rId15"/>
+                    <a:srcRect l="25763" t="53699" r="58771" b="16590"/>
+                    <a:stretch/>
+                  </pic:blipFill>
+                  <pic:spPr bwMode="auto">
+                    <a:xfrm>
+                      <a:off x="0" y="0"/>
+                      <a:ext cx="3074884" cy="3320954"/>
+                    </a:xfrm>
+                    <a:prstGeom prst="rect">
+                      <a:avLst/>
+                    </a:prstGeom>
+                    <a:ln>
+                      <a:noFill/>
+                    </a:ln>
+                    <a:extLst>
+                      <a:ext uri="{53640926-AAD7-44D8-BBD7-CCE9431645EC}">
+                        <a14:shadowObscured xmlns:a14="http://schemas.microsoft.com/office/drawing/2010/main"/>
+                      </a:ext>
+                    </a:extLst>
+                  </pic:spPr>
+                </pic:pic>
+              </a:graphicData>
+            </a:graphic>
+          </wp:inline>
+        </w:drawing>
+      </w:r>
+    </w:p>
+    <w:p>
+      <w:pPr>
+        <w:pStyle w:val="ListParagraph"/>
+        <w:spacing w:before="100" w:beforeAutospacing="1"/>
+        <w:jc w:val="both"/>
+        <w:rPr>
+          <w:rFonts w:ascii="Times New Roman" w:eastAsia="Times New Roman" w:hAnsi="Times New Roman" w:cs="Times New Roman"/>
+          <w:sz w:val="24"/>
+          <w:szCs w:val="24"/>
+          <w:lang w:val="en-US"/>
+        </w:rPr>
+      </w:pPr>
+      <w:r>
+        <w:rPr>
+          <w:rFonts w:ascii="Times New Roman" w:eastAsia="Times New Roman" w:hAnsi="Times New Roman" w:cs="Times New Roman"/>
+          <w:sz w:val="24"/>
+          <w:szCs w:val="24"/>
+          <w:lang w:val="en-US"/>
+        </w:rPr>
+        <w:t>The Explaination</w:t>
+      </w:r>
+    </w:p>
+    <w:p>
+      <w:pPr>
+        <w:pStyle w:val="ListParagraph"/>
+        <w:spacing w:before="100" w:beforeAutospacing="1"/>
+        <w:ind w:firstLine="720"/>
+        <w:jc w:val="both"/>
+        <w:rPr>
+          <w:rFonts w:ascii="Times New Roman" w:eastAsia="Times New Roman" w:hAnsi="Times New Roman" w:cs="Times New Roman"/>
+          <w:sz w:val="24"/>
+          <w:szCs w:val="24"/>
+          <w:lang w:val="en-US"/>
+        </w:rPr>
+      </w:pPr>
+      <w:r>
+        <w:rPr>
+          <w:rFonts w:ascii="Times New Roman" w:hAnsi="Times New Roman" w:cs="Times New Roman"/>
+          <w:sz w:val="24"/>
+          <w:szCs w:val="24"/>
+        </w:rPr>
+        <w:t xml:space="preserve">This program implements a Big Integer Abstract Data Type (ADT) using operator overloading in Python. The </w:t>
+      </w:r>
+      <w:r>
+        <w:rPr>
+          <w:rStyle w:val="HTMLCode"/>
+          <w:rFonts w:ascii="Times New Roman" w:eastAsia="Arial" w:hAnsi="Times New Roman" w:cs="Times New Roman"/>
+          <w:sz w:val="24"/>
+          <w:szCs w:val="24"/>
+        </w:rPr>
+        <w:t>BigInteger</w:t>
+      </w:r>
+      <w:r>
+        <w:rPr>
+          <w:rFonts w:ascii="Times New Roman" w:hAnsi="Times New Roman" w:cs="Times New Roman"/>
+          <w:sz w:val="24"/>
+          <w:szCs w:val="24"/>
+        </w:rPr>
+        <w:t xml:space="preserve"> class stores integer values and allows them to behave like built-in integers by overloading assignment combin</w:t>
       </w:r>
       <w:bookmarkStart w:id="0" w:name="_GoBack"/>
       <w:bookmarkEnd w:id="0"/>
+      <w:r>
+        <w:rPr>
+          <w:rFonts w:ascii="Times New Roman" w:hAnsi="Times New Roman" w:cs="Times New Roman"/>
+          <w:sz w:val="24"/>
+          <w:szCs w:val="24"/>
+        </w:rPr>
+        <w:t>ation operators. Arithmetic operations such as addition (</w:t>
+      </w:r>
+      <w:r>
+        <w:rPr>
+          <w:rStyle w:val="HTMLCode"/>
+          <w:rFonts w:ascii="Times New Roman" w:eastAsia="Arial" w:hAnsi="Times New Roman" w:cs="Times New Roman"/>
+          <w:sz w:val="24"/>
+          <w:szCs w:val="24"/>
+        </w:rPr>
+        <w:t>+=</w:t>
+      </w:r>
+      <w:r>
+        <w:rPr>
+          <w:rFonts w:ascii="Times New Roman" w:hAnsi="Times New Roman" w:cs="Times New Roman"/>
+          <w:sz w:val="24"/>
+          <w:szCs w:val="24"/>
+        </w:rPr>
+        <w:t>), subtraction (</w:t>
+      </w:r>
+      <w:r>
+        <w:rPr>
+          <w:rStyle w:val="HTMLCode"/>
+          <w:rFonts w:ascii="Times New Roman" w:eastAsia="Arial" w:hAnsi="Times New Roman" w:cs="Times New Roman"/>
+          <w:sz w:val="24"/>
+          <w:szCs w:val="24"/>
+        </w:rPr>
+        <w:t>-=</w:t>
+      </w:r>
+      <w:r>
+        <w:rPr>
+          <w:rFonts w:ascii="Times New Roman" w:hAnsi="Times New Roman" w:cs="Times New Roman"/>
+          <w:sz w:val="24"/>
+          <w:szCs w:val="24"/>
+        </w:rPr>
+        <w:t>), multiplication (</w:t>
+      </w:r>
+      <w:r>
+        <w:rPr>
+          <w:rStyle w:val="HTMLCode"/>
+          <w:rFonts w:ascii="Times New Roman" w:eastAsia="Arial" w:hAnsi="Times New Roman" w:cs="Times New Roman"/>
+          <w:sz w:val="24"/>
+          <w:szCs w:val="24"/>
+        </w:rPr>
+        <w:t>*=</w:t>
+      </w:r>
+      <w:r>
+        <w:rPr>
+          <w:rFonts w:ascii="Times New Roman" w:hAnsi="Times New Roman" w:cs="Times New Roman"/>
+          <w:sz w:val="24"/>
+          <w:szCs w:val="24"/>
+        </w:rPr>
+        <w:t>), floor division (</w:t>
+      </w:r>
+      <w:r>
+        <w:rPr>
+          <w:rStyle w:val="HTMLCode"/>
+          <w:rFonts w:ascii="Times New Roman" w:eastAsia="Arial" w:hAnsi="Times New Roman" w:cs="Times New Roman"/>
+          <w:sz w:val="24"/>
+          <w:szCs w:val="24"/>
+        </w:rPr>
+        <w:t>//=</w:t>
+      </w:r>
+      <w:r>
+        <w:rPr>
+          <w:rFonts w:ascii="Times New Roman" w:hAnsi="Times New Roman" w:cs="Times New Roman"/>
+          <w:sz w:val="24"/>
+          <w:szCs w:val="24"/>
+        </w:rPr>
+        <w:t>), modulus (</w:t>
+      </w:r>
+      <w:r>
+        <w:rPr>
+          <w:rStyle w:val="HTMLCode"/>
+          <w:rFonts w:ascii="Times New Roman" w:eastAsia="Arial" w:hAnsi="Times New Roman" w:cs="Times New Roman"/>
+          <w:sz w:val="24"/>
+          <w:szCs w:val="24"/>
+        </w:rPr>
+        <w:t>%=</w:t>
+      </w:r>
+      <w:r>
+        <w:rPr>
+          <w:rFonts w:ascii="Times New Roman" w:hAnsi="Times New Roman" w:cs="Times New Roman"/>
+          <w:sz w:val="24"/>
+          <w:szCs w:val="24"/>
+        </w:rPr>
+        <w:t>), and exponentiation (</w:t>
+      </w:r>
+      <w:r>
+        <w:rPr>
+          <w:rStyle w:val="HTMLCode"/>
+          <w:rFonts w:ascii="Times New Roman" w:eastAsia="Arial" w:hAnsi="Times New Roman" w:cs="Times New Roman"/>
+          <w:sz w:val="24"/>
+          <w:szCs w:val="24"/>
+        </w:rPr>
+        <w:t>**=</w:t>
+      </w:r>
+      <w:r>
+        <w:rPr>
+          <w:rFonts w:ascii="Times New Roman" w:hAnsi="Times New Roman" w:cs="Times New Roman"/>
+          <w:sz w:val="24"/>
+          <w:szCs w:val="24"/>
+        </w:rPr>
+        <w:t xml:space="preserve">) are implemented through special methods like </w:t>
+      </w:r>
+      <w:r>
+        <w:rPr>
+          <w:rStyle w:val="HTMLCode"/>
+          <w:rFonts w:ascii="Times New Roman" w:eastAsia="Arial" w:hAnsi="Times New Roman" w:cs="Times New Roman"/>
+          <w:sz w:val="24"/>
+          <w:szCs w:val="24"/>
+        </w:rPr>
+        <w:t>__iadd__</w:t>
+      </w:r>
+      <w:r>
+        <w:rPr>
+          <w:rFonts w:ascii="Times New Roman" w:hAnsi="Times New Roman" w:cs="Times New Roman"/>
+          <w:sz w:val="24"/>
+          <w:szCs w:val="24"/>
+        </w:rPr>
+        <w:t xml:space="preserve">, </w:t>
+      </w:r>
+      <w:r>
+        <w:rPr>
+          <w:rStyle w:val="HTMLCode"/>
+          <w:rFonts w:ascii="Times New Roman" w:eastAsia="Arial" w:hAnsi="Times New Roman" w:cs="Times New Roman"/>
+          <w:sz w:val="24"/>
+          <w:szCs w:val="24"/>
+        </w:rPr>
+        <w:t>__isub__</w:t>
+      </w:r>
+      <w:r>
+        <w:rPr>
+          <w:rFonts w:ascii="Times New Roman" w:hAnsi="Times New Roman" w:cs="Times New Roman"/>
+          <w:sz w:val="24"/>
+          <w:szCs w:val="24"/>
+        </w:rPr>
+        <w:t xml:space="preserve">, </w:t>
+      </w:r>
+      <w:r>
+        <w:rPr>
+          <w:rStyle w:val="HTMLCode"/>
+          <w:rFonts w:ascii="Times New Roman" w:eastAsia="Arial" w:hAnsi="Times New Roman" w:cs="Times New Roman"/>
+          <w:sz w:val="24"/>
+          <w:szCs w:val="24"/>
+        </w:rPr>
+        <w:t>__imul__</w:t>
+      </w:r>
+      <w:r>
+        <w:rPr>
+          <w:rFonts w:ascii="Times New Roman" w:hAnsi="Times New Roman" w:cs="Times New Roman"/>
+          <w:sz w:val="24"/>
+          <w:szCs w:val="24"/>
+        </w:rPr>
+        <w:t xml:space="preserve">, </w:t>
+      </w:r>
+      <w:r>
+        <w:rPr>
+          <w:rStyle w:val="HTMLCode"/>
+          <w:rFonts w:ascii="Times New Roman" w:eastAsia="Arial" w:hAnsi="Times New Roman" w:cs="Times New Roman"/>
+          <w:sz w:val="24"/>
+          <w:szCs w:val="24"/>
+        </w:rPr>
+        <w:t>__ifloordiv__</w:t>
+      </w:r>
+      <w:r>
+        <w:rPr>
+          <w:rFonts w:ascii="Times New Roman" w:hAnsi="Times New Roman" w:cs="Times New Roman"/>
+          <w:sz w:val="24"/>
+          <w:szCs w:val="24"/>
+        </w:rPr>
+        <w:t xml:space="preserve">, </w:t>
+      </w:r>
+      <w:r>
+        <w:rPr>
+          <w:rStyle w:val="HTMLCode"/>
+          <w:rFonts w:ascii="Times New Roman" w:eastAsia="Arial" w:hAnsi="Times New Roman" w:cs="Times New Roman"/>
+          <w:sz w:val="24"/>
+          <w:szCs w:val="24"/>
+        </w:rPr>
+        <w:t>__imod__</w:t>
+      </w:r>
+      <w:r>
+        <w:rPr>
+          <w:rFonts w:ascii="Times New Roman" w:hAnsi="Times New Roman" w:cs="Times New Roman"/>
+          <w:sz w:val="24"/>
+          <w:szCs w:val="24"/>
+        </w:rPr>
+        <w:t xml:space="preserve">, and </w:t>
+      </w:r>
+      <w:r>
+        <w:rPr>
+          <w:rStyle w:val="HTMLCode"/>
+          <w:rFonts w:ascii="Times New Roman" w:eastAsia="Arial" w:hAnsi="Times New Roman" w:cs="Times New Roman"/>
+          <w:sz w:val="24"/>
+          <w:szCs w:val="24"/>
+        </w:rPr>
+        <w:t>__ipow__</w:t>
+      </w:r>
+      <w:r>
+        <w:rPr>
+          <w:rFonts w:ascii="Times New Roman" w:hAnsi="Times New Roman" w:cs="Times New Roman"/>
+          <w:sz w:val="24"/>
+          <w:szCs w:val="24"/>
+        </w:rPr>
+        <w:t>. In addition, bitwise operations such as left shift (</w:t>
+      </w:r>
+      <w:r>
+        <w:rPr>
+          <w:rStyle w:val="HTMLCode"/>
+          <w:rFonts w:ascii="Times New Roman" w:eastAsia="Arial" w:hAnsi="Times New Roman" w:cs="Times New Roman"/>
+          <w:sz w:val="24"/>
+          <w:szCs w:val="24"/>
+        </w:rPr>
+        <w:t>&lt;&lt;=</w:t>
+      </w:r>
+      <w:r>
+        <w:rPr>
+          <w:rFonts w:ascii="Times New Roman" w:hAnsi="Times New Roman" w:cs="Times New Roman"/>
+          <w:sz w:val="24"/>
+          <w:szCs w:val="24"/>
+        </w:rPr>
+        <w:t>), right shift (</w:t>
+      </w:r>
+      <w:r>
+        <w:rPr>
+          <w:rStyle w:val="HTMLCode"/>
+          <w:rFonts w:ascii="Times New Roman" w:eastAsia="Arial" w:hAnsi="Times New Roman" w:cs="Times New Roman"/>
+          <w:sz w:val="24"/>
+          <w:szCs w:val="24"/>
+        </w:rPr>
+        <w:t>&gt;&gt;=</w:t>
+      </w:r>
+      <w:r>
+        <w:rPr>
+          <w:rFonts w:ascii="Times New Roman" w:hAnsi="Times New Roman" w:cs="Times New Roman"/>
+          <w:sz w:val="24"/>
+          <w:szCs w:val="24"/>
+        </w:rPr>
+        <w:t>), OR (</w:t>
+      </w:r>
+      <w:r>
+        <w:rPr>
+          <w:rStyle w:val="HTMLCode"/>
+          <w:rFonts w:ascii="Times New Roman" w:eastAsia="Arial" w:hAnsi="Times New Roman" w:cs="Times New Roman"/>
+          <w:sz w:val="24"/>
+          <w:szCs w:val="24"/>
+        </w:rPr>
+        <w:t>|=</w:t>
+      </w:r>
+      <w:r>
+        <w:rPr>
+          <w:rFonts w:ascii="Times New Roman" w:hAnsi="Times New Roman" w:cs="Times New Roman"/>
+          <w:sz w:val="24"/>
+          <w:szCs w:val="24"/>
+        </w:rPr>
+        <w:t>), AND (</w:t>
+      </w:r>
+      <w:r>
+        <w:rPr>
+          <w:rStyle w:val="HTMLCode"/>
+          <w:rFonts w:ascii="Times New Roman" w:eastAsia="Arial" w:hAnsi="Times New Roman" w:cs="Times New Roman"/>
+          <w:sz w:val="24"/>
+          <w:szCs w:val="24"/>
+        </w:rPr>
+        <w:t>&amp;=</w:t>
+      </w:r>
+      <w:r>
+        <w:rPr>
+          <w:rFonts w:ascii="Times New Roman" w:hAnsi="Times New Roman" w:cs="Times New Roman"/>
+          <w:sz w:val="24"/>
+          <w:szCs w:val="24"/>
+        </w:rPr>
+        <w:t>), and XOR (</w:t>
+      </w:r>
+      <w:r>
+        <w:rPr>
+          <w:rStyle w:val="HTMLCode"/>
+          <w:rFonts w:ascii="Times New Roman" w:eastAsia="Arial" w:hAnsi="Times New Roman" w:cs="Times New Roman"/>
+          <w:sz w:val="24"/>
+          <w:szCs w:val="24"/>
+        </w:rPr>
+        <w:t>^=</w:t>
+      </w:r>
+      <w:r>
+        <w:rPr>
+          <w:rFonts w:ascii="Times New Roman" w:hAnsi="Times New Roman" w:cs="Times New Roman"/>
+          <w:sz w:val="24"/>
+          <w:szCs w:val="24"/>
+        </w:rPr>
+        <w:t xml:space="preserve">) are supported using their corresponding methods. Each operation updates the current object’s value and returns the modified object, enabling in-place computation similar to standard Python integers. The </w:t>
+      </w:r>
+      <w:r>
+        <w:rPr>
+          <w:rStyle w:val="HTMLCode"/>
+          <w:rFonts w:ascii="Times New Roman" w:eastAsia="Arial" w:hAnsi="Times New Roman" w:cs="Times New Roman"/>
+          <w:sz w:val="24"/>
+          <w:szCs w:val="24"/>
+        </w:rPr>
+        <w:t>__str__</w:t>
+      </w:r>
+      <w:r>
+        <w:rPr>
+          <w:rFonts w:ascii="Times New Roman" w:hAnsi="Times New Roman" w:cs="Times New Roman"/>
+          <w:sz w:val="24"/>
+          <w:szCs w:val="24"/>
+        </w:rPr>
+        <w:t xml:space="preserve"> method is defined to allow the object to be printed in a readable format. Overall, this implementation demonstrates how operator overloading can be used to extend the functionality of user-defined classes, making them intuitive and consistent with built-in data types.</w:t>
+      </w:r>
+    </w:p>
+    <w:p>
+      <w:pPr>
+        <w:pStyle w:val="ListParagraph"/>
+        <w:spacing w:before="100" w:beforeAutospacing="1"/>
+        <w:jc w:val="both"/>
+        <w:rPr>
+          <w:rFonts w:ascii="Times New Roman" w:eastAsia="Times New Roman" w:hAnsi="Times New Roman" w:cs="Times New Roman"/>
+          <w:sz w:val="24"/>
+          <w:szCs w:val="24"/>
+          <w:lang w:val="en-US"/>
+        </w:rPr>
+      </w:pPr>
     </w:p>
     <w:sectPr>
-      <w:footerReference w:type="default" r:id="rId12"/>
+      <w:footerReference w:type="default" r:id="rId16"/>
       <w:pgSz w:w="11909" w:h="16834"/>
       <w:pgMar w:top="1440" w:right="1440" w:bottom="1440" w:left="1440" w:header="720" w:footer="720" w:gutter="0"/>
       <w:pgNumType w:start="0"/>
@@ -902,7 +8098,7 @@
         <w:sz w:val="24"/>
         <w:szCs w:val="24"/>
       </w:rPr>
-      <w:t>2</w:t>
+      <w:t>6</w:t>
     </w:r>
     <w:r>
       <w:rPr>
@@ -1732,6 +8928,458 @@
     </w:lvl>
   </w:abstractNum>
   <w:abstractNum w:abstractNumId="7" w15:restartNumberingAfterBreak="0">
+    <w:nsid w:val="463C2BFC"/>
+    <w:multiLevelType w:val="multilevel"/>
+    <w:tmpl w:val="6192B5BE"/>
+    <w:lvl w:ilvl="0">
+      <w:start w:val="1"/>
+      <w:numFmt w:val="decimal"/>
+      <w:lvlText w:val="%1."/>
+      <w:lvlJc w:val="left"/>
+      <w:pPr>
+        <w:tabs>
+          <w:tab w:val="num" w:pos="720"/>
+        </w:tabs>
+        <w:ind w:left="720" w:hanging="360"/>
+      </w:pPr>
+    </w:lvl>
+    <w:lvl w:ilvl="1" w:tentative="1">
+      <w:start w:val="1"/>
+      <w:numFmt w:val="decimal"/>
+      <w:lvlText w:val="%2."/>
+      <w:lvlJc w:val="left"/>
+      <w:pPr>
+        <w:tabs>
+          <w:tab w:val="num" w:pos="1440"/>
+        </w:tabs>
+        <w:ind w:left="1440" w:hanging="360"/>
+      </w:pPr>
+    </w:lvl>
+    <w:lvl w:ilvl="2" w:tentative="1">
+      <w:start w:val="1"/>
+      <w:numFmt w:val="decimal"/>
+      <w:lvlText w:val="%3."/>
+      <w:lvlJc w:val="left"/>
+      <w:pPr>
+        <w:tabs>
+          <w:tab w:val="num" w:pos="2160"/>
+        </w:tabs>
+        <w:ind w:left="2160" w:hanging="360"/>
+      </w:pPr>
+    </w:lvl>
+    <w:lvl w:ilvl="3" w:tentative="1">
+      <w:start w:val="1"/>
+      <w:numFmt w:val="decimal"/>
+      <w:lvlText w:val="%4."/>
+      <w:lvlJc w:val="left"/>
+      <w:pPr>
+        <w:tabs>
+          <w:tab w:val="num" w:pos="2880"/>
+        </w:tabs>
+        <w:ind w:left="2880" w:hanging="360"/>
+      </w:pPr>
+    </w:lvl>
+    <w:lvl w:ilvl="4" w:tentative="1">
+      <w:start w:val="1"/>
+      <w:numFmt w:val="decimal"/>
+      <w:lvlText w:val="%5."/>
+      <w:lvlJc w:val="left"/>
+      <w:pPr>
+        <w:tabs>
+          <w:tab w:val="num" w:pos="3600"/>
+        </w:tabs>
+        <w:ind w:left="3600" w:hanging="360"/>
+      </w:pPr>
+    </w:lvl>
+    <w:lvl w:ilvl="5" w:tentative="1">
+      <w:start w:val="1"/>
+      <w:numFmt w:val="decimal"/>
+      <w:lvlText w:val="%6."/>
+      <w:lvlJc w:val="left"/>
+      <w:pPr>
+        <w:tabs>
+          <w:tab w:val="num" w:pos="4320"/>
+        </w:tabs>
+        <w:ind w:left="4320" w:hanging="360"/>
+      </w:pPr>
+    </w:lvl>
+    <w:lvl w:ilvl="6" w:tentative="1">
+      <w:start w:val="1"/>
+      <w:numFmt w:val="decimal"/>
+      <w:lvlText w:val="%7."/>
+      <w:lvlJc w:val="left"/>
+      <w:pPr>
+        <w:tabs>
+          <w:tab w:val="num" w:pos="5040"/>
+        </w:tabs>
+        <w:ind w:left="5040" w:hanging="360"/>
+      </w:pPr>
+    </w:lvl>
+    <w:lvl w:ilvl="7" w:tentative="1">
+      <w:start w:val="1"/>
+      <w:numFmt w:val="decimal"/>
+      <w:lvlText w:val="%8."/>
+      <w:lvlJc w:val="left"/>
+      <w:pPr>
+        <w:tabs>
+          <w:tab w:val="num" w:pos="5760"/>
+        </w:tabs>
+        <w:ind w:left="5760" w:hanging="360"/>
+      </w:pPr>
+    </w:lvl>
+    <w:lvl w:ilvl="8" w:tentative="1">
+      <w:start w:val="1"/>
+      <w:numFmt w:val="decimal"/>
+      <w:lvlText w:val="%9."/>
+      <w:lvlJc w:val="left"/>
+      <w:pPr>
+        <w:tabs>
+          <w:tab w:val="num" w:pos="6480"/>
+        </w:tabs>
+        <w:ind w:left="6480" w:hanging="360"/>
+      </w:pPr>
+    </w:lvl>
+  </w:abstractNum>
+  <w:abstractNum w:abstractNumId="8" w15:restartNumberingAfterBreak="0">
+    <w:nsid w:val="51E73F7A"/>
+    <w:multiLevelType w:val="multilevel"/>
+    <w:tmpl w:val="F342BBC6"/>
+    <w:lvl w:ilvl="0">
+      <w:start w:val="1"/>
+      <w:numFmt w:val="decimal"/>
+      <w:lvlText w:val="%1."/>
+      <w:lvlJc w:val="left"/>
+      <w:pPr>
+        <w:tabs>
+          <w:tab w:val="num" w:pos="720"/>
+        </w:tabs>
+        <w:ind w:left="720" w:hanging="360"/>
+      </w:pPr>
+    </w:lvl>
+    <w:lvl w:ilvl="1" w:tentative="1">
+      <w:start w:val="1"/>
+      <w:numFmt w:val="decimal"/>
+      <w:lvlText w:val="%2."/>
+      <w:lvlJc w:val="left"/>
+      <w:pPr>
+        <w:tabs>
+          <w:tab w:val="num" w:pos="1440"/>
+        </w:tabs>
+        <w:ind w:left="1440" w:hanging="360"/>
+      </w:pPr>
+    </w:lvl>
+    <w:lvl w:ilvl="2" w:tentative="1">
+      <w:start w:val="1"/>
+      <w:numFmt w:val="decimal"/>
+      <w:lvlText w:val="%3."/>
+      <w:lvlJc w:val="left"/>
+      <w:pPr>
+        <w:tabs>
+          <w:tab w:val="num" w:pos="2160"/>
+        </w:tabs>
+        <w:ind w:left="2160" w:hanging="360"/>
+      </w:pPr>
+    </w:lvl>
+    <w:lvl w:ilvl="3" w:tentative="1">
+      <w:start w:val="1"/>
+      <w:numFmt w:val="decimal"/>
+      <w:lvlText w:val="%4."/>
+      <w:lvlJc w:val="left"/>
+      <w:pPr>
+        <w:tabs>
+          <w:tab w:val="num" w:pos="2880"/>
+        </w:tabs>
+        <w:ind w:left="2880" w:hanging="360"/>
+      </w:pPr>
+    </w:lvl>
+    <w:lvl w:ilvl="4" w:tentative="1">
+      <w:start w:val="1"/>
+      <w:numFmt w:val="decimal"/>
+      <w:lvlText w:val="%5."/>
+      <w:lvlJc w:val="left"/>
+      <w:pPr>
+        <w:tabs>
+          <w:tab w:val="num" w:pos="3600"/>
+        </w:tabs>
+        <w:ind w:left="3600" w:hanging="360"/>
+      </w:pPr>
+    </w:lvl>
+    <w:lvl w:ilvl="5" w:tentative="1">
+      <w:start w:val="1"/>
+      <w:numFmt w:val="decimal"/>
+      <w:lvlText w:val="%6."/>
+      <w:lvlJc w:val="left"/>
+      <w:pPr>
+        <w:tabs>
+          <w:tab w:val="num" w:pos="4320"/>
+        </w:tabs>
+        <w:ind w:left="4320" w:hanging="360"/>
+      </w:pPr>
+    </w:lvl>
+    <w:lvl w:ilvl="6" w:tentative="1">
+      <w:start w:val="1"/>
+      <w:numFmt w:val="decimal"/>
+      <w:lvlText w:val="%7."/>
+      <w:lvlJc w:val="left"/>
+      <w:pPr>
+        <w:tabs>
+          <w:tab w:val="num" w:pos="5040"/>
+        </w:tabs>
+        <w:ind w:left="5040" w:hanging="360"/>
+      </w:pPr>
+    </w:lvl>
+    <w:lvl w:ilvl="7" w:tentative="1">
+      <w:start w:val="1"/>
+      <w:numFmt w:val="decimal"/>
+      <w:lvlText w:val="%8."/>
+      <w:lvlJc w:val="left"/>
+      <w:pPr>
+        <w:tabs>
+          <w:tab w:val="num" w:pos="5760"/>
+        </w:tabs>
+        <w:ind w:left="5760" w:hanging="360"/>
+      </w:pPr>
+    </w:lvl>
+    <w:lvl w:ilvl="8" w:tentative="1">
+      <w:start w:val="1"/>
+      <w:numFmt w:val="decimal"/>
+      <w:lvlText w:val="%9."/>
+      <w:lvlJc w:val="left"/>
+      <w:pPr>
+        <w:tabs>
+          <w:tab w:val="num" w:pos="6480"/>
+        </w:tabs>
+        <w:ind w:left="6480" w:hanging="360"/>
+      </w:pPr>
+    </w:lvl>
+  </w:abstractNum>
+  <w:abstractNum w:abstractNumId="9" w15:restartNumberingAfterBreak="0">
+    <w:nsid w:val="55F56BCE"/>
+    <w:multiLevelType w:val="multilevel"/>
+    <w:tmpl w:val="3AEE3708"/>
+    <w:lvl w:ilvl="0">
+      <w:start w:val="1"/>
+      <w:numFmt w:val="decimal"/>
+      <w:lvlText w:val="%1."/>
+      <w:lvlJc w:val="left"/>
+      <w:pPr>
+        <w:tabs>
+          <w:tab w:val="num" w:pos="720"/>
+        </w:tabs>
+        <w:ind w:left="720" w:hanging="360"/>
+      </w:pPr>
+    </w:lvl>
+    <w:lvl w:ilvl="1" w:tentative="1">
+      <w:start w:val="1"/>
+      <w:numFmt w:val="decimal"/>
+      <w:lvlText w:val="%2."/>
+      <w:lvlJc w:val="left"/>
+      <w:pPr>
+        <w:tabs>
+          <w:tab w:val="num" w:pos="1440"/>
+        </w:tabs>
+        <w:ind w:left="1440" w:hanging="360"/>
+      </w:pPr>
+    </w:lvl>
+    <w:lvl w:ilvl="2" w:tentative="1">
+      <w:start w:val="1"/>
+      <w:numFmt w:val="decimal"/>
+      <w:lvlText w:val="%3."/>
+      <w:lvlJc w:val="left"/>
+      <w:pPr>
+        <w:tabs>
+          <w:tab w:val="num" w:pos="2160"/>
+        </w:tabs>
+        <w:ind w:left="2160" w:hanging="360"/>
+      </w:pPr>
+    </w:lvl>
+    <w:lvl w:ilvl="3" w:tentative="1">
+      <w:start w:val="1"/>
+      <w:numFmt w:val="decimal"/>
+      <w:lvlText w:val="%4."/>
+      <w:lvlJc w:val="left"/>
+      <w:pPr>
+        <w:tabs>
+          <w:tab w:val="num" w:pos="2880"/>
+        </w:tabs>
+        <w:ind w:left="2880" w:hanging="360"/>
+      </w:pPr>
+    </w:lvl>
+    <w:lvl w:ilvl="4" w:tentative="1">
+      <w:start w:val="1"/>
+      <w:numFmt w:val="decimal"/>
+      <w:lvlText w:val="%5."/>
+      <w:lvlJc w:val="left"/>
+      <w:pPr>
+        <w:tabs>
+          <w:tab w:val="num" w:pos="3600"/>
+        </w:tabs>
+        <w:ind w:left="3600" w:hanging="360"/>
+      </w:pPr>
+    </w:lvl>
+    <w:lvl w:ilvl="5" w:tentative="1">
+      <w:start w:val="1"/>
+      <w:numFmt w:val="decimal"/>
+      <w:lvlText w:val="%6."/>
+      <w:lvlJc w:val="left"/>
+      <w:pPr>
+        <w:tabs>
+          <w:tab w:val="num" w:pos="4320"/>
+        </w:tabs>
+        <w:ind w:left="4320" w:hanging="360"/>
+      </w:pPr>
+    </w:lvl>
+    <w:lvl w:ilvl="6" w:tentative="1">
+      <w:start w:val="1"/>
+      <w:numFmt w:val="decimal"/>
+      <w:lvlText w:val="%7."/>
+      <w:lvlJc w:val="left"/>
+      <w:pPr>
+        <w:tabs>
+          <w:tab w:val="num" w:pos="5040"/>
+        </w:tabs>
+        <w:ind w:left="5040" w:hanging="360"/>
+      </w:pPr>
+    </w:lvl>
+    <w:lvl w:ilvl="7" w:tentative="1">
+      <w:start w:val="1"/>
+      <w:numFmt w:val="decimal"/>
+      <w:lvlText w:val="%8."/>
+      <w:lvlJc w:val="left"/>
+      <w:pPr>
+        <w:tabs>
+          <w:tab w:val="num" w:pos="5760"/>
+        </w:tabs>
+        <w:ind w:left="5760" w:hanging="360"/>
+      </w:pPr>
+    </w:lvl>
+    <w:lvl w:ilvl="8" w:tentative="1">
+      <w:start w:val="1"/>
+      <w:numFmt w:val="decimal"/>
+      <w:lvlText w:val="%9."/>
+      <w:lvlJc w:val="left"/>
+      <w:pPr>
+        <w:tabs>
+          <w:tab w:val="num" w:pos="6480"/>
+        </w:tabs>
+        <w:ind w:left="6480" w:hanging="360"/>
+      </w:pPr>
+    </w:lvl>
+  </w:abstractNum>
+  <w:abstractNum w:abstractNumId="10" w15:restartNumberingAfterBreak="0">
+    <w:nsid w:val="5998766A"/>
+    <w:multiLevelType w:val="multilevel"/>
+    <w:tmpl w:val="39F27850"/>
+    <w:lvl w:ilvl="0">
+      <w:start w:val="1"/>
+      <w:numFmt w:val="decimal"/>
+      <w:lvlText w:val="%1."/>
+      <w:lvlJc w:val="left"/>
+      <w:pPr>
+        <w:tabs>
+          <w:tab w:val="num" w:pos="720"/>
+        </w:tabs>
+        <w:ind w:left="720" w:hanging="360"/>
+      </w:pPr>
+    </w:lvl>
+    <w:lvl w:ilvl="1" w:tentative="1">
+      <w:start w:val="1"/>
+      <w:numFmt w:val="decimal"/>
+      <w:lvlText w:val="%2."/>
+      <w:lvlJc w:val="left"/>
+      <w:pPr>
+        <w:tabs>
+          <w:tab w:val="num" w:pos="1440"/>
+        </w:tabs>
+        <w:ind w:left="1440" w:hanging="360"/>
+      </w:pPr>
+    </w:lvl>
+    <w:lvl w:ilvl="2" w:tentative="1">
+      <w:start w:val="1"/>
+      <w:numFmt w:val="decimal"/>
+      <w:lvlText w:val="%3."/>
+      <w:lvlJc w:val="left"/>
+      <w:pPr>
+        <w:tabs>
+          <w:tab w:val="num" w:pos="2160"/>
+        </w:tabs>
+        <w:ind w:left="2160" w:hanging="360"/>
+      </w:pPr>
+    </w:lvl>
+    <w:lvl w:ilvl="3" w:tentative="1">
+      <w:start w:val="1"/>
+      <w:numFmt w:val="decimal"/>
+      <w:lvlText w:val="%4."/>
+      <w:lvlJc w:val="left"/>
+      <w:pPr>
+        <w:tabs>
+          <w:tab w:val="num" w:pos="2880"/>
+        </w:tabs>
+        <w:ind w:left="2880" w:hanging="360"/>
+      </w:pPr>
+    </w:lvl>
+    <w:lvl w:ilvl="4" w:tentative="1">
+      <w:start w:val="1"/>
+      <w:numFmt w:val="decimal"/>
+      <w:lvlText w:val="%5."/>
+      <w:lvlJc w:val="left"/>
+      <w:pPr>
+        <w:tabs>
+          <w:tab w:val="num" w:pos="3600"/>
+        </w:tabs>
+        <w:ind w:left="3600" w:hanging="360"/>
+      </w:pPr>
+    </w:lvl>
+    <w:lvl w:ilvl="5" w:tentative="1">
+      <w:start w:val="1"/>
+      <w:numFmt w:val="decimal"/>
+      <w:lvlText w:val="%6."/>
+      <w:lvlJc w:val="left"/>
+      <w:pPr>
+        <w:tabs>
+          <w:tab w:val="num" w:pos="4320"/>
+        </w:tabs>
+        <w:ind w:left="4320" w:hanging="360"/>
+      </w:pPr>
+    </w:lvl>
+    <w:lvl w:ilvl="6" w:tentative="1">
+      <w:start w:val="1"/>
+      <w:numFmt w:val="decimal"/>
+      <w:lvlText w:val="%7."/>
+      <w:lvlJc w:val="left"/>
+      <w:pPr>
+        <w:tabs>
+          <w:tab w:val="num" w:pos="5040"/>
+        </w:tabs>
+        <w:ind w:left="5040" w:hanging="360"/>
+      </w:pPr>
+    </w:lvl>
+    <w:lvl w:ilvl="7" w:tentative="1">
+      <w:start w:val="1"/>
+      <w:numFmt w:val="decimal"/>
+      <w:lvlText w:val="%8."/>
+      <w:lvlJc w:val="left"/>
+      <w:pPr>
+        <w:tabs>
+          <w:tab w:val="num" w:pos="5760"/>
+        </w:tabs>
+        <w:ind w:left="5760" w:hanging="360"/>
+      </w:pPr>
+    </w:lvl>
+    <w:lvl w:ilvl="8" w:tentative="1">
+      <w:start w:val="1"/>
+      <w:numFmt w:val="decimal"/>
+      <w:lvlText w:val="%9."/>
+      <w:lvlJc w:val="left"/>
+      <w:pPr>
+        <w:tabs>
+          <w:tab w:val="num" w:pos="6480"/>
+        </w:tabs>
+        <w:ind w:left="6480" w:hanging="360"/>
+      </w:pPr>
+    </w:lvl>
+  </w:abstractNum>
+  <w:abstractNum w:abstractNumId="11" w15:restartNumberingAfterBreak="0">
     <w:nsid w:val="59BC5B2A"/>
     <w:multiLevelType w:val="multilevel"/>
     <w:tmpl w:val="68E6A8C6"/>
@@ -1880,7 +9528,7 @@
       </w:rPr>
     </w:lvl>
   </w:abstractNum>
-  <w:abstractNum w:abstractNumId="8" w15:restartNumberingAfterBreak="0">
+  <w:abstractNum w:abstractNumId="12" w15:restartNumberingAfterBreak="0">
     <w:nsid w:val="5F2A060F"/>
     <w:multiLevelType w:val="hybridMultilevel"/>
     <w:tmpl w:val="0F3CCC62"/>
@@ -1970,7 +9618,7 @@
       </w:pPr>
     </w:lvl>
   </w:abstractNum>
-  <w:abstractNum w:abstractNumId="9" w15:restartNumberingAfterBreak="0">
+  <w:abstractNum w:abstractNumId="13" w15:restartNumberingAfterBreak="0">
     <w:nsid w:val="6114183E"/>
     <w:multiLevelType w:val="hybridMultilevel"/>
     <w:tmpl w:val="53D0D65A"/>
@@ -2059,7 +9707,96 @@
       </w:pPr>
     </w:lvl>
   </w:abstractNum>
-  <w:abstractNum w:abstractNumId="10" w15:restartNumberingAfterBreak="0">
+  <w:abstractNum w:abstractNumId="14" w15:restartNumberingAfterBreak="0">
+    <w:nsid w:val="6F420CFC"/>
+    <w:multiLevelType w:val="hybridMultilevel"/>
+    <w:tmpl w:val="93D28DAA"/>
+    <w:lvl w:ilvl="0" w:tplc="0409000F">
+      <w:start w:val="1"/>
+      <w:numFmt w:val="decimal"/>
+      <w:lvlText w:val="%1."/>
+      <w:lvlJc w:val="left"/>
+      <w:pPr>
+        <w:ind w:left="720" w:hanging="360"/>
+      </w:pPr>
+      <w:rPr>
+        <w:rFonts w:hint="default"/>
+      </w:rPr>
+    </w:lvl>
+    <w:lvl w:ilvl="1" w:tplc="04090019" w:tentative="1">
+      <w:start w:val="1"/>
+      <w:numFmt w:val="lowerLetter"/>
+      <w:lvlText w:val="%2."/>
+      <w:lvlJc w:val="left"/>
+      <w:pPr>
+        <w:ind w:left="1440" w:hanging="360"/>
+      </w:pPr>
+    </w:lvl>
+    <w:lvl w:ilvl="2" w:tplc="0409001B" w:tentative="1">
+      <w:start w:val="1"/>
+      <w:numFmt w:val="lowerRoman"/>
+      <w:lvlText w:val="%3."/>
+      <w:lvlJc w:val="right"/>
+      <w:pPr>
+        <w:ind w:left="2160" w:hanging="180"/>
+      </w:pPr>
+    </w:lvl>
+    <w:lvl w:ilvl="3" w:tplc="0409000F" w:tentative="1">
+      <w:start w:val="1"/>
+      <w:numFmt w:val="decimal"/>
+      <w:lvlText w:val="%4."/>
+      <w:lvlJc w:val="left"/>
+      <w:pPr>
+        <w:ind w:left="2880" w:hanging="360"/>
+      </w:pPr>
+    </w:lvl>
+    <w:lvl w:ilvl="4" w:tplc="04090019" w:tentative="1">
+      <w:start w:val="1"/>
+      <w:numFmt w:val="lowerLetter"/>
+      <w:lvlText w:val="%5."/>
+      <w:lvlJc w:val="left"/>
+      <w:pPr>
+        <w:ind w:left="3600" w:hanging="360"/>
+      </w:pPr>
+    </w:lvl>
+    <w:lvl w:ilvl="5" w:tplc="0409001B" w:tentative="1">
+      <w:start w:val="1"/>
+      <w:numFmt w:val="lowerRoman"/>
+      <w:lvlText w:val="%6."/>
+      <w:lvlJc w:val="right"/>
+      <w:pPr>
+        <w:ind w:left="4320" w:hanging="180"/>
+      </w:pPr>
+    </w:lvl>
+    <w:lvl w:ilvl="6" w:tplc="0409000F" w:tentative="1">
+      <w:start w:val="1"/>
+      <w:numFmt w:val="decimal"/>
+      <w:lvlText w:val="%7."/>
+      <w:lvlJc w:val="left"/>
+      <w:pPr>
+        <w:ind w:left="5040" w:hanging="360"/>
+      </w:pPr>
+    </w:lvl>
+    <w:lvl w:ilvl="7" w:tplc="04090019" w:tentative="1">
+      <w:start w:val="1"/>
+      <w:numFmt w:val="lowerLetter"/>
+      <w:lvlText w:val="%8."/>
+      <w:lvlJc w:val="left"/>
+      <w:pPr>
+        <w:ind w:left="5760" w:hanging="360"/>
+      </w:pPr>
+    </w:lvl>
+    <w:lvl w:ilvl="8" w:tplc="0409001B" w:tentative="1">
+      <w:start w:val="1"/>
+      <w:numFmt w:val="lowerRoman"/>
+      <w:lvlText w:val="%9."/>
+      <w:lvlJc w:val="right"/>
+      <w:pPr>
+        <w:ind w:left="6480" w:hanging="180"/>
+      </w:pPr>
+    </w:lvl>
+  </w:abstractNum>
+  <w:abstractNum w:abstractNumId="15" w15:restartNumberingAfterBreak="0">
     <w:nsid w:val="71AE7761"/>
     <w:multiLevelType w:val="multilevel"/>
     <w:tmpl w:val="272ACE4C"/>
@@ -2172,7 +9909,7 @@
       </w:pPr>
     </w:lvl>
   </w:abstractNum>
-  <w:abstractNum w:abstractNumId="11" w15:restartNumberingAfterBreak="0">
+  <w:abstractNum w:abstractNumId="16" w15:restartNumberingAfterBreak="0">
     <w:nsid w:val="7819348D"/>
     <w:multiLevelType w:val="multilevel"/>
     <w:tmpl w:val="77160CB6"/>
@@ -2265,19 +10002,19 @@
     <w:abstractNumId w:val="4"/>
   </w:num>
   <w:num w:numId="3">
-    <w:abstractNumId w:val="11"/>
+    <w:abstractNumId w:val="16"/>
   </w:num>
   <w:num w:numId="4">
     <w:abstractNumId w:val="3"/>
   </w:num>
   <w:num w:numId="5">
-    <w:abstractNumId w:val="8"/>
+    <w:abstractNumId w:val="12"/>
   </w:num>
   <w:num w:numId="6">
-    <w:abstractNumId w:val="7"/>
+    <w:abstractNumId w:val="11"/>
   </w:num>
   <w:num w:numId="7">
-    <w:abstractNumId w:val="10"/>
+    <w:abstractNumId w:val="15"/>
   </w:num>
   <w:num w:numId="8">
     <w:abstractNumId w:val="6"/>
@@ -2292,7 +10029,22 @@
     <w:abstractNumId w:val="0"/>
   </w:num>
   <w:num w:numId="12">
+    <w:abstractNumId w:val="13"/>
+  </w:num>
+  <w:num w:numId="13">
+    <w:abstractNumId w:val="14"/>
+  </w:num>
+  <w:num w:numId="14">
+    <w:abstractNumId w:val="10"/>
+  </w:num>
+  <w:num w:numId="15">
     <w:abstractNumId w:val="9"/>
+  </w:num>
+  <w:num w:numId="16">
+    <w:abstractNumId w:val="8"/>
+  </w:num>
+  <w:num w:numId="17">
+    <w:abstractNumId w:val="7"/>
   </w:num>
 </w:numbering>
 </file>
@@ -3076,6 +10828,21 @@
     <w:basedOn w:val="DefaultParagraphFont"/>
     <w:rsid w:val="00165E4A"/>
   </w:style>
+  <w:style w:type="character" w:customStyle="1" w:styleId="hljs-titleclass">
+    <w:name w:val="hljs-title class_"/>
+    <w:basedOn w:val="DefaultParagraphFont"/>
+    <w:rsid w:val="007D04CE"/>
+  </w:style>
+  <w:style w:type="character" w:customStyle="1" w:styleId="hljs-variablelanguage">
+    <w:name w:val="hljs-variable language_"/>
+    <w:basedOn w:val="DefaultParagraphFont"/>
+    <w:rsid w:val="007D04CE"/>
+  </w:style>
+  <w:style w:type="character" w:customStyle="1" w:styleId="hljs-titleclassinherited">
+    <w:name w:val="hljs-title class_ inherited__"/>
+    <w:basedOn w:val="DefaultParagraphFont"/>
+    <w:rsid w:val="00BA17AF"/>
+  </w:style>
 </w:styles>
 </file>
 
@@ -3404,7 +11171,7 @@
 </file>
 
 <file path=customXml/itemProps1.xml><?xml version="1.0" encoding="utf-8"?>
-<ds:datastoreItem xmlns:ds="http://schemas.openxmlformats.org/officeDocument/2006/customXml" ds:itemID="{524F9EA0-4CCD-49C4-8428-6937109017F3}">
+<ds:datastoreItem xmlns:ds="http://schemas.openxmlformats.org/officeDocument/2006/customXml" ds:itemID="{0D6986EA-610F-408D-85CC-B85308F98D7C}">
   <ds:schemaRefs>
     <ds:schemaRef ds:uri="http://schemas.openxmlformats.org/officeDocument/2006/bibliography"/>
   </ds:schemaRefs>
